--- a/deliverables/inland_transport_2026-10/docx/QASOP_0XX_A04.docx
+++ b/deliverables/inland_transport_2026-10/docx/QASOP_0XX_A04.docx
@@ -96,72 +96,56 @@
         <w:t xml:space="preserve">   —   Верзија | Version: DRAFT   ·   Датум на важност | Effective date: —</w:t>
       </w:r>
     </w:p>
-    <w:tbl>
-      <w:tblPr>
-        <w:tblLook w:firstColumn="1" w:firstRow="1" w:lastColumn="0" w:lastRow="0" w:noHBand="0" w:noVBand="1" w:val="04A0"/>
-        <w:tblLayout w:type="fixed"/>
-        <w:tblW w:type="dxa" w:w="10466"/>
-        <w:tblInd w:type="dxa" w:w="0"/>
+    <w:p>
+      <w:pPr>
+        <w:spacing w:before="0" w:after="0"/>
         <w:jc w:val="center"/>
-        <w:tblBorders>
-          <w:top w:val="single" w:sz="4" w:space="0" w:color="2B547E"/>
-          <w:left w:val="single" w:sz="4" w:space="0" w:color="2B547E"/>
-          <w:bottom w:val="single" w:sz="4" w:space="0" w:color="2B547E"/>
-          <w:right w:val="single" w:sz="4" w:space="0" w:color="2B547E"/>
-          <w:insideH w:val="single" w:sz="4" w:space="0" w:color="2B547E"/>
-          <w:insideV w:val="single" w:sz="4" w:space="0" w:color="2B547E"/>
-        </w:tblBorders>
-      </w:tblPr>
-      <w:tblGrid>
-        <w:gridCol w:w="10466"/>
-      </w:tblGrid>
-      <w:tr>
-        <w:tc>
-          <w:tcPr>
-            <w:shd w:val="clear" w:color="auto" w:fill="2B547E"/>
-            <w:vAlign w:val="center"/>
-            <w:tcW w:type="dxa" w:w="10466"/>
-          </w:tcPr>
-          <w:p>
-            <w:pPr>
-              <w:spacing w:before="20" w:after="20"/>
-              <w:jc w:val="center"/>
-            </w:pPr>
-            <w:r/>
-            <w:r>
-              <w:rPr>
-                <w:rFonts w:ascii="Calibri" w:hAnsi="Calibri"/>
-                <w:b/>
-                <w:i w:val="0"/>
-                <w:color w:val="FFFFFF"/>
-                <w:sz w:val="22"/>
-              </w:rPr>
-              <w:t>1 Идентификација</w:t>
-            </w:r>
-            <w:r>
-              <w:rPr>
-                <w:rFonts w:ascii="Calibri" w:hAnsi="Calibri"/>
-                <w:b w:val="0"/>
-                <w:i w:val="0"/>
-                <w:color w:val="FFFFFF"/>
-                <w:sz w:val="18"/>
-              </w:rPr>
-              <w:t xml:space="preserve"> | </w:t>
-            </w:r>
-            <w:r>
-              <w:rPr>
-                <w:rFonts w:ascii="Calibri" w:hAnsi="Calibri"/>
-                <w:b w:val="0"/>
-                <w:i w:val="0"/>
-                <w:color w:val="FFFFFF"/>
-                <w:sz w:val="18"/>
-              </w:rPr>
-              <w:t>Identification</w:t>
-            </w:r>
-          </w:p>
-        </w:tc>
-      </w:tr>
-    </w:tbl>
+        <w:keepNext/>
+        <w:pBdr>
+          <w:top w:val="single" w:sz="4" w:space="2" w:color="2B547E"/>
+          <w:left w:val="single" w:sz="4" w:space="4" w:color="2B547E"/>
+          <w:bottom w:val="single" w:sz="4" w:space="2" w:color="2B547E"/>
+          <w:right w:val="single" w:sz="4" w:space="4" w:color="2B547E"/>
+        </w:pBdr>
+        <w:shd w:val="clear" w:color="auto" w:fill="2B547E"/>
+      </w:pPr>
+      <w:r>
+        <w:rPr>
+          <w:rFonts w:ascii="Calibri" w:hAnsi="Calibri"/>
+          <w:b/>
+          <w:i w:val="0"/>
+          <w:color w:val="FFFFFF"/>
+          <w:sz w:val="22"/>
+        </w:rPr>
+        <w:t>1 Идентификација</w:t>
+      </w:r>
+      <w:r>
+        <w:rPr>
+          <w:rFonts w:ascii="Calibri" w:hAnsi="Calibri"/>
+          <w:b w:val="0"/>
+          <w:i w:val="0"/>
+          <w:color w:val="FFFFFF"/>
+          <w:sz w:val="18"/>
+        </w:rPr>
+        <w:t xml:space="preserve"> | </w:t>
+      </w:r>
+      <w:r>
+        <w:rPr>
+          <w:rFonts w:ascii="Calibri" w:hAnsi="Calibri"/>
+          <w:b w:val="0"/>
+          <w:i w:val="0"/>
+          <w:color w:val="FFFFFF"/>
+          <w:sz w:val="18"/>
+        </w:rPr>
+        <w:t>Identification</w:t>
+      </w:r>
+    </w:p>
+    <w:p>
+      <w:pPr>
+        <w:keepNext/>
+        <w:spacing w:before="0" w:after="0" w:lineRule="exact" w:line="40"/>
+      </w:pPr>
+    </w:p>
     <w:tbl>
       <w:tblPr>
         <w:jc w:val="center"/>
@@ -185,6 +169,9 @@
         <w:gridCol w:w="3192"/>
       </w:tblGrid>
       <w:tr>
+        <w:trPr>
+          <w:cantSplit/>
+        </w:trPr>
         <w:tc>
           <w:tcPr>
             <w:shd w:val="clear" w:color="auto" w:fill="F2F2F2"/>
@@ -193,6 +180,7 @@
           </w:tcPr>
           <w:p>
             <w:pPr>
+              <w:keepNext/>
               <w:spacing w:before="20" w:after="20"/>
               <w:jc w:val="left"/>
             </w:pPr>
@@ -236,6 +224,7 @@
           </w:tcPr>
           <w:p>
             <w:pPr>
+              <w:keepNext/>
               <w:spacing w:before="20" w:after="20"/>
               <w:jc w:val="center"/>
             </w:pPr>
@@ -260,6 +249,7 @@
           </w:tcPr>
           <w:p>
             <w:pPr>
+              <w:keepNext/>
               <w:spacing w:before="20" w:after="20"/>
               <w:jc w:val="left"/>
             </w:pPr>
@@ -303,6 +293,7 @@
           </w:tcPr>
           <w:p>
             <w:pPr>
+              <w:keepNext/>
               <w:spacing w:before="20" w:after="20"/>
               <w:jc w:val="center"/>
             </w:pPr>
@@ -334,6 +325,9 @@
         <w:gridCol w:w="3056"/>
       </w:tblGrid>
       <w:tr>
+        <w:trPr>
+          <w:cantSplit/>
+        </w:trPr>
         <w:tc>
           <w:tcPr>
             <w:shd w:val="clear" w:color="auto" w:fill="F2F2F2"/>
@@ -342,6 +336,7 @@
           </w:tcPr>
           <w:p>
             <w:pPr>
+              <w:keepNext/>
               <w:spacing w:before="20" w:after="20"/>
               <w:jc w:val="left"/>
             </w:pPr>
@@ -385,6 +380,7 @@
           </w:tcPr>
           <w:p>
             <w:pPr>
+              <w:keepNext/>
               <w:spacing w:before="20" w:after="20"/>
               <w:jc w:val="center"/>
             </w:pPr>
@@ -409,6 +405,7 @@
           </w:tcPr>
           <w:p>
             <w:pPr>
+              <w:keepNext/>
               <w:spacing w:before="20" w:after="20"/>
               <w:jc w:val="left"/>
             </w:pPr>
@@ -452,6 +449,7 @@
           </w:tcPr>
           <w:p>
             <w:pPr>
+              <w:keepNext/>
               <w:spacing w:before="20" w:after="20"/>
               <w:jc w:val="center"/>
             </w:pPr>
@@ -495,6 +493,9 @@
         <w:gridCol w:w="1666"/>
       </w:tblGrid>
       <w:tr>
+        <w:trPr>
+          <w:cantSplit/>
+        </w:trPr>
         <w:tc>
           <w:tcPr>
             <w:shd w:val="clear" w:color="auto" w:fill="F2F2F2"/>
@@ -668,6 +669,12 @@
         </w:tc>
       </w:tr>
     </w:tbl>
+    <w:p>
+      <w:pPr>
+        <w:keepNext/>
+        <w:spacing w:before="0" w:after="0" w:lineRule="exact" w:line="120"/>
+      </w:pPr>
+    </w:p>
     <w:tbl>
       <w:tblPr>
         <w:jc w:val="center"/>
@@ -845,6 +852,62 @@
         </w:tc>
       </w:tr>
     </w:tbl>
+    <w:p>
+      <w:pPr>
+        <w:keepNext/>
+        <w:spacing w:before="0" w:after="0" w:lineRule="exact" w:line="240"/>
+      </w:pPr>
+    </w:p>
+    <w:p>
+      <w:pPr>
+        <w:spacing w:before="0" w:after="0"/>
+        <w:jc w:val="center"/>
+        <w:keepNext/>
+        <w:pBdr>
+          <w:top w:val="single" w:sz="4" w:space="2" w:color="2B547E"/>
+          <w:left w:val="single" w:sz="4" w:space="4" w:color="2B547E"/>
+          <w:bottom w:val="single" w:sz="4" w:space="2" w:color="2B547E"/>
+          <w:right w:val="single" w:sz="4" w:space="4" w:color="2B547E"/>
+        </w:pBdr>
+        <w:shd w:val="clear" w:color="auto" w:fill="2B547E"/>
+      </w:pPr>
+      <w:r>
+        <w:rPr>
+          <w:rFonts w:ascii="Calibri" w:hAnsi="Calibri"/>
+          <w:b/>
+          <w:i w:val="0"/>
+          <w:color w:val="FFFFFF"/>
+          <w:sz w:val="22"/>
+        </w:rPr>
+        <w:t>2 Логери</w:t>
+      </w:r>
+      <w:r>
+        <w:rPr>
+          <w:rFonts w:ascii="Calibri" w:hAnsi="Calibri"/>
+          <w:b w:val="0"/>
+          <w:i w:val="0"/>
+          <w:color w:val="FFFFFF"/>
+          <w:sz w:val="18"/>
+        </w:rPr>
+        <w:t xml:space="preserve"> | </w:t>
+      </w:r>
+      <w:r>
+        <w:rPr>
+          <w:rFonts w:ascii="Calibri" w:hAnsi="Calibri"/>
+          <w:b w:val="0"/>
+          <w:i w:val="0"/>
+          <w:color w:val="FFFFFF"/>
+          <w:sz w:val="18"/>
+        </w:rPr>
+        <w:t>Loggers</w:t>
+      </w:r>
+    </w:p>
+    <w:p>
+      <w:pPr>
+        <w:keepNext/>
+        <w:spacing w:before="0" w:after="0" w:lineRule="exact" w:line="40"/>
+      </w:pPr>
+    </w:p>
     <w:tbl>
       <w:tblPr>
         <w:tblLook w:firstColumn="1" w:firstRow="1" w:lastColumn="0" w:lastRow="0" w:noHBand="0" w:noVBand="1" w:val="04A0"/>
@@ -862,17 +925,29 @@
         </w:tblBorders>
       </w:tblPr>
       <w:tblGrid>
-        <w:gridCol w:w="10466"/>
+        <w:gridCol w:w="2841"/>
+        <w:gridCol w:w="1290"/>
+        <w:gridCol w:w="1849"/>
+        <w:gridCol w:w="637"/>
+        <w:gridCol w:w="737"/>
+        <w:gridCol w:w="637"/>
+        <w:gridCol w:w="745"/>
+        <w:gridCol w:w="1727"/>
       </w:tblGrid>
       <w:tr>
+        <w:trPr>
+          <w:tblHeader w:val="true"/>
+          <w:cantSplit/>
+        </w:trPr>
         <w:tc>
           <w:tcPr>
             <w:shd w:val="clear" w:color="auto" w:fill="2B547E"/>
             <w:vAlign w:val="center"/>
-            <w:tcW w:type="dxa" w:w="10466"/>
-          </w:tcPr>
-          <w:p>
-            <w:pPr>
+            <w:tcW w:type="dxa" w:w="2841"/>
+          </w:tcPr>
+          <w:p>
+            <w:pPr>
+              <w:keepNext/>
               <w:spacing w:before="20" w:after="20"/>
               <w:jc w:val="center"/>
             </w:pPr>
@@ -881,36 +956,925 @@
               <w:rPr>
                 <w:rFonts w:ascii="Calibri" w:hAnsi="Calibri"/>
                 <w:b/>
-                <w:i w:val="0"/>
-                <w:color w:val="FFFFFF"/>
-                <w:sz w:val="22"/>
-              </w:rPr>
-              <w:t>2 Логери</w:t>
-            </w:r>
-            <w:r>
-              <w:rPr>
-                <w:rFonts w:ascii="Calibri" w:hAnsi="Calibri"/>
-                <w:b w:val="0"/>
                 <w:i w:val="0"/>
                 <w:color w:val="FFFFFF"/>
                 <w:sz w:val="18"/>
               </w:rPr>
+              <w:t>Позиција</w:t>
+            </w:r>
+            <w:r>
+              <w:rPr>
+                <w:rFonts w:ascii="Calibri" w:hAnsi="Calibri"/>
+                <w:b w:val="0"/>
+                <w:i w:val="0"/>
+                <w:color w:val="FFFFFF"/>
+                <w:sz w:val="14"/>
+              </w:rPr>
               <w:t xml:space="preserve"> | </w:t>
             </w:r>
             <w:r>
               <w:rPr>
                 <w:rFonts w:ascii="Calibri" w:hAnsi="Calibri"/>
                 <w:b w:val="0"/>
+                <w:i w:val="0"/>
+                <w:color w:val="FFFFFF"/>
+                <w:sz w:val="14"/>
+              </w:rPr>
+              <w:t>Position</w:t>
+            </w:r>
+          </w:p>
+        </w:tc>
+        <w:tc>
+          <w:tcPr>
+            <w:shd w:val="clear" w:color="auto" w:fill="2B547E"/>
+            <w:vAlign w:val="center"/>
+            <w:tcW w:type="dxa" w:w="1290"/>
+          </w:tcPr>
+          <w:p>
+            <w:pPr>
+              <w:keepNext/>
+              <w:spacing w:before="20" w:after="20"/>
+              <w:jc w:val="center"/>
+            </w:pPr>
+            <w:r/>
+            <w:r>
+              <w:rPr>
+                <w:rFonts w:ascii="Calibri" w:hAnsi="Calibri"/>
+                <w:b/>
                 <w:i w:val="0"/>
                 <w:color w:val="FFFFFF"/>
                 <w:sz w:val="18"/>
               </w:rPr>
-              <w:t>Loggers</w:t>
-            </w:r>
+              <w:t>Сериски број</w:t>
+            </w:r>
+            <w:r>
+              <w:rPr>
+                <w:rFonts w:ascii="Calibri" w:hAnsi="Calibri"/>
+                <w:b w:val="0"/>
+                <w:i w:val="0"/>
+                <w:color w:val="FFFFFF"/>
+                <w:sz w:val="14"/>
+              </w:rPr>
+              <w:t xml:space="preserve"> | </w:t>
+            </w:r>
+            <w:r>
+              <w:rPr>
+                <w:rFonts w:ascii="Calibri" w:hAnsi="Calibri"/>
+                <w:b w:val="0"/>
+                <w:i w:val="0"/>
+                <w:color w:val="FFFFFF"/>
+                <w:sz w:val="14"/>
+              </w:rPr>
+              <w:t>Serial No.</w:t>
+            </w:r>
+          </w:p>
+        </w:tc>
+        <w:tc>
+          <w:tcPr>
+            <w:shd w:val="clear" w:color="auto" w:fill="2B547E"/>
+            <w:vAlign w:val="center"/>
+            <w:tcW w:type="dxa" w:w="1849"/>
+          </w:tcPr>
+          <w:p>
+            <w:pPr>
+              <w:keepNext/>
+              <w:spacing w:before="20" w:after="20"/>
+              <w:jc w:val="center"/>
+            </w:pPr>
+            <w:r/>
+            <w:r>
+              <w:rPr>
+                <w:rFonts w:ascii="Calibri" w:hAnsi="Calibri"/>
+                <w:b/>
+                <w:i w:val="0"/>
+                <w:color w:val="FFFFFF"/>
+                <w:sz w:val="18"/>
+              </w:rPr>
+              <w:t>Калибрација важи до</w:t>
+            </w:r>
+            <w:r>
+              <w:rPr>
+                <w:rFonts w:ascii="Calibri" w:hAnsi="Calibri"/>
+                <w:b w:val="0"/>
+                <w:i w:val="0"/>
+                <w:color w:val="FFFFFF"/>
+                <w:sz w:val="14"/>
+              </w:rPr>
+              <w:t xml:space="preserve"> | </w:t>
+            </w:r>
+            <w:r>
+              <w:rPr>
+                <w:rFonts w:ascii="Calibri" w:hAnsi="Calibri"/>
+                <w:b w:val="0"/>
+                <w:i w:val="0"/>
+                <w:color w:val="FFFFFF"/>
+                <w:sz w:val="14"/>
+              </w:rPr>
+              <w:t>Calibration due</w:t>
+            </w:r>
+          </w:p>
+        </w:tc>
+        <w:tc>
+          <w:tcPr>
+            <w:shd w:val="clear" w:color="auto" w:fill="2B547E"/>
+            <w:vAlign w:val="center"/>
+            <w:tcW w:type="dxa" w:w="637"/>
+          </w:tcPr>
+          <w:p>
+            <w:pPr>
+              <w:keepNext/>
+              <w:spacing w:before="20" w:after="20"/>
+              <w:jc w:val="center"/>
+            </w:pPr>
+            <w:r/>
+            <w:r>
+              <w:rPr>
+                <w:rFonts w:ascii="Calibri" w:hAnsi="Calibri"/>
+                <w:b/>
+                <w:i w:val="0"/>
+                <w:color w:val="FFFFFF"/>
+                <w:sz w:val="18"/>
+              </w:rPr>
+              <w:t>Мин. (°C)</w:t>
+            </w:r>
+          </w:p>
+        </w:tc>
+        <w:tc>
+          <w:tcPr>
+            <w:shd w:val="clear" w:color="auto" w:fill="2B547E"/>
+            <w:vAlign w:val="center"/>
+            <w:tcW w:type="dxa" w:w="737"/>
+          </w:tcPr>
+          <w:p>
+            <w:pPr>
+              <w:keepNext/>
+              <w:spacing w:before="20" w:after="20"/>
+              <w:jc w:val="center"/>
+            </w:pPr>
+            <w:r/>
+            <w:r>
+              <w:rPr>
+                <w:rFonts w:ascii="Calibri" w:hAnsi="Calibri"/>
+                <w:b/>
+                <w:i w:val="0"/>
+                <w:color w:val="FFFFFF"/>
+                <w:sz w:val="18"/>
+              </w:rPr>
+              <w:t>Макс. (°C)</w:t>
+            </w:r>
+          </w:p>
+        </w:tc>
+        <w:tc>
+          <w:tcPr>
+            <w:shd w:val="clear" w:color="auto" w:fill="2B547E"/>
+            <w:vAlign w:val="center"/>
+            <w:tcW w:type="dxa" w:w="637"/>
+          </w:tcPr>
+          <w:p>
+            <w:pPr>
+              <w:keepNext/>
+              <w:spacing w:before="20" w:after="20"/>
+              <w:jc w:val="center"/>
+            </w:pPr>
+            <w:r/>
+            <w:r>
+              <w:rPr>
+                <w:rFonts w:ascii="Calibri" w:hAnsi="Calibri"/>
+                <w:b/>
+                <w:i w:val="0"/>
+                <w:color w:val="FFFFFF"/>
+                <w:sz w:val="18"/>
+              </w:rPr>
+              <w:t>MKT (°C)</w:t>
+            </w:r>
+          </w:p>
+        </w:tc>
+        <w:tc>
+          <w:tcPr>
+            <w:shd w:val="clear" w:color="auto" w:fill="2B547E"/>
+            <w:vAlign w:val="center"/>
+            <w:tcW w:type="dxa" w:w="745"/>
+          </w:tcPr>
+          <w:p>
+            <w:pPr>
+              <w:keepNext/>
+              <w:spacing w:before="20" w:after="20"/>
+              <w:jc w:val="center"/>
+            </w:pPr>
+            <w:r/>
+            <w:r>
+              <w:rPr>
+                <w:rFonts w:ascii="Calibri" w:hAnsi="Calibri"/>
+                <w:b/>
+                <w:i w:val="0"/>
+                <w:color w:val="FFFFFF"/>
+                <w:sz w:val="18"/>
+              </w:rPr>
+              <w:t>Макс. RH (%)</w:t>
+            </w:r>
+          </w:p>
+        </w:tc>
+        <w:tc>
+          <w:tcPr>
+            <w:shd w:val="clear" w:color="auto" w:fill="2B547E"/>
+            <w:vAlign w:val="center"/>
+            <w:tcW w:type="dxa" w:w="1727"/>
+          </w:tcPr>
+          <w:p>
+            <w:pPr>
+              <w:keepNext/>
+              <w:spacing w:before="20" w:after="20"/>
+              <w:jc w:val="center"/>
+            </w:pPr>
+            <w:r/>
+            <w:r>
+              <w:rPr>
+                <w:rFonts w:ascii="Calibri" w:hAnsi="Calibri"/>
+                <w:b/>
+                <w:i w:val="0"/>
+                <w:color w:val="FFFFFF"/>
+                <w:sz w:val="18"/>
+              </w:rPr>
+              <w:t>Време надвор (мин)</w:t>
+            </w:r>
+            <w:r>
+              <w:rPr>
+                <w:rFonts w:ascii="Calibri" w:hAnsi="Calibri"/>
+                <w:b w:val="0"/>
+                <w:i w:val="0"/>
+                <w:color w:val="FFFFFF"/>
+                <w:sz w:val="14"/>
+              </w:rPr>
+              <w:t xml:space="preserve"> | </w:t>
+            </w:r>
+            <w:r>
+              <w:rPr>
+                <w:rFonts w:ascii="Calibri" w:hAnsi="Calibri"/>
+                <w:b w:val="0"/>
+                <w:i w:val="0"/>
+                <w:color w:val="FFFFFF"/>
+                <w:sz w:val="14"/>
+              </w:rPr>
+              <w:t>Time out (min)</w:t>
+            </w:r>
+          </w:p>
+        </w:tc>
+      </w:tr>
+      <w:tr>
+        <w:trPr>
+          <w:cantSplit/>
+        </w:trPr>
+        <w:tc>
+          <w:tcPr>
+            <w:shd w:val="clear" w:color="auto" w:fill="F2F2F2"/>
+            <w:vAlign w:val="center"/>
+            <w:tcW w:type="dxa" w:w="2841"/>
+          </w:tcPr>
+          <w:p>
+            <w:pPr>
+              <w:keepNext/>
+              <w:spacing w:before="20" w:after="20"/>
+              <w:jc w:val="center"/>
+            </w:pPr>
+            <w:r/>
+            <w:r>
+              <w:rPr>
+                <w:rFonts w:ascii="Calibri" w:hAnsi="Calibri"/>
+                <w:b w:val="0"/>
+                <w:i w:val="0"/>
+                <w:color w:val="000000"/>
+                <w:sz w:val="18"/>
+              </w:rPr>
+              <w:t>Рутинска (жешка/студена точка од OQ)</w:t>
+            </w:r>
+            <w:r>
+              <w:rPr>
+                <w:rFonts w:ascii="Calibri" w:hAnsi="Calibri"/>
+                <w:b w:val="0"/>
+                <w:i w:val="0"/>
+                <w:color w:val="000000"/>
+                <w:sz w:val="14"/>
+              </w:rPr>
+              <w:t xml:space="preserve"> | </w:t>
+            </w:r>
+            <w:r>
+              <w:rPr>
+                <w:rFonts w:ascii="Calibri" w:hAnsi="Calibri"/>
+                <w:b w:val="0"/>
+                <w:i/>
+                <w:color w:val="000000"/>
+                <w:sz w:val="14"/>
+              </w:rPr>
+              <w:t>Routine (OQ hot/cold spot)</w:t>
+            </w:r>
+          </w:p>
+        </w:tc>
+        <w:tc>
+          <w:tcPr>
+            <w:vAlign w:val="center"/>
+            <w:tcW w:type="dxa" w:w="1290"/>
+          </w:tcPr>
+          <w:p>
+            <w:pPr>
+              <w:keepNext/>
+              <w:spacing w:before="20" w:after="20"/>
+              <w:jc w:val="center"/>
+            </w:pPr>
+            <w:r/>
+          </w:p>
+        </w:tc>
+        <w:tc>
+          <w:tcPr>
+            <w:vAlign w:val="center"/>
+            <w:tcW w:type="dxa" w:w="1849"/>
+          </w:tcPr>
+          <w:p>
+            <w:pPr>
+              <w:keepNext/>
+              <w:spacing w:before="20" w:after="20"/>
+              <w:jc w:val="center"/>
+            </w:pPr>
+            <w:r/>
+          </w:p>
+        </w:tc>
+        <w:tc>
+          <w:tcPr>
+            <w:vAlign w:val="center"/>
+            <w:tcW w:type="dxa" w:w="637"/>
+          </w:tcPr>
+          <w:p>
+            <w:pPr>
+              <w:keepNext/>
+              <w:spacing w:before="20" w:after="20"/>
+              <w:jc w:val="center"/>
+            </w:pPr>
+            <w:r/>
+          </w:p>
+        </w:tc>
+        <w:tc>
+          <w:tcPr>
+            <w:vAlign w:val="center"/>
+            <w:tcW w:type="dxa" w:w="737"/>
+          </w:tcPr>
+          <w:p>
+            <w:pPr>
+              <w:keepNext/>
+              <w:spacing w:before="20" w:after="20"/>
+              <w:jc w:val="center"/>
+            </w:pPr>
+            <w:r/>
+          </w:p>
+        </w:tc>
+        <w:tc>
+          <w:tcPr>
+            <w:vAlign w:val="center"/>
+            <w:tcW w:type="dxa" w:w="637"/>
+          </w:tcPr>
+          <w:p>
+            <w:pPr>
+              <w:keepNext/>
+              <w:spacing w:before="20" w:after="20"/>
+              <w:jc w:val="center"/>
+            </w:pPr>
+            <w:r/>
+          </w:p>
+        </w:tc>
+        <w:tc>
+          <w:tcPr>
+            <w:vAlign w:val="center"/>
+            <w:tcW w:type="dxa" w:w="745"/>
+          </w:tcPr>
+          <w:p>
+            <w:pPr>
+              <w:keepNext/>
+              <w:spacing w:before="20" w:after="20"/>
+              <w:jc w:val="center"/>
+            </w:pPr>
+            <w:r/>
+          </w:p>
+        </w:tc>
+        <w:tc>
+          <w:tcPr>
+            <w:vAlign w:val="center"/>
+            <w:tcW w:type="dxa" w:w="1727"/>
+          </w:tcPr>
+          <w:p>
+            <w:pPr>
+              <w:keepNext/>
+              <w:spacing w:before="20" w:after="20"/>
+              <w:jc w:val="center"/>
+            </w:pPr>
+            <w:r/>
+          </w:p>
+        </w:tc>
+      </w:tr>
+      <w:tr>
+        <w:trPr>
+          <w:cantSplit/>
+        </w:trPr>
+        <w:tc>
+          <w:tcPr>
+            <w:shd w:val="clear" w:color="auto" w:fill="F2F2F2"/>
+            <w:vAlign w:val="center"/>
+            <w:tcW w:type="dxa" w:w="2841"/>
+          </w:tcPr>
+          <w:p>
+            <w:pPr>
+              <w:keepNext/>
+              <w:spacing w:before="20" w:after="20"/>
+              <w:jc w:val="center"/>
+            </w:pPr>
+            <w:r/>
+            <w:r>
+              <w:rPr>
+                <w:rFonts w:ascii="Calibri" w:hAnsi="Calibri"/>
+                <w:b w:val="0"/>
+                <w:i w:val="0"/>
+                <w:color w:val="000000"/>
+                <w:sz w:val="18"/>
+              </w:rPr>
+              <w:t>Центар на товарот</w:t>
+            </w:r>
+            <w:r>
+              <w:rPr>
+                <w:rFonts w:ascii="Calibri" w:hAnsi="Calibri"/>
+                <w:b w:val="0"/>
+                <w:i w:val="0"/>
+                <w:color w:val="000000"/>
+                <w:sz w:val="14"/>
+              </w:rPr>
+              <w:t xml:space="preserve"> | </w:t>
+            </w:r>
+            <w:r>
+              <w:rPr>
+                <w:rFonts w:ascii="Calibri" w:hAnsi="Calibri"/>
+                <w:b w:val="0"/>
+                <w:i/>
+                <w:color w:val="000000"/>
+                <w:sz w:val="14"/>
+              </w:rPr>
+              <w:t>Load centre</w:t>
+            </w:r>
+          </w:p>
+        </w:tc>
+        <w:tc>
+          <w:tcPr>
+            <w:shd w:val="clear" w:color="auto" w:fill="F7FAFC"/>
+            <w:vAlign w:val="center"/>
+            <w:tcW w:type="dxa" w:w="1290"/>
+          </w:tcPr>
+          <w:p>
+            <w:pPr>
+              <w:keepNext/>
+              <w:spacing w:before="20" w:after="20"/>
+              <w:jc w:val="center"/>
+            </w:pPr>
+            <w:r/>
+          </w:p>
+        </w:tc>
+        <w:tc>
+          <w:tcPr>
+            <w:shd w:val="clear" w:color="auto" w:fill="F7FAFC"/>
+            <w:vAlign w:val="center"/>
+            <w:tcW w:type="dxa" w:w="1849"/>
+          </w:tcPr>
+          <w:p>
+            <w:pPr>
+              <w:keepNext/>
+              <w:spacing w:before="20" w:after="20"/>
+              <w:jc w:val="center"/>
+            </w:pPr>
+            <w:r/>
+          </w:p>
+        </w:tc>
+        <w:tc>
+          <w:tcPr>
+            <w:shd w:val="clear" w:color="auto" w:fill="F7FAFC"/>
+            <w:vAlign w:val="center"/>
+            <w:tcW w:type="dxa" w:w="637"/>
+          </w:tcPr>
+          <w:p>
+            <w:pPr>
+              <w:keepNext/>
+              <w:spacing w:before="20" w:after="20"/>
+              <w:jc w:val="center"/>
+            </w:pPr>
+            <w:r/>
+          </w:p>
+        </w:tc>
+        <w:tc>
+          <w:tcPr>
+            <w:shd w:val="clear" w:color="auto" w:fill="F7FAFC"/>
+            <w:vAlign w:val="center"/>
+            <w:tcW w:type="dxa" w:w="737"/>
+          </w:tcPr>
+          <w:p>
+            <w:pPr>
+              <w:keepNext/>
+              <w:spacing w:before="20" w:after="20"/>
+              <w:jc w:val="center"/>
+            </w:pPr>
+            <w:r/>
+          </w:p>
+        </w:tc>
+        <w:tc>
+          <w:tcPr>
+            <w:shd w:val="clear" w:color="auto" w:fill="F7FAFC"/>
+            <w:vAlign w:val="center"/>
+            <w:tcW w:type="dxa" w:w="637"/>
+          </w:tcPr>
+          <w:p>
+            <w:pPr>
+              <w:keepNext/>
+              <w:spacing w:before="20" w:after="20"/>
+              <w:jc w:val="center"/>
+            </w:pPr>
+            <w:r/>
+          </w:p>
+        </w:tc>
+        <w:tc>
+          <w:tcPr>
+            <w:shd w:val="clear" w:color="auto" w:fill="F7FAFC"/>
+            <w:vAlign w:val="center"/>
+            <w:tcW w:type="dxa" w:w="745"/>
+          </w:tcPr>
+          <w:p>
+            <w:pPr>
+              <w:keepNext/>
+              <w:spacing w:before="20" w:after="20"/>
+              <w:jc w:val="center"/>
+            </w:pPr>
+            <w:r/>
+          </w:p>
+        </w:tc>
+        <w:tc>
+          <w:tcPr>
+            <w:shd w:val="clear" w:color="auto" w:fill="F7FAFC"/>
+            <w:vAlign w:val="center"/>
+            <w:tcW w:type="dxa" w:w="1727"/>
+          </w:tcPr>
+          <w:p>
+            <w:pPr>
+              <w:keepNext/>
+              <w:spacing w:before="20" w:after="20"/>
+              <w:jc w:val="center"/>
+            </w:pPr>
+            <w:r/>
+          </w:p>
+        </w:tc>
+      </w:tr>
+      <w:tr>
+        <w:trPr>
+          <w:cantSplit/>
+        </w:trPr>
+        <w:tc>
+          <w:tcPr>
+            <w:shd w:val="clear" w:color="auto" w:fill="F2F2F2"/>
+            <w:vAlign w:val="center"/>
+            <w:tcW w:type="dxa" w:w="2841"/>
+          </w:tcPr>
+          <w:p>
+            <w:pPr>
+              <w:keepNext/>
+              <w:spacing w:before="20" w:after="20"/>
+              <w:jc w:val="center"/>
+            </w:pPr>
+            <w:r/>
+            <w:r>
+              <w:rPr>
+                <w:rFonts w:ascii="Calibri" w:hAnsi="Calibri"/>
+                <w:b w:val="0"/>
+                <w:i w:val="0"/>
+                <w:color w:val="000000"/>
+                <w:sz w:val="18"/>
+              </w:rPr>
+              <w:t>Кај вратата</w:t>
+            </w:r>
+            <w:r>
+              <w:rPr>
+                <w:rFonts w:ascii="Calibri" w:hAnsi="Calibri"/>
+                <w:b w:val="0"/>
+                <w:i w:val="0"/>
+                <w:color w:val="000000"/>
+                <w:sz w:val="14"/>
+              </w:rPr>
+              <w:t xml:space="preserve"> | </w:t>
+            </w:r>
+            <w:r>
+              <w:rPr>
+                <w:rFonts w:ascii="Calibri" w:hAnsi="Calibri"/>
+                <w:b w:val="0"/>
+                <w:i/>
+                <w:color w:val="000000"/>
+                <w:sz w:val="14"/>
+              </w:rPr>
+              <w:t>At the door</w:t>
+            </w:r>
+          </w:p>
+        </w:tc>
+        <w:tc>
+          <w:tcPr>
+            <w:vAlign w:val="center"/>
+            <w:tcW w:type="dxa" w:w="1290"/>
+          </w:tcPr>
+          <w:p>
+            <w:pPr>
+              <w:keepNext/>
+              <w:spacing w:before="20" w:after="20"/>
+              <w:jc w:val="center"/>
+            </w:pPr>
+            <w:r/>
+          </w:p>
+        </w:tc>
+        <w:tc>
+          <w:tcPr>
+            <w:vAlign w:val="center"/>
+            <w:tcW w:type="dxa" w:w="1849"/>
+          </w:tcPr>
+          <w:p>
+            <w:pPr>
+              <w:keepNext/>
+              <w:spacing w:before="20" w:after="20"/>
+              <w:jc w:val="center"/>
+            </w:pPr>
+            <w:r/>
+          </w:p>
+        </w:tc>
+        <w:tc>
+          <w:tcPr>
+            <w:vAlign w:val="center"/>
+            <w:tcW w:type="dxa" w:w="637"/>
+          </w:tcPr>
+          <w:p>
+            <w:pPr>
+              <w:keepNext/>
+              <w:spacing w:before="20" w:after="20"/>
+              <w:jc w:val="center"/>
+            </w:pPr>
+            <w:r/>
+          </w:p>
+        </w:tc>
+        <w:tc>
+          <w:tcPr>
+            <w:vAlign w:val="center"/>
+            <w:tcW w:type="dxa" w:w="737"/>
+          </w:tcPr>
+          <w:p>
+            <w:pPr>
+              <w:keepNext/>
+              <w:spacing w:before="20" w:after="20"/>
+              <w:jc w:val="center"/>
+            </w:pPr>
+            <w:r/>
+          </w:p>
+        </w:tc>
+        <w:tc>
+          <w:tcPr>
+            <w:vAlign w:val="center"/>
+            <w:tcW w:type="dxa" w:w="637"/>
+          </w:tcPr>
+          <w:p>
+            <w:pPr>
+              <w:keepNext/>
+              <w:spacing w:before="20" w:after="20"/>
+              <w:jc w:val="center"/>
+            </w:pPr>
+            <w:r/>
+          </w:p>
+        </w:tc>
+        <w:tc>
+          <w:tcPr>
+            <w:vAlign w:val="center"/>
+            <w:tcW w:type="dxa" w:w="745"/>
+          </w:tcPr>
+          <w:p>
+            <w:pPr>
+              <w:keepNext/>
+              <w:spacing w:before="20" w:after="20"/>
+              <w:jc w:val="center"/>
+            </w:pPr>
+            <w:r/>
+          </w:p>
+        </w:tc>
+        <w:tc>
+          <w:tcPr>
+            <w:vAlign w:val="center"/>
+            <w:tcW w:type="dxa" w:w="1727"/>
+          </w:tcPr>
+          <w:p>
+            <w:pPr>
+              <w:keepNext/>
+              <w:spacing w:before="20" w:after="20"/>
+              <w:jc w:val="center"/>
+            </w:pPr>
+            <w:r/>
+          </w:p>
+        </w:tc>
+      </w:tr>
+      <w:tr>
+        <w:trPr>
+          <w:cantSplit/>
+        </w:trPr>
+        <w:tc>
+          <w:tcPr>
+            <w:shd w:val="clear" w:color="auto" w:fill="F2F2F2"/>
+            <w:vAlign w:val="center"/>
+            <w:tcW w:type="dxa" w:w="2841"/>
+          </w:tcPr>
+          <w:p>
+            <w:pPr>
+              <w:spacing w:before="20" w:after="20"/>
+              <w:jc w:val="center"/>
+            </w:pPr>
+            <w:r/>
+            <w:r>
+              <w:rPr>
+                <w:rFonts w:ascii="Calibri" w:hAnsi="Calibri"/>
+                <w:b w:val="0"/>
+                <w:i w:val="0"/>
+                <w:color w:val="000000"/>
+                <w:sz w:val="18"/>
+              </w:rPr>
+              <w:t>Амбиент</w:t>
+            </w:r>
+            <w:r>
+              <w:rPr>
+                <w:rFonts w:ascii="Calibri" w:hAnsi="Calibri"/>
+                <w:b w:val="0"/>
+                <w:i w:val="0"/>
+                <w:color w:val="000000"/>
+                <w:sz w:val="14"/>
+              </w:rPr>
+              <w:t xml:space="preserve"> | </w:t>
+            </w:r>
+            <w:r>
+              <w:rPr>
+                <w:rFonts w:ascii="Calibri" w:hAnsi="Calibri"/>
+                <w:b w:val="0"/>
+                <w:i/>
+                <w:color w:val="000000"/>
+                <w:sz w:val="14"/>
+              </w:rPr>
+              <w:t>Ambient</w:t>
+            </w:r>
+          </w:p>
+        </w:tc>
+        <w:tc>
+          <w:tcPr>
+            <w:shd w:val="clear" w:color="auto" w:fill="F7FAFC"/>
+            <w:vAlign w:val="center"/>
+            <w:tcW w:type="dxa" w:w="1290"/>
+          </w:tcPr>
+          <w:p>
+            <w:pPr>
+              <w:spacing w:before="20" w:after="20"/>
+              <w:jc w:val="center"/>
+            </w:pPr>
+            <w:r/>
+          </w:p>
+        </w:tc>
+        <w:tc>
+          <w:tcPr>
+            <w:shd w:val="clear" w:color="auto" w:fill="F7FAFC"/>
+            <w:vAlign w:val="center"/>
+            <w:tcW w:type="dxa" w:w="1849"/>
+          </w:tcPr>
+          <w:p>
+            <w:pPr>
+              <w:spacing w:before="20" w:after="20"/>
+              <w:jc w:val="center"/>
+            </w:pPr>
+            <w:r/>
+          </w:p>
+        </w:tc>
+        <w:tc>
+          <w:tcPr>
+            <w:shd w:val="clear" w:color="auto" w:fill="F7FAFC"/>
+            <w:vAlign w:val="center"/>
+            <w:tcW w:type="dxa" w:w="637"/>
+          </w:tcPr>
+          <w:p>
+            <w:pPr>
+              <w:spacing w:before="20" w:after="20"/>
+              <w:jc w:val="center"/>
+            </w:pPr>
+            <w:r/>
+          </w:p>
+        </w:tc>
+        <w:tc>
+          <w:tcPr>
+            <w:shd w:val="clear" w:color="auto" w:fill="F7FAFC"/>
+            <w:vAlign w:val="center"/>
+            <w:tcW w:type="dxa" w:w="737"/>
+          </w:tcPr>
+          <w:p>
+            <w:pPr>
+              <w:spacing w:before="20" w:after="20"/>
+              <w:jc w:val="center"/>
+            </w:pPr>
+            <w:r/>
+          </w:p>
+        </w:tc>
+        <w:tc>
+          <w:tcPr>
+            <w:shd w:val="clear" w:color="auto" w:fill="F7FAFC"/>
+            <w:vAlign w:val="center"/>
+            <w:tcW w:type="dxa" w:w="637"/>
+          </w:tcPr>
+          <w:p>
+            <w:pPr>
+              <w:spacing w:before="20" w:after="20"/>
+              <w:jc w:val="center"/>
+            </w:pPr>
+            <w:r/>
+          </w:p>
+        </w:tc>
+        <w:tc>
+          <w:tcPr>
+            <w:shd w:val="clear" w:color="auto" w:fill="F7FAFC"/>
+            <w:vAlign w:val="center"/>
+            <w:tcW w:type="dxa" w:w="745"/>
+          </w:tcPr>
+          <w:p>
+            <w:pPr>
+              <w:spacing w:before="20" w:after="20"/>
+              <w:jc w:val="center"/>
+            </w:pPr>
+            <w:r/>
+          </w:p>
+        </w:tc>
+        <w:tc>
+          <w:tcPr>
+            <w:shd w:val="clear" w:color="auto" w:fill="F7FAFC"/>
+            <w:vAlign w:val="center"/>
+            <w:tcW w:type="dxa" w:w="1727"/>
+          </w:tcPr>
+          <w:p>
+            <w:pPr>
+              <w:spacing w:before="20" w:after="20"/>
+              <w:jc w:val="center"/>
+            </w:pPr>
+            <w:r/>
           </w:p>
         </w:tc>
       </w:tr>
     </w:tbl>
+    <w:p>
+      <w:pPr>
+        <w:keepNext/>
+        <w:spacing w:before="0" w:after="0" w:lineRule="exact" w:line="240"/>
+      </w:pPr>
+    </w:p>
+    <w:p>
+      <w:pPr>
+        <w:spacing w:before="0" w:after="0"/>
+        <w:jc w:val="center"/>
+        <w:keepNext/>
+        <w:pBdr>
+          <w:top w:val="single" w:sz="4" w:space="2" w:color="2B547E"/>
+          <w:left w:val="single" w:sz="4" w:space="4" w:color="2B547E"/>
+          <w:bottom w:val="single" w:sz="4" w:space="2" w:color="2B547E"/>
+          <w:right w:val="single" w:sz="4" w:space="4" w:color="2B547E"/>
+        </w:pBdr>
+        <w:shd w:val="clear" w:color="auto" w:fill="2B547E"/>
+      </w:pPr>
+      <w:r>
+        <w:rPr>
+          <w:rFonts w:ascii="Calibri" w:hAnsi="Calibri"/>
+          <w:b/>
+          <w:i w:val="0"/>
+          <w:color w:val="FFFFFF"/>
+          <w:sz w:val="22"/>
+        </w:rPr>
+        <w:t>3 Тек на пратката</w:t>
+      </w:r>
+      <w:r>
+        <w:rPr>
+          <w:rFonts w:ascii="Calibri" w:hAnsi="Calibri"/>
+          <w:b w:val="0"/>
+          <w:i w:val="0"/>
+          <w:color w:val="FFFFFF"/>
+          <w:sz w:val="18"/>
+        </w:rPr>
+        <w:t xml:space="preserve"> | </w:t>
+      </w:r>
+      <w:r>
+        <w:rPr>
+          <w:rFonts w:ascii="Calibri" w:hAnsi="Calibri"/>
+          <w:b w:val="0"/>
+          <w:i w:val="0"/>
+          <w:color w:val="FFFFFF"/>
+          <w:sz w:val="18"/>
+        </w:rPr>
+        <w:t>Shipment timeline</w:t>
+      </w:r>
+    </w:p>
+    <w:p>
+      <w:pPr>
+        <w:keepNext/>
+        <w:spacing w:before="0" w:after="0" w:lineRule="exact" w:line="40"/>
+      </w:pPr>
+    </w:p>
     <w:tbl>
       <w:tblPr>
         <w:tblLook w:firstColumn="1" w:firstRow="1" w:lastColumn="0" w:lastRow="0" w:noHBand="0" w:noVBand="1" w:val="04A0"/>
@@ -928,27 +1892,24 @@
         </w:tblBorders>
       </w:tblPr>
       <w:tblGrid>
-        <w:gridCol w:w="2948"/>
-        <w:gridCol w:w="1317"/>
-        <w:gridCol w:w="1887"/>
-        <w:gridCol w:w="590"/>
-        <w:gridCol w:w="642"/>
-        <w:gridCol w:w="538"/>
-        <w:gridCol w:w="746"/>
-        <w:gridCol w:w="1794"/>
+        <w:gridCol w:w="5506"/>
+        <w:gridCol w:w="2056"/>
+        <w:gridCol w:w="2903"/>
       </w:tblGrid>
       <w:tr>
         <w:trPr>
           <w:tblHeader w:val="true"/>
+          <w:cantSplit/>
         </w:trPr>
         <w:tc>
           <w:tcPr>
             <w:shd w:val="clear" w:color="auto" w:fill="2B547E"/>
             <w:vAlign w:val="center"/>
-            <w:tcW w:type="dxa" w:w="2948"/>
-          </w:tcPr>
-          <w:p>
-            <w:pPr>
+            <w:tcW w:type="dxa" w:w="5506"/>
+          </w:tcPr>
+          <w:p>
+            <w:pPr>
+              <w:keepNext/>
               <w:spacing w:before="20" w:after="20"/>
               <w:jc w:val="center"/>
             </w:pPr>
@@ -961,7 +1922,7 @@
                 <w:color w:val="FFFFFF"/>
                 <w:sz w:val="18"/>
               </w:rPr>
-              <w:t>Позиција</w:t>
+              <w:t>Настан</w:t>
             </w:r>
             <w:r>
               <w:rPr>
@@ -981,7 +1942,7 @@
                 <w:color w:val="FFFFFF"/>
                 <w:sz w:val="14"/>
               </w:rPr>
-              <w:t>Position</w:t>
+              <w:t>Event</w:t>
             </w:r>
           </w:p>
         </w:tc>
@@ -989,10 +1950,11 @@
           <w:tcPr>
             <w:shd w:val="clear" w:color="auto" w:fill="2B547E"/>
             <w:vAlign w:val="center"/>
-            <w:tcW w:type="dxa" w:w="1317"/>
-          </w:tcPr>
-          <w:p>
-            <w:pPr>
+            <w:tcW w:type="dxa" w:w="2056"/>
+          </w:tcPr>
+          <w:p>
+            <w:pPr>
+              <w:keepNext/>
               <w:spacing w:before="20" w:after="20"/>
               <w:jc w:val="center"/>
             </w:pPr>
@@ -1005,7 +1967,7 @@
                 <w:color w:val="FFFFFF"/>
                 <w:sz w:val="18"/>
               </w:rPr>
-              <w:t>Сериски број</w:t>
+              <w:t>Време</w:t>
             </w:r>
             <w:r>
               <w:rPr>
@@ -1025,7 +1987,7 @@
                 <w:color w:val="FFFFFF"/>
                 <w:sz w:val="14"/>
               </w:rPr>
-              <w:t>Serial No.</w:t>
+              <w:t>Time</w:t>
             </w:r>
           </w:p>
         </w:tc>
@@ -1033,10 +1995,11 @@
           <w:tcPr>
             <w:shd w:val="clear" w:color="auto" w:fill="2B547E"/>
             <w:vAlign w:val="center"/>
-            <w:tcW w:type="dxa" w:w="1887"/>
-          </w:tcPr>
-          <w:p>
-            <w:pPr>
+            <w:tcW w:type="dxa" w:w="2903"/>
+          </w:tcPr>
+          <w:p>
+            <w:pPr>
+              <w:keepNext/>
               <w:spacing w:before="20" w:after="20"/>
               <w:jc w:val="center"/>
             </w:pPr>
@@ -1049,7 +2012,7 @@
                 <w:color w:val="FFFFFF"/>
                 <w:sz w:val="18"/>
               </w:rPr>
-              <w:t>Калибрација важи до</w:t>
+              <w:t>Забелешка</w:t>
             </w:r>
             <w:r>
               <w:rPr>
@@ -1069,160 +2032,24 @@
                 <w:color w:val="FFFFFF"/>
                 <w:sz w:val="14"/>
               </w:rPr>
-              <w:t>Calibration due</w:t>
-            </w:r>
-          </w:p>
-        </w:tc>
-        <w:tc>
-          <w:tcPr>
-            <w:shd w:val="clear" w:color="auto" w:fill="2B547E"/>
-            <w:vAlign w:val="center"/>
-            <w:tcW w:type="dxa" w:w="590"/>
-          </w:tcPr>
-          <w:p>
-            <w:pPr>
-              <w:spacing w:before="20" w:after="20"/>
-              <w:jc w:val="center"/>
-            </w:pPr>
-            <w:r/>
-            <w:r>
-              <w:rPr>
-                <w:rFonts w:ascii="Calibri" w:hAnsi="Calibri"/>
-                <w:b/>
-                <w:i w:val="0"/>
-                <w:color w:val="FFFFFF"/>
-                <w:sz w:val="18"/>
-              </w:rPr>
-              <w:t>Мин. (°C)</w:t>
-            </w:r>
-          </w:p>
-        </w:tc>
-        <w:tc>
-          <w:tcPr>
-            <w:shd w:val="clear" w:color="auto" w:fill="2B547E"/>
-            <w:vAlign w:val="center"/>
-            <w:tcW w:type="dxa" w:w="642"/>
-          </w:tcPr>
-          <w:p>
-            <w:pPr>
-              <w:spacing w:before="20" w:after="20"/>
-              <w:jc w:val="center"/>
-            </w:pPr>
-            <w:r/>
-            <w:r>
-              <w:rPr>
-                <w:rFonts w:ascii="Calibri" w:hAnsi="Calibri"/>
-                <w:b/>
-                <w:i w:val="0"/>
-                <w:color w:val="FFFFFF"/>
-                <w:sz w:val="18"/>
-              </w:rPr>
-              <w:t>Макс. (°C)</w:t>
-            </w:r>
-          </w:p>
-        </w:tc>
-        <w:tc>
-          <w:tcPr>
-            <w:shd w:val="clear" w:color="auto" w:fill="2B547E"/>
-            <w:vAlign w:val="center"/>
-            <w:tcW w:type="dxa" w:w="538"/>
-          </w:tcPr>
-          <w:p>
-            <w:pPr>
-              <w:spacing w:before="20" w:after="20"/>
-              <w:jc w:val="center"/>
-            </w:pPr>
-            <w:r/>
-            <w:r>
-              <w:rPr>
-                <w:rFonts w:ascii="Calibri" w:hAnsi="Calibri"/>
-                <w:b/>
-                <w:i w:val="0"/>
-                <w:color w:val="FFFFFF"/>
-                <w:sz w:val="18"/>
-              </w:rPr>
-              <w:t>MKT (°C)</w:t>
-            </w:r>
-          </w:p>
-        </w:tc>
-        <w:tc>
-          <w:tcPr>
-            <w:shd w:val="clear" w:color="auto" w:fill="2B547E"/>
-            <w:vAlign w:val="center"/>
-            <w:tcW w:type="dxa" w:w="746"/>
-          </w:tcPr>
-          <w:p>
-            <w:pPr>
-              <w:spacing w:before="20" w:after="20"/>
-              <w:jc w:val="center"/>
-            </w:pPr>
-            <w:r/>
-            <w:r>
-              <w:rPr>
-                <w:rFonts w:ascii="Calibri" w:hAnsi="Calibri"/>
-                <w:b/>
-                <w:i w:val="0"/>
-                <w:color w:val="FFFFFF"/>
-                <w:sz w:val="18"/>
-              </w:rPr>
-              <w:t>Макс. RH (%)</w:t>
-            </w:r>
-          </w:p>
-        </w:tc>
-        <w:tc>
-          <w:tcPr>
-            <w:shd w:val="clear" w:color="auto" w:fill="2B547E"/>
-            <w:vAlign w:val="center"/>
-            <w:tcW w:type="dxa" w:w="1794"/>
-          </w:tcPr>
-          <w:p>
-            <w:pPr>
-              <w:spacing w:before="20" w:after="20"/>
-              <w:jc w:val="center"/>
-            </w:pPr>
-            <w:r/>
-            <w:r>
-              <w:rPr>
-                <w:rFonts w:ascii="Calibri" w:hAnsi="Calibri"/>
-                <w:b/>
-                <w:i w:val="0"/>
-                <w:color w:val="FFFFFF"/>
-                <w:sz w:val="18"/>
-              </w:rPr>
-              <w:t>Време надвор (мин)</w:t>
-            </w:r>
-            <w:r>
-              <w:rPr>
-                <w:rFonts w:ascii="Calibri" w:hAnsi="Calibri"/>
-                <w:b w:val="0"/>
-                <w:i w:val="0"/>
-                <w:color w:val="FFFFFF"/>
-                <w:sz w:val="14"/>
-              </w:rPr>
-              <w:t xml:space="preserve"> | </w:t>
-            </w:r>
-            <w:r>
-              <w:rPr>
-                <w:rFonts w:ascii="Calibri" w:hAnsi="Calibri"/>
-                <w:b w:val="0"/>
-                <w:i w:val="0"/>
-                <w:color w:val="FFFFFF"/>
-                <w:sz w:val="14"/>
-              </w:rPr>
-              <w:t>Time out (min)</w:t>
+              <w:t>Remark</w:t>
             </w:r>
           </w:p>
         </w:tc>
       </w:tr>
       <w:tr>
+        <w:trPr>
+          <w:cantSplit/>
+        </w:trPr>
         <w:tc>
           <w:tcPr>
             <w:shd w:val="clear" w:color="auto" w:fill="F2F2F2"/>
             <w:vAlign w:val="center"/>
-            <w:tcW w:type="dxa" w:w="2948"/>
-          </w:tcPr>
-          <w:p>
-            <w:pPr>
+            <w:tcW w:type="dxa" w:w="5506"/>
+          </w:tcPr>
+          <w:p>
+            <w:pPr>
+              <w:keepNext/>
               <w:spacing w:before="20" w:after="20"/>
               <w:jc w:val="center"/>
             </w:pPr>
@@ -1235,7 +2062,7 @@
                 <w:color w:val="000000"/>
                 <w:sz w:val="18"/>
               </w:rPr>
-              <w:t>Рутинска (жешка/студена точка од OQ)</w:t>
+              <w:t>Предкондиционирање почнато</w:t>
             </w:r>
             <w:r>
               <w:rPr>
@@ -1255,95 +2082,32 @@
                 <w:color w:val="000000"/>
                 <w:sz w:val="14"/>
               </w:rPr>
-              <w:t>Routine (OQ hot/cold spot)</w:t>
-            </w:r>
-          </w:p>
-        </w:tc>
-        <w:tc>
-          <w:tcPr>
-            <w:vAlign w:val="center"/>
-            <w:tcW w:type="dxa" w:w="1317"/>
-          </w:tcPr>
-          <w:p>
-            <w:pPr>
-              <w:spacing w:before="20" w:after="20"/>
-              <w:jc w:val="center"/>
-            </w:pPr>
-            <w:r/>
-          </w:p>
-        </w:tc>
-        <w:tc>
-          <w:tcPr>
-            <w:vAlign w:val="center"/>
-            <w:tcW w:type="dxa" w:w="1887"/>
-          </w:tcPr>
-          <w:p>
-            <w:pPr>
-              <w:spacing w:before="20" w:after="20"/>
-              <w:jc w:val="center"/>
-            </w:pPr>
-            <w:r/>
-          </w:p>
-        </w:tc>
-        <w:tc>
-          <w:tcPr>
-            <w:vAlign w:val="center"/>
-            <w:tcW w:type="dxa" w:w="590"/>
-          </w:tcPr>
-          <w:p>
-            <w:pPr>
-              <w:spacing w:before="20" w:after="20"/>
-              <w:jc w:val="center"/>
-            </w:pPr>
-            <w:r/>
-          </w:p>
-        </w:tc>
-        <w:tc>
-          <w:tcPr>
-            <w:vAlign w:val="center"/>
-            <w:tcW w:type="dxa" w:w="642"/>
-          </w:tcPr>
-          <w:p>
-            <w:pPr>
-              <w:spacing w:before="20" w:after="20"/>
-              <w:jc w:val="center"/>
-            </w:pPr>
-            <w:r/>
-          </w:p>
-        </w:tc>
-        <w:tc>
-          <w:tcPr>
-            <w:vAlign w:val="center"/>
-            <w:tcW w:type="dxa" w:w="538"/>
-          </w:tcPr>
-          <w:p>
-            <w:pPr>
-              <w:spacing w:before="20" w:after="20"/>
-              <w:jc w:val="center"/>
-            </w:pPr>
-            <w:r/>
-          </w:p>
-        </w:tc>
-        <w:tc>
-          <w:tcPr>
-            <w:vAlign w:val="center"/>
-            <w:tcW w:type="dxa" w:w="746"/>
-          </w:tcPr>
-          <w:p>
-            <w:pPr>
-              <w:spacing w:before="20" w:after="20"/>
-              <w:jc w:val="center"/>
-            </w:pPr>
-            <w:r/>
-          </w:p>
-        </w:tc>
-        <w:tc>
-          <w:tcPr>
-            <w:vAlign w:val="center"/>
-            <w:tcW w:type="dxa" w:w="1794"/>
-          </w:tcPr>
-          <w:p>
-            <w:pPr>
+              <w:t>Pre-conditioning started</w:t>
+            </w:r>
+          </w:p>
+        </w:tc>
+        <w:tc>
+          <w:tcPr>
+            <w:vAlign w:val="center"/>
+            <w:tcW w:type="dxa" w:w="2056"/>
+          </w:tcPr>
+          <w:p>
+            <w:pPr>
+              <w:keepNext/>
+              <w:spacing w:before="20" w:after="20"/>
+              <w:jc w:val="center"/>
+            </w:pPr>
+            <w:r/>
+          </w:p>
+        </w:tc>
+        <w:tc>
+          <w:tcPr>
+            <w:vAlign w:val="center"/>
+            <w:tcW w:type="dxa" w:w="2903"/>
+          </w:tcPr>
+          <w:p>
+            <w:pPr>
+              <w:keepNext/>
               <w:spacing w:before="20" w:after="20"/>
               <w:jc w:val="center"/>
             </w:pPr>
@@ -1352,14 +2116,18 @@
         </w:tc>
       </w:tr>
       <w:tr>
+        <w:trPr>
+          <w:cantSplit/>
+        </w:trPr>
         <w:tc>
           <w:tcPr>
             <w:shd w:val="clear" w:color="auto" w:fill="F2F2F2"/>
             <w:vAlign w:val="center"/>
-            <w:tcW w:type="dxa" w:w="2948"/>
-          </w:tcPr>
-          <w:p>
-            <w:pPr>
+            <w:tcW w:type="dxa" w:w="5506"/>
+          </w:tcPr>
+          <w:p>
+            <w:pPr>
+              <w:keepNext/>
               <w:spacing w:before="20" w:after="20"/>
               <w:jc w:val="center"/>
             </w:pPr>
@@ -1372,7 +2140,7 @@
                 <w:color w:val="000000"/>
                 <w:sz w:val="18"/>
               </w:rPr>
-              <w:t>Центар на товарот</w:t>
+              <w:t>Товарање завршено, вратата затворена</w:t>
             </w:r>
             <w:r>
               <w:rPr>
@@ -1392,7 +2160,7 @@
                 <w:color w:val="000000"/>
                 <w:sz w:val="14"/>
               </w:rPr>
-              <w:t>Load centre</w:t>
+              <w:t>Loading complete, door closed</w:t>
             </w:r>
           </w:p>
         </w:tc>
@@ -1400,10 +2168,11 @@
           <w:tcPr>
             <w:shd w:val="clear" w:color="auto" w:fill="F7FAFC"/>
             <w:vAlign w:val="center"/>
-            <w:tcW w:type="dxa" w:w="1317"/>
-          </w:tcPr>
-          <w:p>
-            <w:pPr>
+            <w:tcW w:type="dxa" w:w="2056"/>
+          </w:tcPr>
+          <w:p>
+            <w:pPr>
+              <w:keepNext/>
               <w:spacing w:before="20" w:after="20"/>
               <w:jc w:val="center"/>
             </w:pPr>
@@ -1414,80 +2183,11 @@
           <w:tcPr>
             <w:shd w:val="clear" w:color="auto" w:fill="F7FAFC"/>
             <w:vAlign w:val="center"/>
-            <w:tcW w:type="dxa" w:w="1887"/>
-          </w:tcPr>
-          <w:p>
-            <w:pPr>
-              <w:spacing w:before="20" w:after="20"/>
-              <w:jc w:val="center"/>
-            </w:pPr>
-            <w:r/>
-          </w:p>
-        </w:tc>
-        <w:tc>
-          <w:tcPr>
-            <w:shd w:val="clear" w:color="auto" w:fill="F7FAFC"/>
-            <w:vAlign w:val="center"/>
-            <w:tcW w:type="dxa" w:w="590"/>
-          </w:tcPr>
-          <w:p>
-            <w:pPr>
-              <w:spacing w:before="20" w:after="20"/>
-              <w:jc w:val="center"/>
-            </w:pPr>
-            <w:r/>
-          </w:p>
-        </w:tc>
-        <w:tc>
-          <w:tcPr>
-            <w:shd w:val="clear" w:color="auto" w:fill="F7FAFC"/>
-            <w:vAlign w:val="center"/>
-            <w:tcW w:type="dxa" w:w="642"/>
-          </w:tcPr>
-          <w:p>
-            <w:pPr>
-              <w:spacing w:before="20" w:after="20"/>
-              <w:jc w:val="center"/>
-            </w:pPr>
-            <w:r/>
-          </w:p>
-        </w:tc>
-        <w:tc>
-          <w:tcPr>
-            <w:shd w:val="clear" w:color="auto" w:fill="F7FAFC"/>
-            <w:vAlign w:val="center"/>
-            <w:tcW w:type="dxa" w:w="538"/>
-          </w:tcPr>
-          <w:p>
-            <w:pPr>
-              <w:spacing w:before="20" w:after="20"/>
-              <w:jc w:val="center"/>
-            </w:pPr>
-            <w:r/>
-          </w:p>
-        </w:tc>
-        <w:tc>
-          <w:tcPr>
-            <w:shd w:val="clear" w:color="auto" w:fill="F7FAFC"/>
-            <w:vAlign w:val="center"/>
-            <w:tcW w:type="dxa" w:w="746"/>
-          </w:tcPr>
-          <w:p>
-            <w:pPr>
-              <w:spacing w:before="20" w:after="20"/>
-              <w:jc w:val="center"/>
-            </w:pPr>
-            <w:r/>
-          </w:p>
-        </w:tc>
-        <w:tc>
-          <w:tcPr>
-            <w:shd w:val="clear" w:color="auto" w:fill="F7FAFC"/>
-            <w:vAlign w:val="center"/>
-            <w:tcW w:type="dxa" w:w="1794"/>
-          </w:tcPr>
-          <w:p>
-            <w:pPr>
+            <w:tcW w:type="dxa" w:w="2903"/>
+          </w:tcPr>
+          <w:p>
+            <w:pPr>
+              <w:keepNext/>
               <w:spacing w:before="20" w:after="20"/>
               <w:jc w:val="center"/>
             </w:pPr>
@@ -1496,14 +2196,18 @@
         </w:tc>
       </w:tr>
       <w:tr>
+        <w:trPr>
+          <w:cantSplit/>
+        </w:trPr>
         <w:tc>
           <w:tcPr>
             <w:shd w:val="clear" w:color="auto" w:fill="F2F2F2"/>
             <w:vAlign w:val="center"/>
-            <w:tcW w:type="dxa" w:w="2948"/>
-          </w:tcPr>
-          <w:p>
-            <w:pPr>
+            <w:tcW w:type="dxa" w:w="5506"/>
+          </w:tcPr>
+          <w:p>
+            <w:pPr>
+              <w:keepNext/>
               <w:spacing w:before="20" w:after="20"/>
               <w:jc w:val="center"/>
             </w:pPr>
@@ -1516,7 +2220,7 @@
                 <w:color w:val="000000"/>
                 <w:sz w:val="18"/>
               </w:rPr>
-              <w:t>Кај вратата</w:t>
+              <w:t>Поаѓање</w:t>
             </w:r>
             <w:r>
               <w:rPr>
@@ -1536,95 +2240,32 @@
                 <w:color w:val="000000"/>
                 <w:sz w:val="14"/>
               </w:rPr>
-              <w:t>At the door</w:t>
-            </w:r>
-          </w:p>
-        </w:tc>
-        <w:tc>
-          <w:tcPr>
-            <w:vAlign w:val="center"/>
-            <w:tcW w:type="dxa" w:w="1317"/>
-          </w:tcPr>
-          <w:p>
-            <w:pPr>
-              <w:spacing w:before="20" w:after="20"/>
-              <w:jc w:val="center"/>
-            </w:pPr>
-            <w:r/>
-          </w:p>
-        </w:tc>
-        <w:tc>
-          <w:tcPr>
-            <w:vAlign w:val="center"/>
-            <w:tcW w:type="dxa" w:w="1887"/>
-          </w:tcPr>
-          <w:p>
-            <w:pPr>
-              <w:spacing w:before="20" w:after="20"/>
-              <w:jc w:val="center"/>
-            </w:pPr>
-            <w:r/>
-          </w:p>
-        </w:tc>
-        <w:tc>
-          <w:tcPr>
-            <w:vAlign w:val="center"/>
-            <w:tcW w:type="dxa" w:w="590"/>
-          </w:tcPr>
-          <w:p>
-            <w:pPr>
-              <w:spacing w:before="20" w:after="20"/>
-              <w:jc w:val="center"/>
-            </w:pPr>
-            <w:r/>
-          </w:p>
-        </w:tc>
-        <w:tc>
-          <w:tcPr>
-            <w:vAlign w:val="center"/>
-            <w:tcW w:type="dxa" w:w="642"/>
-          </w:tcPr>
-          <w:p>
-            <w:pPr>
-              <w:spacing w:before="20" w:after="20"/>
-              <w:jc w:val="center"/>
-            </w:pPr>
-            <w:r/>
-          </w:p>
-        </w:tc>
-        <w:tc>
-          <w:tcPr>
-            <w:vAlign w:val="center"/>
-            <w:tcW w:type="dxa" w:w="538"/>
-          </w:tcPr>
-          <w:p>
-            <w:pPr>
-              <w:spacing w:before="20" w:after="20"/>
-              <w:jc w:val="center"/>
-            </w:pPr>
-            <w:r/>
-          </w:p>
-        </w:tc>
-        <w:tc>
-          <w:tcPr>
-            <w:vAlign w:val="center"/>
-            <w:tcW w:type="dxa" w:w="746"/>
-          </w:tcPr>
-          <w:p>
-            <w:pPr>
-              <w:spacing w:before="20" w:after="20"/>
-              <w:jc w:val="center"/>
-            </w:pPr>
-            <w:r/>
-          </w:p>
-        </w:tc>
-        <w:tc>
-          <w:tcPr>
-            <w:vAlign w:val="center"/>
-            <w:tcW w:type="dxa" w:w="1794"/>
-          </w:tcPr>
-          <w:p>
-            <w:pPr>
+              <w:t>Departure</w:t>
+            </w:r>
+          </w:p>
+        </w:tc>
+        <w:tc>
+          <w:tcPr>
+            <w:vAlign w:val="center"/>
+            <w:tcW w:type="dxa" w:w="2056"/>
+          </w:tcPr>
+          <w:p>
+            <w:pPr>
+              <w:keepNext/>
+              <w:spacing w:before="20" w:after="20"/>
+              <w:jc w:val="center"/>
+            </w:pPr>
+            <w:r/>
+          </w:p>
+        </w:tc>
+        <w:tc>
+          <w:tcPr>
+            <w:vAlign w:val="center"/>
+            <w:tcW w:type="dxa" w:w="2903"/>
+          </w:tcPr>
+          <w:p>
+            <w:pPr>
+              <w:keepNext/>
               <w:spacing w:before="20" w:after="20"/>
               <w:jc w:val="center"/>
             </w:pPr>
@@ -1633,14 +2274,18 @@
         </w:tc>
       </w:tr>
       <w:tr>
+        <w:trPr>
+          <w:cantSplit/>
+        </w:trPr>
         <w:tc>
           <w:tcPr>
             <w:shd w:val="clear" w:color="auto" w:fill="F2F2F2"/>
             <w:vAlign w:val="center"/>
-            <w:tcW w:type="dxa" w:w="2948"/>
-          </w:tcPr>
-          <w:p>
-            <w:pPr>
+            <w:tcW w:type="dxa" w:w="5506"/>
+          </w:tcPr>
+          <w:p>
+            <w:pPr>
+              <w:keepNext/>
               <w:spacing w:before="20" w:after="20"/>
               <w:jc w:val="center"/>
             </w:pPr>
@@ -1653,7 +2298,7 @@
                 <w:color w:val="000000"/>
                 <w:sz w:val="18"/>
               </w:rPr>
-              <w:t>Амбиент</w:t>
+              <w:t>Застанувања (место, траење)</w:t>
             </w:r>
             <w:r>
               <w:rPr>
@@ -1673,7 +2318,7 @@
                 <w:color w:val="000000"/>
                 <w:sz w:val="14"/>
               </w:rPr>
-              <w:t>Ambient</w:t>
+              <w:t>Stops (place, duration)</w:t>
             </w:r>
           </w:p>
         </w:tc>
@@ -1681,10 +2326,11 @@
           <w:tcPr>
             <w:shd w:val="clear" w:color="auto" w:fill="F7FAFC"/>
             <w:vAlign w:val="center"/>
-            <w:tcW w:type="dxa" w:w="1317"/>
-          </w:tcPr>
-          <w:p>
-            <w:pPr>
+            <w:tcW w:type="dxa" w:w="2056"/>
+          </w:tcPr>
+          <w:p>
+            <w:pPr>
+              <w:keepNext/>
               <w:spacing w:before="20" w:after="20"/>
               <w:jc w:val="center"/>
             </w:pPr>
@@ -1695,24 +2341,154 @@
           <w:tcPr>
             <w:shd w:val="clear" w:color="auto" w:fill="F7FAFC"/>
             <w:vAlign w:val="center"/>
-            <w:tcW w:type="dxa" w:w="1887"/>
-          </w:tcPr>
-          <w:p>
-            <w:pPr>
-              <w:spacing w:before="20" w:after="20"/>
-              <w:jc w:val="center"/>
-            </w:pPr>
-            <w:r/>
+            <w:tcW w:type="dxa" w:w="2903"/>
+          </w:tcPr>
+          <w:p>
+            <w:pPr>
+              <w:keepNext/>
+              <w:spacing w:before="20" w:after="20"/>
+              <w:jc w:val="center"/>
+            </w:pPr>
+            <w:r/>
+          </w:p>
+        </w:tc>
+      </w:tr>
+      <w:tr>
+        <w:trPr>
+          <w:cantSplit/>
+        </w:trPr>
+        <w:tc>
+          <w:tcPr>
+            <w:shd w:val="clear" w:color="auto" w:fill="F2F2F2"/>
+            <w:vAlign w:val="center"/>
+            <w:tcW w:type="dxa" w:w="5506"/>
+          </w:tcPr>
+          <w:p>
+            <w:pPr>
+              <w:keepNext/>
+              <w:spacing w:before="20" w:after="20"/>
+              <w:jc w:val="center"/>
+            </w:pPr>
+            <w:r/>
+            <w:r>
+              <w:rPr>
+                <w:rFonts w:ascii="Calibri" w:hAnsi="Calibri"/>
+                <w:b w:val="0"/>
+                <w:i w:val="0"/>
+                <w:color w:val="000000"/>
+                <w:sz w:val="18"/>
+              </w:rPr>
+              <w:t>Пристигнување</w:t>
+            </w:r>
+            <w:r>
+              <w:rPr>
+                <w:rFonts w:ascii="Calibri" w:hAnsi="Calibri"/>
+                <w:b w:val="0"/>
+                <w:i w:val="0"/>
+                <w:color w:val="000000"/>
+                <w:sz w:val="14"/>
+              </w:rPr>
+              <w:t xml:space="preserve"> | </w:t>
+            </w:r>
+            <w:r>
+              <w:rPr>
+                <w:rFonts w:ascii="Calibri" w:hAnsi="Calibri"/>
+                <w:b w:val="0"/>
+                <w:i/>
+                <w:color w:val="000000"/>
+                <w:sz w:val="14"/>
+              </w:rPr>
+              <w:t>Arrival</w:t>
+            </w:r>
+          </w:p>
+        </w:tc>
+        <w:tc>
+          <w:tcPr>
+            <w:vAlign w:val="center"/>
+            <w:tcW w:type="dxa" w:w="2056"/>
+          </w:tcPr>
+          <w:p>
+            <w:pPr>
+              <w:keepNext/>
+              <w:spacing w:before="20" w:after="20"/>
+              <w:jc w:val="center"/>
+            </w:pPr>
+            <w:r/>
+          </w:p>
+        </w:tc>
+        <w:tc>
+          <w:tcPr>
+            <w:vAlign w:val="center"/>
+            <w:tcW w:type="dxa" w:w="2903"/>
+          </w:tcPr>
+          <w:p>
+            <w:pPr>
+              <w:keepNext/>
+              <w:spacing w:before="20" w:after="20"/>
+              <w:jc w:val="center"/>
+            </w:pPr>
+            <w:r/>
+          </w:p>
+        </w:tc>
+      </w:tr>
+      <w:tr>
+        <w:trPr>
+          <w:cantSplit/>
+        </w:trPr>
+        <w:tc>
+          <w:tcPr>
+            <w:shd w:val="clear" w:color="auto" w:fill="F2F2F2"/>
+            <w:vAlign w:val="center"/>
+            <w:tcW w:type="dxa" w:w="5506"/>
+          </w:tcPr>
+          <w:p>
+            <w:pPr>
+              <w:keepNext/>
+              <w:spacing w:before="20" w:after="20"/>
+              <w:jc w:val="center"/>
+            </w:pPr>
+            <w:r/>
+            <w:r>
+              <w:rPr>
+                <w:rFonts w:ascii="Calibri" w:hAnsi="Calibri"/>
+                <w:b w:val="0"/>
+                <w:i w:val="0"/>
+                <w:color w:val="000000"/>
+                <w:sz w:val="18"/>
+              </w:rPr>
+              <w:t>Отворање и истовар</w:t>
+            </w:r>
+            <w:r>
+              <w:rPr>
+                <w:rFonts w:ascii="Calibri" w:hAnsi="Calibri"/>
+                <w:b w:val="0"/>
+                <w:i w:val="0"/>
+                <w:color w:val="000000"/>
+                <w:sz w:val="14"/>
+              </w:rPr>
+              <w:t xml:space="preserve"> | </w:t>
+            </w:r>
+            <w:r>
+              <w:rPr>
+                <w:rFonts w:ascii="Calibri" w:hAnsi="Calibri"/>
+                <w:b w:val="0"/>
+                <w:i/>
+                <w:color w:val="000000"/>
+                <w:sz w:val="14"/>
+              </w:rPr>
+              <w:t>Opening and unloading</w:t>
+            </w:r>
           </w:p>
         </w:tc>
         <w:tc>
           <w:tcPr>
             <w:shd w:val="clear" w:color="auto" w:fill="F7FAFC"/>
             <w:vAlign w:val="center"/>
-            <w:tcW w:type="dxa" w:w="590"/>
-          </w:tcPr>
-          <w:p>
-            <w:pPr>
+            <w:tcW w:type="dxa" w:w="2056"/>
+          </w:tcPr>
+          <w:p>
+            <w:pPr>
+              <w:keepNext/>
               <w:spacing w:before="20" w:after="20"/>
               <w:jc w:val="center"/>
             </w:pPr>
@@ -1723,49 +2499,83 @@
           <w:tcPr>
             <w:shd w:val="clear" w:color="auto" w:fill="F7FAFC"/>
             <w:vAlign w:val="center"/>
-            <w:tcW w:type="dxa" w:w="642"/>
-          </w:tcPr>
-          <w:p>
-            <w:pPr>
-              <w:spacing w:before="20" w:after="20"/>
-              <w:jc w:val="center"/>
-            </w:pPr>
-            <w:r/>
-          </w:p>
-        </w:tc>
-        <w:tc>
-          <w:tcPr>
-            <w:shd w:val="clear" w:color="auto" w:fill="F7FAFC"/>
-            <w:vAlign w:val="center"/>
-            <w:tcW w:type="dxa" w:w="538"/>
-          </w:tcPr>
-          <w:p>
-            <w:pPr>
-              <w:spacing w:before="20" w:after="20"/>
-              <w:jc w:val="center"/>
-            </w:pPr>
-            <w:r/>
-          </w:p>
-        </w:tc>
-        <w:tc>
-          <w:tcPr>
-            <w:shd w:val="clear" w:color="auto" w:fill="F7FAFC"/>
-            <w:vAlign w:val="center"/>
-            <w:tcW w:type="dxa" w:w="746"/>
-          </w:tcPr>
-          <w:p>
-            <w:pPr>
-              <w:spacing w:before="20" w:after="20"/>
-              <w:jc w:val="center"/>
-            </w:pPr>
-            <w:r/>
-          </w:p>
-        </w:tc>
-        <w:tc>
-          <w:tcPr>
-            <w:shd w:val="clear" w:color="auto" w:fill="F7FAFC"/>
-            <w:vAlign w:val="center"/>
-            <w:tcW w:type="dxa" w:w="1794"/>
+            <w:tcW w:type="dxa" w:w="2903"/>
+          </w:tcPr>
+          <w:p>
+            <w:pPr>
+              <w:keepNext/>
+              <w:spacing w:before="20" w:after="20"/>
+              <w:jc w:val="center"/>
+            </w:pPr>
+            <w:r/>
+          </w:p>
+        </w:tc>
+      </w:tr>
+      <w:tr>
+        <w:trPr>
+          <w:cantSplit/>
+        </w:trPr>
+        <w:tc>
+          <w:tcPr>
+            <w:shd w:val="clear" w:color="auto" w:fill="F2F2F2"/>
+            <w:vAlign w:val="center"/>
+            <w:tcW w:type="dxa" w:w="5506"/>
+          </w:tcPr>
+          <w:p>
+            <w:pPr>
+              <w:spacing w:before="20" w:after="20"/>
+              <w:jc w:val="center"/>
+            </w:pPr>
+            <w:r/>
+            <w:r>
+              <w:rPr>
+                <w:rFonts w:ascii="Calibri" w:hAnsi="Calibri"/>
+                <w:b w:val="0"/>
+                <w:i w:val="0"/>
+                <w:color w:val="000000"/>
+                <w:sz w:val="18"/>
+              </w:rPr>
+              <w:t>Вкупно времетраење (h:min)</w:t>
+            </w:r>
+            <w:r>
+              <w:rPr>
+                <w:rFonts w:ascii="Calibri" w:hAnsi="Calibri"/>
+                <w:b w:val="0"/>
+                <w:i w:val="0"/>
+                <w:color w:val="000000"/>
+                <w:sz w:val="14"/>
+              </w:rPr>
+              <w:t xml:space="preserve"> | </w:t>
+            </w:r>
+            <w:r>
+              <w:rPr>
+                <w:rFonts w:ascii="Calibri" w:hAnsi="Calibri"/>
+                <w:b w:val="0"/>
+                <w:i/>
+                <w:color w:val="000000"/>
+                <w:sz w:val="14"/>
+              </w:rPr>
+              <w:t>Total duration (h:min)</w:t>
+            </w:r>
+          </w:p>
+        </w:tc>
+        <w:tc>
+          <w:tcPr>
+            <w:vAlign w:val="center"/>
+            <w:tcW w:type="dxa" w:w="2056"/>
+          </w:tcPr>
+          <w:p>
+            <w:pPr>
+              <w:spacing w:before="20" w:after="20"/>
+              <w:jc w:val="center"/>
+            </w:pPr>
+            <w:r/>
+          </w:p>
+        </w:tc>
+        <w:tc>
+          <w:tcPr>
+            <w:vAlign w:val="center"/>
+            <w:tcW w:type="dxa" w:w="2903"/>
           </w:tcPr>
           <w:p>
             <w:pPr>
@@ -1777,807 +2587,62 @@
         </w:tc>
       </w:tr>
     </w:tbl>
-    <w:tbl>
-      <w:tblPr>
-        <w:tblLook w:firstColumn="1" w:firstRow="1" w:lastColumn="0" w:lastRow="0" w:noHBand="0" w:noVBand="1" w:val="04A0"/>
-        <w:tblLayout w:type="fixed"/>
-        <w:tblW w:type="dxa" w:w="10466"/>
-        <w:tblInd w:type="dxa" w:w="0"/>
+    <w:p>
+      <w:pPr>
+        <w:keepNext/>
+        <w:spacing w:before="0" w:after="0" w:lineRule="exact" w:line="240"/>
+      </w:pPr>
+    </w:p>
+    <w:p>
+      <w:pPr>
+        <w:spacing w:before="0" w:after="0"/>
         <w:jc w:val="center"/>
-        <w:tblBorders>
-          <w:top w:val="single" w:sz="4" w:space="0" w:color="2B547E"/>
-          <w:left w:val="single" w:sz="4" w:space="0" w:color="2B547E"/>
-          <w:bottom w:val="single" w:sz="4" w:space="0" w:color="2B547E"/>
-          <w:right w:val="single" w:sz="4" w:space="0" w:color="2B547E"/>
-          <w:insideH w:val="single" w:sz="4" w:space="0" w:color="2B547E"/>
-          <w:insideV w:val="single" w:sz="4" w:space="0" w:color="2B547E"/>
-        </w:tblBorders>
-      </w:tblPr>
-      <w:tblGrid>
-        <w:gridCol w:w="10466"/>
-      </w:tblGrid>
-      <w:tr>
-        <w:tc>
-          <w:tcPr>
-            <w:shd w:val="clear" w:color="auto" w:fill="2B547E"/>
-            <w:vAlign w:val="center"/>
-            <w:tcW w:type="dxa" w:w="10466"/>
-          </w:tcPr>
-          <w:p>
-            <w:pPr>
-              <w:spacing w:before="20" w:after="20"/>
-              <w:jc w:val="center"/>
-            </w:pPr>
-            <w:r/>
-            <w:r>
-              <w:rPr>
-                <w:rFonts w:ascii="Calibri" w:hAnsi="Calibri"/>
-                <w:b/>
-                <w:i w:val="0"/>
-                <w:color w:val="FFFFFF"/>
-                <w:sz w:val="22"/>
-              </w:rPr>
-              <w:t>3 Тек на пратката</w:t>
-            </w:r>
-            <w:r>
-              <w:rPr>
-                <w:rFonts w:ascii="Calibri" w:hAnsi="Calibri"/>
-                <w:b w:val="0"/>
-                <w:i w:val="0"/>
-                <w:color w:val="FFFFFF"/>
-                <w:sz w:val="18"/>
-              </w:rPr>
-              <w:t xml:space="preserve"> | </w:t>
-            </w:r>
-            <w:r>
-              <w:rPr>
-                <w:rFonts w:ascii="Calibri" w:hAnsi="Calibri"/>
-                <w:b w:val="0"/>
-                <w:i w:val="0"/>
-                <w:color w:val="FFFFFF"/>
-                <w:sz w:val="18"/>
-              </w:rPr>
-              <w:t>Shipment timeline</w:t>
-            </w:r>
-          </w:p>
-        </w:tc>
-      </w:tr>
-    </w:tbl>
-    <w:tbl>
-      <w:tblPr>
-        <w:tblLook w:firstColumn="1" w:firstRow="1" w:lastColumn="0" w:lastRow="0" w:noHBand="0" w:noVBand="1" w:val="04A0"/>
-        <w:tblLayout w:type="fixed"/>
-        <w:tblW w:type="dxa" w:w="6901"/>
-        <w:tblInd w:type="dxa" w:w="0"/>
-        <w:jc w:val="center"/>
-        <w:tblBorders>
-          <w:top w:val="single" w:sz="4" w:space="0" w:color="2B547E"/>
-          <w:left w:val="single" w:sz="4" w:space="0" w:color="2B547E"/>
-          <w:bottom w:val="single" w:sz="4" w:space="0" w:color="2B547E"/>
-          <w:right w:val="single" w:sz="4" w:space="0" w:color="2B547E"/>
-          <w:insideH w:val="single" w:sz="4" w:space="0" w:color="2B547E"/>
-          <w:insideV w:val="single" w:sz="4" w:space="0" w:color="2B547E"/>
-        </w:tblBorders>
-      </w:tblPr>
-      <w:tblGrid>
-        <w:gridCol w:w="3631"/>
-        <w:gridCol w:w="1355"/>
-        <w:gridCol w:w="1914"/>
-      </w:tblGrid>
-      <w:tr>
-        <w:trPr>
-          <w:tblHeader w:val="true"/>
-        </w:trPr>
-        <w:tc>
-          <w:tcPr>
-            <w:shd w:val="clear" w:color="auto" w:fill="2B547E"/>
-            <w:vAlign w:val="center"/>
-            <w:tcW w:type="dxa" w:w="3631"/>
-          </w:tcPr>
-          <w:p>
-            <w:pPr>
-              <w:spacing w:before="20" w:after="20"/>
-              <w:jc w:val="center"/>
-            </w:pPr>
-            <w:r/>
-            <w:r>
-              <w:rPr>
-                <w:rFonts w:ascii="Calibri" w:hAnsi="Calibri"/>
-                <w:b/>
-                <w:i w:val="0"/>
-                <w:color w:val="FFFFFF"/>
-                <w:sz w:val="18"/>
-              </w:rPr>
-              <w:t>Настан</w:t>
-            </w:r>
-            <w:r>
-              <w:rPr>
-                <w:rFonts w:ascii="Calibri" w:hAnsi="Calibri"/>
-                <w:b w:val="0"/>
-                <w:i w:val="0"/>
-                <w:color w:val="FFFFFF"/>
-                <w:sz w:val="14"/>
-              </w:rPr>
-              <w:t xml:space="preserve"> | </w:t>
-            </w:r>
-            <w:r>
-              <w:rPr>
-                <w:rFonts w:ascii="Calibri" w:hAnsi="Calibri"/>
-                <w:b w:val="0"/>
-                <w:i w:val="0"/>
-                <w:color w:val="FFFFFF"/>
-                <w:sz w:val="14"/>
-              </w:rPr>
-              <w:t>Event</w:t>
-            </w:r>
-          </w:p>
-        </w:tc>
-        <w:tc>
-          <w:tcPr>
-            <w:shd w:val="clear" w:color="auto" w:fill="2B547E"/>
-            <w:vAlign w:val="center"/>
-            <w:tcW w:type="dxa" w:w="1355"/>
-          </w:tcPr>
-          <w:p>
-            <w:pPr>
-              <w:spacing w:before="20" w:after="20"/>
-              <w:jc w:val="center"/>
-            </w:pPr>
-            <w:r/>
-            <w:r>
-              <w:rPr>
-                <w:rFonts w:ascii="Calibri" w:hAnsi="Calibri"/>
-                <w:b/>
-                <w:i w:val="0"/>
-                <w:color w:val="FFFFFF"/>
-                <w:sz w:val="18"/>
-              </w:rPr>
-              <w:t>Време</w:t>
-            </w:r>
-            <w:r>
-              <w:rPr>
-                <w:rFonts w:ascii="Calibri" w:hAnsi="Calibri"/>
-                <w:b w:val="0"/>
-                <w:i w:val="0"/>
-                <w:color w:val="FFFFFF"/>
-                <w:sz w:val="14"/>
-              </w:rPr>
-              <w:t xml:space="preserve"> | </w:t>
-            </w:r>
-            <w:r>
-              <w:rPr>
-                <w:rFonts w:ascii="Calibri" w:hAnsi="Calibri"/>
-                <w:b w:val="0"/>
-                <w:i w:val="0"/>
-                <w:color w:val="FFFFFF"/>
-                <w:sz w:val="14"/>
-              </w:rPr>
-              <w:t>Time</w:t>
-            </w:r>
-          </w:p>
-        </w:tc>
-        <w:tc>
-          <w:tcPr>
-            <w:shd w:val="clear" w:color="auto" w:fill="2B547E"/>
-            <w:vAlign w:val="center"/>
-            <w:tcW w:type="dxa" w:w="1914"/>
-          </w:tcPr>
-          <w:p>
-            <w:pPr>
-              <w:spacing w:before="20" w:after="20"/>
-              <w:jc w:val="center"/>
-            </w:pPr>
-            <w:r/>
-            <w:r>
-              <w:rPr>
-                <w:rFonts w:ascii="Calibri" w:hAnsi="Calibri"/>
-                <w:b/>
-                <w:i w:val="0"/>
-                <w:color w:val="FFFFFF"/>
-                <w:sz w:val="18"/>
-              </w:rPr>
-              <w:t>Забелешка</w:t>
-            </w:r>
-            <w:r>
-              <w:rPr>
-                <w:rFonts w:ascii="Calibri" w:hAnsi="Calibri"/>
-                <w:b w:val="0"/>
-                <w:i w:val="0"/>
-                <w:color w:val="FFFFFF"/>
-                <w:sz w:val="14"/>
-              </w:rPr>
-              <w:t xml:space="preserve"> | </w:t>
-            </w:r>
-            <w:r>
-              <w:rPr>
-                <w:rFonts w:ascii="Calibri" w:hAnsi="Calibri"/>
-                <w:b w:val="0"/>
-                <w:i w:val="0"/>
-                <w:color w:val="FFFFFF"/>
-                <w:sz w:val="14"/>
-              </w:rPr>
-              <w:t>Remark</w:t>
-            </w:r>
-          </w:p>
-        </w:tc>
-      </w:tr>
-      <w:tr>
-        <w:tc>
-          <w:tcPr>
-            <w:shd w:val="clear" w:color="auto" w:fill="F2F2F2"/>
-            <w:vAlign w:val="center"/>
-            <w:tcW w:type="dxa" w:w="3631"/>
-          </w:tcPr>
-          <w:p>
-            <w:pPr>
-              <w:spacing w:before="20" w:after="20"/>
-              <w:jc w:val="center"/>
-            </w:pPr>
-            <w:r/>
-            <w:r>
-              <w:rPr>
-                <w:rFonts w:ascii="Calibri" w:hAnsi="Calibri"/>
-                <w:b w:val="0"/>
-                <w:i w:val="0"/>
-                <w:color w:val="000000"/>
-                <w:sz w:val="18"/>
-              </w:rPr>
-              <w:t>Предкондиционирање почнато</w:t>
-            </w:r>
-            <w:r>
-              <w:rPr>
-                <w:rFonts w:ascii="Calibri" w:hAnsi="Calibri"/>
-                <w:b w:val="0"/>
-                <w:i w:val="0"/>
-                <w:color w:val="000000"/>
-                <w:sz w:val="14"/>
-              </w:rPr>
-              <w:t xml:space="preserve"> | </w:t>
-            </w:r>
-            <w:r>
-              <w:rPr>
-                <w:rFonts w:ascii="Calibri" w:hAnsi="Calibri"/>
-                <w:b w:val="0"/>
-                <w:i/>
-                <w:color w:val="000000"/>
-                <w:sz w:val="14"/>
-              </w:rPr>
-              <w:t>Pre-conditioning started</w:t>
-            </w:r>
-          </w:p>
-        </w:tc>
-        <w:tc>
-          <w:tcPr>
-            <w:vAlign w:val="center"/>
-            <w:tcW w:type="dxa" w:w="1355"/>
-          </w:tcPr>
-          <w:p>
-            <w:pPr>
-              <w:spacing w:before="20" w:after="20"/>
-              <w:jc w:val="center"/>
-            </w:pPr>
-            <w:r/>
-          </w:p>
-        </w:tc>
-        <w:tc>
-          <w:tcPr>
-            <w:vAlign w:val="center"/>
-            <w:tcW w:type="dxa" w:w="1914"/>
-          </w:tcPr>
-          <w:p>
-            <w:pPr>
-              <w:spacing w:before="20" w:after="20"/>
-              <w:jc w:val="center"/>
-            </w:pPr>
-            <w:r/>
-          </w:p>
-        </w:tc>
-      </w:tr>
-      <w:tr>
-        <w:tc>
-          <w:tcPr>
-            <w:shd w:val="clear" w:color="auto" w:fill="F2F2F2"/>
-            <w:vAlign w:val="center"/>
-            <w:tcW w:type="dxa" w:w="3631"/>
-          </w:tcPr>
-          <w:p>
-            <w:pPr>
-              <w:spacing w:before="20" w:after="20"/>
-              <w:jc w:val="center"/>
-            </w:pPr>
-            <w:r/>
-            <w:r>
-              <w:rPr>
-                <w:rFonts w:ascii="Calibri" w:hAnsi="Calibri"/>
-                <w:b w:val="0"/>
-                <w:i w:val="0"/>
-                <w:color w:val="000000"/>
-                <w:sz w:val="18"/>
-              </w:rPr>
-              <w:t>Товарање завршено, вратата затворена</w:t>
-            </w:r>
-            <w:r>
-              <w:rPr>
-                <w:rFonts w:ascii="Calibri" w:hAnsi="Calibri"/>
-                <w:b w:val="0"/>
-                <w:i w:val="0"/>
-                <w:color w:val="000000"/>
-                <w:sz w:val="14"/>
-              </w:rPr>
-              <w:t xml:space="preserve"> | </w:t>
-            </w:r>
-            <w:r>
-              <w:rPr>
-                <w:rFonts w:ascii="Calibri" w:hAnsi="Calibri"/>
-                <w:b w:val="0"/>
-                <w:i/>
-                <w:color w:val="000000"/>
-                <w:sz w:val="14"/>
-              </w:rPr>
-              <w:t>Loading complete, door closed</w:t>
-            </w:r>
-          </w:p>
-        </w:tc>
-        <w:tc>
-          <w:tcPr>
-            <w:shd w:val="clear" w:color="auto" w:fill="F7FAFC"/>
-            <w:vAlign w:val="center"/>
-            <w:tcW w:type="dxa" w:w="1355"/>
-          </w:tcPr>
-          <w:p>
-            <w:pPr>
-              <w:spacing w:before="20" w:after="20"/>
-              <w:jc w:val="center"/>
-            </w:pPr>
-            <w:r/>
-          </w:p>
-        </w:tc>
-        <w:tc>
-          <w:tcPr>
-            <w:shd w:val="clear" w:color="auto" w:fill="F7FAFC"/>
-            <w:vAlign w:val="center"/>
-            <w:tcW w:type="dxa" w:w="1914"/>
-          </w:tcPr>
-          <w:p>
-            <w:pPr>
-              <w:spacing w:before="20" w:after="20"/>
-              <w:jc w:val="center"/>
-            </w:pPr>
-            <w:r/>
-          </w:p>
-        </w:tc>
-      </w:tr>
-      <w:tr>
-        <w:tc>
-          <w:tcPr>
-            <w:shd w:val="clear" w:color="auto" w:fill="F2F2F2"/>
-            <w:vAlign w:val="center"/>
-            <w:tcW w:type="dxa" w:w="3631"/>
-          </w:tcPr>
-          <w:p>
-            <w:pPr>
-              <w:spacing w:before="20" w:after="20"/>
-              <w:jc w:val="center"/>
-            </w:pPr>
-            <w:r/>
-            <w:r>
-              <w:rPr>
-                <w:rFonts w:ascii="Calibri" w:hAnsi="Calibri"/>
-                <w:b w:val="0"/>
-                <w:i w:val="0"/>
-                <w:color w:val="000000"/>
-                <w:sz w:val="18"/>
-              </w:rPr>
-              <w:t>Поаѓање</w:t>
-            </w:r>
-            <w:r>
-              <w:rPr>
-                <w:rFonts w:ascii="Calibri" w:hAnsi="Calibri"/>
-                <w:b w:val="0"/>
-                <w:i w:val="0"/>
-                <w:color w:val="000000"/>
-                <w:sz w:val="14"/>
-              </w:rPr>
-              <w:t xml:space="preserve"> | </w:t>
-            </w:r>
-            <w:r>
-              <w:rPr>
-                <w:rFonts w:ascii="Calibri" w:hAnsi="Calibri"/>
-                <w:b w:val="0"/>
-                <w:i/>
-                <w:color w:val="000000"/>
-                <w:sz w:val="14"/>
-              </w:rPr>
-              <w:t>Departure</w:t>
-            </w:r>
-          </w:p>
-        </w:tc>
-        <w:tc>
-          <w:tcPr>
-            <w:vAlign w:val="center"/>
-            <w:tcW w:type="dxa" w:w="1355"/>
-          </w:tcPr>
-          <w:p>
-            <w:pPr>
-              <w:spacing w:before="20" w:after="20"/>
-              <w:jc w:val="center"/>
-            </w:pPr>
-            <w:r/>
-          </w:p>
-        </w:tc>
-        <w:tc>
-          <w:tcPr>
-            <w:vAlign w:val="center"/>
-            <w:tcW w:type="dxa" w:w="1914"/>
-          </w:tcPr>
-          <w:p>
-            <w:pPr>
-              <w:spacing w:before="20" w:after="20"/>
-              <w:jc w:val="center"/>
-            </w:pPr>
-            <w:r/>
-          </w:p>
-        </w:tc>
-      </w:tr>
-      <w:tr>
-        <w:tc>
-          <w:tcPr>
-            <w:shd w:val="clear" w:color="auto" w:fill="F2F2F2"/>
-            <w:vAlign w:val="center"/>
-            <w:tcW w:type="dxa" w:w="3631"/>
-          </w:tcPr>
-          <w:p>
-            <w:pPr>
-              <w:spacing w:before="20" w:after="20"/>
-              <w:jc w:val="center"/>
-            </w:pPr>
-            <w:r/>
-            <w:r>
-              <w:rPr>
-                <w:rFonts w:ascii="Calibri" w:hAnsi="Calibri"/>
-                <w:b w:val="0"/>
-                <w:i w:val="0"/>
-                <w:color w:val="000000"/>
-                <w:sz w:val="18"/>
-              </w:rPr>
-              <w:t>Застанувања (место, траење)</w:t>
-            </w:r>
-            <w:r>
-              <w:rPr>
-                <w:rFonts w:ascii="Calibri" w:hAnsi="Calibri"/>
-                <w:b w:val="0"/>
-                <w:i w:val="0"/>
-                <w:color w:val="000000"/>
-                <w:sz w:val="14"/>
-              </w:rPr>
-              <w:t xml:space="preserve"> | </w:t>
-            </w:r>
-            <w:r>
-              <w:rPr>
-                <w:rFonts w:ascii="Calibri" w:hAnsi="Calibri"/>
-                <w:b w:val="0"/>
-                <w:i/>
-                <w:color w:val="000000"/>
-                <w:sz w:val="14"/>
-              </w:rPr>
-              <w:t>Stops (place, duration)</w:t>
-            </w:r>
-          </w:p>
-        </w:tc>
-        <w:tc>
-          <w:tcPr>
-            <w:shd w:val="clear" w:color="auto" w:fill="F7FAFC"/>
-            <w:vAlign w:val="center"/>
-            <w:tcW w:type="dxa" w:w="1355"/>
-          </w:tcPr>
-          <w:p>
-            <w:pPr>
-              <w:spacing w:before="20" w:after="20"/>
-              <w:jc w:val="center"/>
-            </w:pPr>
-            <w:r/>
-          </w:p>
-        </w:tc>
-        <w:tc>
-          <w:tcPr>
-            <w:shd w:val="clear" w:color="auto" w:fill="F7FAFC"/>
-            <w:vAlign w:val="center"/>
-            <w:tcW w:type="dxa" w:w="1914"/>
-          </w:tcPr>
-          <w:p>
-            <w:pPr>
-              <w:spacing w:before="20" w:after="20"/>
-              <w:jc w:val="center"/>
-            </w:pPr>
-            <w:r/>
-          </w:p>
-        </w:tc>
-      </w:tr>
-      <w:tr>
-        <w:tc>
-          <w:tcPr>
-            <w:shd w:val="clear" w:color="auto" w:fill="F2F2F2"/>
-            <w:vAlign w:val="center"/>
-            <w:tcW w:type="dxa" w:w="3631"/>
-          </w:tcPr>
-          <w:p>
-            <w:pPr>
-              <w:spacing w:before="20" w:after="20"/>
-              <w:jc w:val="center"/>
-            </w:pPr>
-            <w:r/>
-            <w:r>
-              <w:rPr>
-                <w:rFonts w:ascii="Calibri" w:hAnsi="Calibri"/>
-                <w:b w:val="0"/>
-                <w:i w:val="0"/>
-                <w:color w:val="000000"/>
-                <w:sz w:val="18"/>
-              </w:rPr>
-              <w:t>Пристигнување</w:t>
-            </w:r>
-            <w:r>
-              <w:rPr>
-                <w:rFonts w:ascii="Calibri" w:hAnsi="Calibri"/>
-                <w:b w:val="0"/>
-                <w:i w:val="0"/>
-                <w:color w:val="000000"/>
-                <w:sz w:val="14"/>
-              </w:rPr>
-              <w:t xml:space="preserve"> | </w:t>
-            </w:r>
-            <w:r>
-              <w:rPr>
-                <w:rFonts w:ascii="Calibri" w:hAnsi="Calibri"/>
-                <w:b w:val="0"/>
-                <w:i/>
-                <w:color w:val="000000"/>
-                <w:sz w:val="14"/>
-              </w:rPr>
-              <w:t>Arrival</w:t>
-            </w:r>
-          </w:p>
-        </w:tc>
-        <w:tc>
-          <w:tcPr>
-            <w:vAlign w:val="center"/>
-            <w:tcW w:type="dxa" w:w="1355"/>
-          </w:tcPr>
-          <w:p>
-            <w:pPr>
-              <w:spacing w:before="20" w:after="20"/>
-              <w:jc w:val="center"/>
-            </w:pPr>
-            <w:r/>
-          </w:p>
-        </w:tc>
-        <w:tc>
-          <w:tcPr>
-            <w:vAlign w:val="center"/>
-            <w:tcW w:type="dxa" w:w="1914"/>
-          </w:tcPr>
-          <w:p>
-            <w:pPr>
-              <w:spacing w:before="20" w:after="20"/>
-              <w:jc w:val="center"/>
-            </w:pPr>
-            <w:r/>
-          </w:p>
-        </w:tc>
-      </w:tr>
-      <w:tr>
-        <w:tc>
-          <w:tcPr>
-            <w:shd w:val="clear" w:color="auto" w:fill="F2F2F2"/>
-            <w:vAlign w:val="center"/>
-            <w:tcW w:type="dxa" w:w="3631"/>
-          </w:tcPr>
-          <w:p>
-            <w:pPr>
-              <w:spacing w:before="20" w:after="20"/>
-              <w:jc w:val="center"/>
-            </w:pPr>
-            <w:r/>
-            <w:r>
-              <w:rPr>
-                <w:rFonts w:ascii="Calibri" w:hAnsi="Calibri"/>
-                <w:b w:val="0"/>
-                <w:i w:val="0"/>
-                <w:color w:val="000000"/>
-                <w:sz w:val="18"/>
-              </w:rPr>
-              <w:t>Отворање и истовар</w:t>
-            </w:r>
-            <w:r>
-              <w:rPr>
-                <w:rFonts w:ascii="Calibri" w:hAnsi="Calibri"/>
-                <w:b w:val="0"/>
-                <w:i w:val="0"/>
-                <w:color w:val="000000"/>
-                <w:sz w:val="14"/>
-              </w:rPr>
-              <w:t xml:space="preserve"> | </w:t>
-            </w:r>
-            <w:r>
-              <w:rPr>
-                <w:rFonts w:ascii="Calibri" w:hAnsi="Calibri"/>
-                <w:b w:val="0"/>
-                <w:i/>
-                <w:color w:val="000000"/>
-                <w:sz w:val="14"/>
-              </w:rPr>
-              <w:t>Opening and unloading</w:t>
-            </w:r>
-          </w:p>
-        </w:tc>
-        <w:tc>
-          <w:tcPr>
-            <w:shd w:val="clear" w:color="auto" w:fill="F7FAFC"/>
-            <w:vAlign w:val="center"/>
-            <w:tcW w:type="dxa" w:w="1355"/>
-          </w:tcPr>
-          <w:p>
-            <w:pPr>
-              <w:spacing w:before="20" w:after="20"/>
-              <w:jc w:val="center"/>
-            </w:pPr>
-            <w:r/>
-          </w:p>
-        </w:tc>
-        <w:tc>
-          <w:tcPr>
-            <w:shd w:val="clear" w:color="auto" w:fill="F7FAFC"/>
-            <w:vAlign w:val="center"/>
-            <w:tcW w:type="dxa" w:w="1914"/>
-          </w:tcPr>
-          <w:p>
-            <w:pPr>
-              <w:spacing w:before="20" w:after="20"/>
-              <w:jc w:val="center"/>
-            </w:pPr>
-            <w:r/>
-          </w:p>
-        </w:tc>
-      </w:tr>
-      <w:tr>
-        <w:tc>
-          <w:tcPr>
-            <w:shd w:val="clear" w:color="auto" w:fill="F2F2F2"/>
-            <w:vAlign w:val="center"/>
-            <w:tcW w:type="dxa" w:w="3631"/>
-          </w:tcPr>
-          <w:p>
-            <w:pPr>
-              <w:spacing w:before="20" w:after="20"/>
-              <w:jc w:val="center"/>
-            </w:pPr>
-            <w:r/>
-            <w:r>
-              <w:rPr>
-                <w:rFonts w:ascii="Calibri" w:hAnsi="Calibri"/>
-                <w:b w:val="0"/>
-                <w:i w:val="0"/>
-                <w:color w:val="000000"/>
-                <w:sz w:val="18"/>
-              </w:rPr>
-              <w:t>Вкупно времетраење (h:min)</w:t>
-            </w:r>
-            <w:r>
-              <w:rPr>
-                <w:rFonts w:ascii="Calibri" w:hAnsi="Calibri"/>
-                <w:b w:val="0"/>
-                <w:i w:val="0"/>
-                <w:color w:val="000000"/>
-                <w:sz w:val="14"/>
-              </w:rPr>
-              <w:t xml:space="preserve"> | </w:t>
-            </w:r>
-            <w:r>
-              <w:rPr>
-                <w:rFonts w:ascii="Calibri" w:hAnsi="Calibri"/>
-                <w:b w:val="0"/>
-                <w:i/>
-                <w:color w:val="000000"/>
-                <w:sz w:val="14"/>
-              </w:rPr>
-              <w:t>Total duration (h:min)</w:t>
-            </w:r>
-          </w:p>
-        </w:tc>
-        <w:tc>
-          <w:tcPr>
-            <w:vAlign w:val="center"/>
-            <w:tcW w:type="dxa" w:w="1355"/>
-          </w:tcPr>
-          <w:p>
-            <w:pPr>
-              <w:spacing w:before="20" w:after="20"/>
-              <w:jc w:val="center"/>
-            </w:pPr>
-            <w:r/>
-          </w:p>
-        </w:tc>
-        <w:tc>
-          <w:tcPr>
-            <w:vAlign w:val="center"/>
-            <w:tcW w:type="dxa" w:w="1914"/>
-          </w:tcPr>
-          <w:p>
-            <w:pPr>
-              <w:spacing w:before="20" w:after="20"/>
-              <w:jc w:val="center"/>
-            </w:pPr>
-            <w:r/>
-          </w:p>
-        </w:tc>
-      </w:tr>
-    </w:tbl>
-    <w:tbl>
-      <w:tblPr>
-        <w:tblLook w:firstColumn="1" w:firstRow="1" w:lastColumn="0" w:lastRow="0" w:noHBand="0" w:noVBand="1" w:val="04A0"/>
-        <w:tblLayout w:type="fixed"/>
-        <w:tblW w:type="dxa" w:w="10466"/>
-        <w:tblInd w:type="dxa" w:w="0"/>
-        <w:jc w:val="center"/>
-        <w:tblBorders>
-          <w:top w:val="single" w:sz="4" w:space="0" w:color="2B547E"/>
-          <w:left w:val="single" w:sz="4" w:space="0" w:color="2B547E"/>
-          <w:bottom w:val="single" w:sz="4" w:space="0" w:color="2B547E"/>
-          <w:right w:val="single" w:sz="4" w:space="0" w:color="2B547E"/>
-          <w:insideH w:val="single" w:sz="4" w:space="0" w:color="2B547E"/>
-          <w:insideV w:val="single" w:sz="4" w:space="0" w:color="2B547E"/>
-        </w:tblBorders>
-      </w:tblPr>
-      <w:tblGrid>
-        <w:gridCol w:w="10466"/>
-      </w:tblGrid>
-      <w:tr>
-        <w:tc>
-          <w:tcPr>
-            <w:shd w:val="clear" w:color="auto" w:fill="2B547E"/>
-            <w:vAlign w:val="center"/>
-            <w:tcW w:type="dxa" w:w="10466"/>
-          </w:tcPr>
-          <w:p>
-            <w:pPr>
-              <w:spacing w:before="20" w:after="20"/>
-              <w:jc w:val="center"/>
-            </w:pPr>
-            <w:r/>
-            <w:r>
-              <w:rPr>
-                <w:rFonts w:ascii="Calibri" w:hAnsi="Calibri"/>
-                <w:b/>
-                <w:i w:val="0"/>
-                <w:color w:val="FFFFFF"/>
-                <w:sz w:val="22"/>
-              </w:rPr>
-              <w:t>4 Критериуми за прифаќање</w:t>
-            </w:r>
-            <w:r>
-              <w:rPr>
-                <w:rFonts w:ascii="Calibri" w:hAnsi="Calibri"/>
-                <w:b w:val="0"/>
-                <w:i w:val="0"/>
-                <w:color w:val="FFFFFF"/>
-                <w:sz w:val="18"/>
-              </w:rPr>
-              <w:t xml:space="preserve"> | </w:t>
-            </w:r>
-            <w:r>
-              <w:rPr>
-                <w:rFonts w:ascii="Calibri" w:hAnsi="Calibri"/>
-                <w:b w:val="0"/>
-                <w:i w:val="0"/>
-                <w:color w:val="FFFFFF"/>
-                <w:sz w:val="18"/>
-              </w:rPr>
-              <w:t>Acceptance criteria</w:t>
-            </w:r>
-          </w:p>
-        </w:tc>
-      </w:tr>
-    </w:tbl>
+        <w:keepNext/>
+        <w:pBdr>
+          <w:top w:val="single" w:sz="4" w:space="2" w:color="2B547E"/>
+          <w:left w:val="single" w:sz="4" w:space="4" w:color="2B547E"/>
+          <w:bottom w:val="single" w:sz="4" w:space="2" w:color="2B547E"/>
+          <w:right w:val="single" w:sz="4" w:space="4" w:color="2B547E"/>
+        </w:pBdr>
+        <w:shd w:val="clear" w:color="auto" w:fill="2B547E"/>
+      </w:pPr>
+      <w:r>
+        <w:rPr>
+          <w:rFonts w:ascii="Calibri" w:hAnsi="Calibri"/>
+          <w:b/>
+          <w:i w:val="0"/>
+          <w:color w:val="FFFFFF"/>
+          <w:sz w:val="22"/>
+        </w:rPr>
+        <w:t>4 Критериуми за прифаќање</w:t>
+      </w:r>
+      <w:r>
+        <w:rPr>
+          <w:rFonts w:ascii="Calibri" w:hAnsi="Calibri"/>
+          <w:b w:val="0"/>
+          <w:i w:val="0"/>
+          <w:color w:val="FFFFFF"/>
+          <w:sz w:val="18"/>
+        </w:rPr>
+        <w:t xml:space="preserve"> | </w:t>
+      </w:r>
+      <w:r>
+        <w:rPr>
+          <w:rFonts w:ascii="Calibri" w:hAnsi="Calibri"/>
+          <w:b w:val="0"/>
+          <w:i w:val="0"/>
+          <w:color w:val="FFFFFF"/>
+          <w:sz w:val="18"/>
+        </w:rPr>
+        <w:t>Acceptance criteria</w:t>
+      </w:r>
+    </w:p>
+    <w:p>
+      <w:pPr>
+        <w:keepNext/>
+        <w:spacing w:before="0" w:after="0" w:lineRule="exact" w:line="40"/>
+      </w:pPr>
+    </w:p>
     <w:tbl>
       <w:tblPr>
         <w:tblLook w:firstColumn="1" w:firstRow="1" w:lastColumn="0" w:lastRow="0" w:noHBand="0" w:noVBand="1" w:val="04A0"/>
@@ -2604,6 +2669,7 @@
       <w:tr>
         <w:trPr>
           <w:tblHeader w:val="true"/>
+          <w:cantSplit/>
         </w:trPr>
         <w:tc>
           <w:tcPr>
@@ -2613,6 +2679,7 @@
           </w:tcPr>
           <w:p>
             <w:pPr>
+              <w:keepNext/>
               <w:spacing w:before="20" w:after="20"/>
               <w:jc w:val="center"/>
             </w:pPr>
@@ -2637,6 +2704,7 @@
           </w:tcPr>
           <w:p>
             <w:pPr>
+              <w:keepNext/>
               <w:spacing w:before="20" w:after="20"/>
               <w:jc w:val="center"/>
             </w:pPr>
@@ -2681,6 +2749,7 @@
           </w:tcPr>
           <w:p>
             <w:pPr>
+              <w:keepNext/>
               <w:spacing w:before="20" w:after="20"/>
               <w:jc w:val="center"/>
             </w:pPr>
@@ -2725,6 +2794,7 @@
           </w:tcPr>
           <w:p>
             <w:pPr>
+              <w:keepNext/>
               <w:spacing w:before="20" w:after="20"/>
               <w:jc w:val="center"/>
             </w:pPr>
@@ -2769,6 +2839,7 @@
           </w:tcPr>
           <w:p>
             <w:pPr>
+              <w:keepNext/>
               <w:spacing w:before="20" w:after="20"/>
               <w:jc w:val="center"/>
             </w:pPr>
@@ -2807,6 +2878,9 @@
         </w:tc>
       </w:tr>
       <w:tr>
+        <w:trPr>
+          <w:cantSplit/>
+        </w:trPr>
         <w:tc>
           <w:tcPr>
             <w:shd w:val="clear" w:color="auto" w:fill="F2F2F2"/>
@@ -2815,6 +2889,7 @@
           </w:tcPr>
           <w:p>
             <w:pPr>
+              <w:keepNext/>
               <w:spacing w:before="20" w:after="20"/>
               <w:jc w:val="center"/>
             </w:pPr>
@@ -2838,6 +2913,7 @@
           </w:tcPr>
           <w:p>
             <w:pPr>
+              <w:keepNext/>
               <w:spacing w:before="20" w:after="20"/>
               <w:jc w:val="center"/>
             </w:pPr>
@@ -2881,6 +2957,7 @@
           </w:tcPr>
           <w:p>
             <w:pPr>
+              <w:keepNext/>
               <w:spacing w:before="20" w:after="20"/>
               <w:jc w:val="center"/>
             </w:pPr>
@@ -2894,6 +2971,7 @@
           </w:tcPr>
           <w:p>
             <w:pPr>
+              <w:keepNext/>
               <w:spacing w:before="20" w:after="20"/>
               <w:jc w:val="center"/>
             </w:pPr>
@@ -2907,6 +2985,7 @@
           </w:tcPr>
           <w:p>
             <w:pPr>
+              <w:keepNext/>
               <w:spacing w:before="20" w:after="20"/>
               <w:jc w:val="center"/>
             </w:pPr>
@@ -2915,6 +2994,9 @@
         </w:tc>
       </w:tr>
       <w:tr>
+        <w:trPr>
+          <w:cantSplit/>
+        </w:trPr>
         <w:tc>
           <w:tcPr>
             <w:shd w:val="clear" w:color="auto" w:fill="F2F2F2"/>
@@ -2923,6 +3005,7 @@
           </w:tcPr>
           <w:p>
             <w:pPr>
+              <w:keepNext/>
               <w:spacing w:before="20" w:after="20"/>
               <w:jc w:val="center"/>
             </w:pPr>
@@ -2947,6 +3030,7 @@
           </w:tcPr>
           <w:p>
             <w:pPr>
+              <w:keepNext/>
               <w:spacing w:before="20" w:after="20"/>
               <w:jc w:val="center"/>
             </w:pPr>
@@ -2991,6 +3075,7 @@
           </w:tcPr>
           <w:p>
             <w:pPr>
+              <w:keepNext/>
               <w:spacing w:before="20" w:after="20"/>
               <w:jc w:val="center"/>
             </w:pPr>
@@ -3005,6 +3090,7 @@
           </w:tcPr>
           <w:p>
             <w:pPr>
+              <w:keepNext/>
               <w:spacing w:before="20" w:after="20"/>
               <w:jc w:val="center"/>
             </w:pPr>
@@ -3019,6 +3105,7 @@
           </w:tcPr>
           <w:p>
             <w:pPr>
+              <w:keepNext/>
               <w:spacing w:before="20" w:after="20"/>
               <w:jc w:val="center"/>
             </w:pPr>
@@ -3027,6 +3114,9 @@
         </w:tc>
       </w:tr>
       <w:tr>
+        <w:trPr>
+          <w:cantSplit/>
+        </w:trPr>
         <w:tc>
           <w:tcPr>
             <w:shd w:val="clear" w:color="auto" w:fill="F2F2F2"/>
@@ -3135,6 +3225,9 @@
         </w:tc>
       </w:tr>
       <w:tr>
+        <w:trPr>
+          <w:cantSplit/>
+        </w:trPr>
         <w:tc>
           <w:tcPr>
             <w:shd w:val="clear" w:color="auto" w:fill="F2F2F2"/>
@@ -3247,6 +3340,9 @@
         </w:tc>
       </w:tr>
       <w:tr>
+        <w:trPr>
+          <w:cantSplit/>
+        </w:trPr>
         <w:tc>
           <w:tcPr>
             <w:shd w:val="clear" w:color="auto" w:fill="F2F2F2"/>
@@ -3355,6 +3451,9 @@
         </w:tc>
       </w:tr>
       <w:tr>
+        <w:trPr>
+          <w:cantSplit/>
+        </w:trPr>
         <w:tc>
           <w:tcPr>
             <w:shd w:val="clear" w:color="auto" w:fill="F2F2F2"/>
@@ -3467,6 +3566,9 @@
         </w:tc>
       </w:tr>
       <w:tr>
+        <w:trPr>
+          <w:cantSplit/>
+        </w:trPr>
         <w:tc>
           <w:tcPr>
             <w:shd w:val="clear" w:color="auto" w:fill="F2F2F2"/>
@@ -3575,6 +3677,9 @@
         </w:tc>
       </w:tr>
       <w:tr>
+        <w:trPr>
+          <w:cantSplit/>
+        </w:trPr>
         <w:tc>
           <w:tcPr>
             <w:shd w:val="clear" w:color="auto" w:fill="F2F2F2"/>
@@ -3687,6 +3792,12 @@
         </w:tc>
       </w:tr>
     </w:tbl>
+    <w:p>
+      <w:pPr>
+        <w:keepNext/>
+        <w:spacing w:before="0" w:after="0" w:lineRule="exact" w:line="120"/>
+      </w:pPr>
+    </w:p>
     <w:tbl>
       <w:tblPr>
         <w:tblLook w:firstColumn="1" w:firstRow="1" w:lastColumn="0" w:lastRow="0" w:noHBand="0" w:noVBand="1" w:val="04A0"/>
@@ -3708,6 +3819,9 @@
         <w:gridCol w:w="6989"/>
       </w:tblGrid>
       <w:tr>
+        <w:trPr>
+          <w:cantSplit/>
+        </w:trPr>
         <w:tc>
           <w:tcPr>
             <w:shd w:val="clear" w:color="auto" w:fill="F2F2F2"/>
@@ -3767,6 +3881,12 @@
         </w:tc>
       </w:tr>
     </w:tbl>
+    <w:p>
+      <w:pPr>
+        <w:keepNext/>
+        <w:spacing w:before="0" w:after="0" w:lineRule="exact" w:line="120"/>
+      </w:pPr>
+    </w:p>
     <w:tbl>
       <w:tblPr>
         <w:jc w:val="center"/>
@@ -3944,72 +4064,62 @@
         </w:tc>
       </w:tr>
     </w:tbl>
-    <w:tbl>
-      <w:tblPr>
-        <w:tblLook w:firstColumn="1" w:firstRow="1" w:lastColumn="0" w:lastRow="0" w:noHBand="0" w:noVBand="1" w:val="04A0"/>
-        <w:tblLayout w:type="fixed"/>
-        <w:tblW w:type="dxa" w:w="10466"/>
-        <w:tblInd w:type="dxa" w:w="0"/>
+    <w:p>
+      <w:pPr>
+        <w:keepNext/>
+        <w:spacing w:before="0" w:after="0" w:lineRule="exact" w:line="240"/>
+      </w:pPr>
+    </w:p>
+    <w:p>
+      <w:pPr>
+        <w:spacing w:before="0" w:after="0"/>
         <w:jc w:val="center"/>
-        <w:tblBorders>
-          <w:top w:val="single" w:sz="4" w:space="0" w:color="2B547E"/>
-          <w:left w:val="single" w:sz="4" w:space="0" w:color="2B547E"/>
-          <w:bottom w:val="single" w:sz="4" w:space="0" w:color="2B547E"/>
-          <w:right w:val="single" w:sz="4" w:space="0" w:color="2B547E"/>
-          <w:insideH w:val="single" w:sz="4" w:space="0" w:color="2B547E"/>
-          <w:insideV w:val="single" w:sz="4" w:space="0" w:color="2B547E"/>
-        </w:tblBorders>
-      </w:tblPr>
-      <w:tblGrid>
-        <w:gridCol w:w="10466"/>
-      </w:tblGrid>
-      <w:tr>
-        <w:tc>
-          <w:tcPr>
-            <w:shd w:val="clear" w:color="auto" w:fill="2B547E"/>
-            <w:vAlign w:val="center"/>
-            <w:tcW w:type="dxa" w:w="10466"/>
-          </w:tcPr>
-          <w:p>
-            <w:pPr>
-              <w:spacing w:before="20" w:after="20"/>
-              <w:jc w:val="center"/>
-            </w:pPr>
-            <w:r/>
-            <w:r>
-              <w:rPr>
-                <w:rFonts w:ascii="Calibri" w:hAnsi="Calibri"/>
-                <w:b/>
-                <w:i w:val="0"/>
-                <w:color w:val="FFFFFF"/>
-                <w:sz w:val="22"/>
-              </w:rPr>
-              <w:t>5 Потписи</w:t>
-            </w:r>
-            <w:r>
-              <w:rPr>
-                <w:rFonts w:ascii="Calibri" w:hAnsi="Calibri"/>
-                <w:b w:val="0"/>
-                <w:i w:val="0"/>
-                <w:color w:val="FFFFFF"/>
-                <w:sz w:val="18"/>
-              </w:rPr>
-              <w:t xml:space="preserve"> | </w:t>
-            </w:r>
-            <w:r>
-              <w:rPr>
-                <w:rFonts w:ascii="Calibri" w:hAnsi="Calibri"/>
-                <w:b w:val="0"/>
-                <w:i w:val="0"/>
-                <w:color w:val="FFFFFF"/>
-                <w:sz w:val="18"/>
-              </w:rPr>
-              <w:t>Signatures</w:t>
-            </w:r>
-          </w:p>
-        </w:tc>
-      </w:tr>
-    </w:tbl>
+        <w:keepNext/>
+        <w:pBdr>
+          <w:top w:val="single" w:sz="4" w:space="2" w:color="2B547E"/>
+          <w:left w:val="single" w:sz="4" w:space="4" w:color="2B547E"/>
+          <w:bottom w:val="single" w:sz="4" w:space="2" w:color="2B547E"/>
+          <w:right w:val="single" w:sz="4" w:space="4" w:color="2B547E"/>
+        </w:pBdr>
+        <w:shd w:val="clear" w:color="auto" w:fill="2B547E"/>
+      </w:pPr>
+      <w:r>
+        <w:rPr>
+          <w:rFonts w:ascii="Calibri" w:hAnsi="Calibri"/>
+          <w:b/>
+          <w:i w:val="0"/>
+          <w:color w:val="FFFFFF"/>
+          <w:sz w:val="22"/>
+        </w:rPr>
+        <w:t>5 Потписи</w:t>
+      </w:r>
+      <w:r>
+        <w:rPr>
+          <w:rFonts w:ascii="Calibri" w:hAnsi="Calibri"/>
+          <w:b w:val="0"/>
+          <w:i w:val="0"/>
+          <w:color w:val="FFFFFF"/>
+          <w:sz w:val="18"/>
+        </w:rPr>
+        <w:t xml:space="preserve"> | </w:t>
+      </w:r>
+      <w:r>
+        <w:rPr>
+          <w:rFonts w:ascii="Calibri" w:hAnsi="Calibri"/>
+          <w:b w:val="0"/>
+          <w:i w:val="0"/>
+          <w:color w:val="FFFFFF"/>
+          <w:sz w:val="18"/>
+        </w:rPr>
+        <w:t>Signatures</w:t>
+      </w:r>
+    </w:p>
+    <w:p>
+      <w:pPr>
+        <w:keepNext/>
+        <w:spacing w:before="0" w:after="0" w:lineRule="exact" w:line="40"/>
+      </w:pPr>
+    </w:p>
     <w:tbl>
       <w:tblPr>
         <w:tblLook w:firstColumn="1" w:firstRow="1" w:lastColumn="0" w:lastRow="0" w:noHBand="0" w:noVBand="1" w:val="04A0"/>
@@ -4035,6 +4145,7 @@
       <w:tr>
         <w:trPr>
           <w:tblHeader w:val="true"/>
+          <w:cantSplit/>
         </w:trPr>
         <w:tc>
           <w:tcPr>
@@ -4044,6 +4155,7 @@
           </w:tcPr>
           <w:p>
             <w:pPr>
+              <w:keepNext/>
               <w:spacing w:before="20" w:after="20"/>
               <w:jc w:val="center"/>
             </w:pPr>
@@ -4088,6 +4200,7 @@
           </w:tcPr>
           <w:p>
             <w:pPr>
+              <w:keepNext/>
               <w:spacing w:before="20" w:after="20"/>
               <w:jc w:val="center"/>
             </w:pPr>
@@ -4132,6 +4245,7 @@
           </w:tcPr>
           <w:p>
             <w:pPr>
+              <w:keepNext/>
               <w:spacing w:before="20" w:after="20"/>
               <w:jc w:val="center"/>
             </w:pPr>
@@ -4176,6 +4290,7 @@
           </w:tcPr>
           <w:p>
             <w:pPr>
+              <w:keepNext/>
               <w:spacing w:before="20" w:after="20"/>
               <w:jc w:val="center"/>
             </w:pPr>
@@ -4214,6 +4329,9 @@
         </w:tc>
       </w:tr>
       <w:tr>
+        <w:trPr>
+          <w:cantSplit/>
+        </w:trPr>
         <w:tc>
           <w:tcPr>
             <w:shd w:val="clear" w:color="auto" w:fill="F2F2F2"/>
@@ -4222,6 +4340,7 @@
           </w:tcPr>
           <w:p>
             <w:pPr>
+              <w:keepNext/>
               <w:spacing w:before="20" w:after="20"/>
               <w:jc w:val="center"/>
             </w:pPr>
@@ -4265,6 +4384,7 @@
           </w:tcPr>
           <w:p>
             <w:pPr>
+              <w:keepNext/>
               <w:spacing w:before="20" w:after="20"/>
               <w:jc w:val="center"/>
             </w:pPr>
@@ -4278,6 +4398,7 @@
           </w:tcPr>
           <w:p>
             <w:pPr>
+              <w:keepNext/>
               <w:spacing w:before="20" w:after="20"/>
               <w:jc w:val="center"/>
             </w:pPr>
@@ -4291,6 +4412,7 @@
           </w:tcPr>
           <w:p>
             <w:pPr>
+              <w:keepNext/>
               <w:spacing w:before="20" w:after="20"/>
               <w:jc w:val="center"/>
             </w:pPr>
@@ -4299,6 +4421,9 @@
         </w:tc>
       </w:tr>
       <w:tr>
+        <w:trPr>
+          <w:cantSplit/>
+        </w:trPr>
         <w:tc>
           <w:tcPr>
             <w:shd w:val="clear" w:color="auto" w:fill="F2F2F2"/>
@@ -4307,6 +4432,7 @@
           </w:tcPr>
           <w:p>
             <w:pPr>
+              <w:keepNext/>
               <w:spacing w:before="20" w:after="20"/>
               <w:jc w:val="center"/>
             </w:pPr>
@@ -4351,6 +4477,7 @@
           </w:tcPr>
           <w:p>
             <w:pPr>
+              <w:keepNext/>
               <w:spacing w:before="20" w:after="20"/>
               <w:jc w:val="center"/>
             </w:pPr>
@@ -4365,6 +4492,7 @@
           </w:tcPr>
           <w:p>
             <w:pPr>
+              <w:keepNext/>
               <w:spacing w:before="20" w:after="20"/>
               <w:jc w:val="center"/>
             </w:pPr>
@@ -4379,6 +4507,7 @@
           </w:tcPr>
           <w:p>
             <w:pPr>
+              <w:keepNext/>
               <w:spacing w:before="20" w:after="20"/>
               <w:jc w:val="center"/>
             </w:pPr>
@@ -4387,6 +4516,9 @@
         </w:tc>
       </w:tr>
       <w:tr>
+        <w:trPr>
+          <w:cantSplit/>
+        </w:trPr>
         <w:tc>
           <w:tcPr>
             <w:shd w:val="clear" w:color="auto" w:fill="F2F2F2"/>

--- a/deliverables/inland_transport_2026-10/docx/QASOP_0XX_A04.docx
+++ b/deliverables/inland_transport_2026-10/docx/QASOP_0XX_A04.docx
@@ -504,6 +504,7 @@
           </w:tcPr>
           <w:p>
             <w:pPr>
+              <w:keepNext/>
               <w:spacing w:before="20" w:after="20"/>
               <w:jc w:val="left"/>
             </w:pPr>
@@ -547,6 +548,7 @@
           </w:tcPr>
           <w:p>
             <w:pPr>
+              <w:keepNext/>
               <w:spacing w:before="20" w:after="20"/>
               <w:jc w:val="center"/>
             </w:pPr>
@@ -561,6 +563,7 @@
           </w:tcPr>
           <w:p>
             <w:pPr>
+              <w:keepNext/>
               <w:spacing w:before="20" w:after="20"/>
               <w:jc w:val="left"/>
             </w:pPr>
@@ -604,6 +607,7 @@
           </w:tcPr>
           <w:p>
             <w:pPr>
+              <w:keepNext/>
               <w:spacing w:before="20" w:after="20"/>
               <w:jc w:val="center"/>
             </w:pPr>
@@ -618,6 +622,7 @@
           </w:tcPr>
           <w:p>
             <w:pPr>
+              <w:keepNext/>
               <w:spacing w:before="20" w:after="20"/>
               <w:jc w:val="left"/>
             </w:pPr>
@@ -658,6 +663,149 @@
           <w:tcPr>
             <w:vAlign w:val="center"/>
             <w:tcW w:type="pct" w:w="796"/>
+          </w:tcPr>
+          <w:p>
+            <w:pPr>
+              <w:keepNext/>
+              <w:spacing w:before="20" w:after="20"/>
+              <w:jc w:val="center"/>
+            </w:pPr>
+            <w:r/>
+          </w:p>
+        </w:tc>
+      </w:tr>
+    </w:tbl>
+    <w:tbl>
+      <w:tblPr>
+        <w:jc w:val="center"/>
+        <w:tblLook w:firstColumn="1" w:firstRow="1" w:lastColumn="0" w:lastRow="0" w:noHBand="0" w:noVBand="1" w:val="04A0"/>
+        <w:tblLayout w:type="fixed"/>
+        <w:tblW w:type="pct" w:w="5000"/>
+        <w:tblInd w:type="dxa" w:w="0"/>
+        <w:tblBorders>
+          <w:top w:val="single" w:sz="4" w:space="0" w:color="2B547E"/>
+          <w:left w:val="single" w:sz="4" w:space="0" w:color="2B547E"/>
+          <w:bottom w:val="single" w:sz="4" w:space="0" w:color="2B547E"/>
+          <w:right w:val="single" w:sz="4" w:space="0" w:color="2B547E"/>
+          <w:insideH w:val="single" w:sz="4" w:space="0" w:color="2B547E"/>
+          <w:insideV w:val="single" w:sz="4" w:space="0" w:color="2B547E"/>
+        </w:tblBorders>
+      </w:tblPr>
+      <w:tblGrid>
+        <w:gridCol w:w="2109"/>
+        <w:gridCol w:w="2534"/>
+        <w:gridCol w:w="3288"/>
+        <w:gridCol w:w="2534"/>
+      </w:tblGrid>
+      <w:tr>
+        <w:trPr>
+          <w:cantSplit/>
+        </w:trPr>
+        <w:tc>
+          <w:tcPr>
+            <w:shd w:val="clear" w:color="auto" w:fill="F2F2F2"/>
+            <w:vAlign w:val="center"/>
+            <w:tcW w:type="pct" w:w="1007"/>
+          </w:tcPr>
+          <w:p>
+            <w:pPr>
+              <w:spacing w:before="20" w:after="20"/>
+              <w:jc w:val="left"/>
+            </w:pPr>
+            <w:r/>
+            <w:r>
+              <w:rPr>
+                <w:rFonts w:ascii="Calibri" w:hAnsi="Calibri"/>
+                <w:b/>
+                <w:i w:val="0"/>
+                <w:color w:val="000000"/>
+                <w:sz w:val="20"/>
+              </w:rPr>
+              <w:t>Палети G / M</w:t>
+            </w:r>
+            <w:r>
+              <w:rPr>
+                <w:rFonts w:ascii="Calibri" w:hAnsi="Calibri"/>
+                <w:b w:val="0"/>
+                <w:i w:val="0"/>
+                <w:color w:val="000000"/>
+                <w:sz w:val="16"/>
+              </w:rPr>
+              <w:t xml:space="preserve"> | </w:t>
+            </w:r>
+            <w:r>
+              <w:rPr>
+                <w:rFonts w:ascii="Calibri" w:hAnsi="Calibri"/>
+                <w:b w:val="0"/>
+                <w:i w:val="0"/>
+                <w:color w:val="000000"/>
+                <w:sz w:val="16"/>
+              </w:rPr>
+              <w:t>Pallets L / S</w:t>
+            </w:r>
+          </w:p>
+        </w:tc>
+        <w:tc>
+          <w:tcPr>
+            <w:vAlign w:val="center"/>
+            <w:tcW w:type="pct" w:w="1210"/>
+          </w:tcPr>
+          <w:p>
+            <w:pPr>
+              <w:spacing w:before="20" w:after="20"/>
+              <w:jc w:val="center"/>
+            </w:pPr>
+            <w:r/>
+          </w:p>
+        </w:tc>
+        <w:tc>
+          <w:tcPr>
+            <w:shd w:val="clear" w:color="auto" w:fill="F2F2F2"/>
+            <w:vAlign w:val="center"/>
+            <w:tcW w:type="pct" w:w="1570"/>
+          </w:tcPr>
+          <w:p>
+            <w:pPr>
+              <w:spacing w:before="20" w:after="20"/>
+              <w:jc w:val="left"/>
+            </w:pPr>
+            <w:r/>
+            <w:r>
+              <w:rPr>
+                <w:rFonts w:ascii="Calibri" w:hAnsi="Calibri"/>
+                <w:b/>
+                <w:i w:val="0"/>
+                <w:color w:val="000000"/>
+                <w:sz w:val="20"/>
+              </w:rPr>
+              <w:t>Полициско придружување потврдено (МВР бр.)</w:t>
+            </w:r>
+            <w:r>
+              <w:rPr>
+                <w:rFonts w:ascii="Calibri" w:hAnsi="Calibri"/>
+                <w:b w:val="0"/>
+                <w:i w:val="0"/>
+                <w:color w:val="000000"/>
+                <w:sz w:val="16"/>
+              </w:rPr>
+              <w:t xml:space="preserve"> | </w:t>
+            </w:r>
+            <w:r>
+              <w:rPr>
+                <w:rFonts w:ascii="Calibri" w:hAnsi="Calibri"/>
+                <w:b w:val="0"/>
+                <w:i w:val="0"/>
+                <w:color w:val="000000"/>
+                <w:sz w:val="16"/>
+              </w:rPr>
+              <w:t>Police escort confirmed (MoIA No.)</w:t>
+            </w:r>
+          </w:p>
+        </w:tc>
+        <w:tc>
+          <w:tcPr>
+            <w:vAlign w:val="center"/>
+            <w:tcW w:type="pct" w:w="1210"/>
           </w:tcPr>
           <w:p>
             <w:pPr>
@@ -826,7 +974,7 @@
                 <w:color w:val="000000"/>
                 <w:sz w:val="24"/>
               </w:rPr>
-              <w:t>Симулиран товар (иста термичка маса и конфигурација)</w:t>
+              <w:t>Симулиран товар (иста маса и конфигурација на палети)</w:t>
             </w:r>
             <w:r>
               <w:rPr>
@@ -846,7 +994,7 @@
                 <w:color w:val="000000"/>
                 <w:sz w:val="20"/>
               </w:rPr>
-              <w:t>Simulated load (same thermal mass and configuration)</w:t>
+              <w:t>Simulated load (same mass and pallet configuration)</w:t>
             </w:r>
           </w:p>
         </w:tc>
@@ -905,6 +1053,56 @@
     <w:p>
       <w:pPr>
         <w:keepNext/>
+        <w:spacing w:before="0" w:after="0" w:lineRule="exact" w:line="160"/>
+      </w:pPr>
+    </w:p>
+    <w:p>
+      <w:pPr>
+        <w:spacing w:before="0" w:after="0"/>
+        <w:jc w:val="center"/>
+        <w:keepNext/>
+        <w:pBdr>
+          <w:top w:val="single" w:sz="4" w:space="2" w:color="2B547E"/>
+          <w:left w:val="single" w:sz="4" w:space="4" w:color="2B547E"/>
+          <w:bottom w:val="single" w:sz="4" w:space="2" w:color="2B547E"/>
+          <w:right w:val="single" w:sz="4" w:space="4" w:color="2B547E"/>
+        </w:pBdr>
+        <w:shd w:val="clear" w:color="auto" w:fill="F2F2F2"/>
+      </w:pPr>
+      <w:r>
+        <w:rPr>
+          <w:rFonts w:ascii="Calibri" w:hAnsi="Calibri"/>
+          <w:b/>
+          <w:i w:val="0"/>
+          <w:color w:val="2B547E"/>
+          <w:sz w:val="20"/>
+        </w:rPr>
+        <w:t>2.1 USB логери</w:t>
+      </w:r>
+      <w:r>
+        <w:rPr>
+          <w:rFonts w:ascii="Calibri" w:hAnsi="Calibri"/>
+          <w:b w:val="0"/>
+          <w:i w:val="0"/>
+          <w:color w:val="2B547E"/>
+          <w:sz w:val="16"/>
+        </w:rPr>
+        <w:t xml:space="preserve"> | </w:t>
+      </w:r>
+      <w:r>
+        <w:rPr>
+          <w:rFonts w:ascii="Calibri" w:hAnsi="Calibri"/>
+          <w:b w:val="0"/>
+          <w:i w:val="0"/>
+          <w:color w:val="2B547E"/>
+          <w:sz w:val="16"/>
+        </w:rPr>
+        <w:t>USB loggers</w:t>
+      </w:r>
+    </w:p>
+    <w:p>
+      <w:pPr>
+        <w:keepNext/>
         <w:spacing w:before="0" w:after="0" w:lineRule="exact" w:line="40"/>
       </w:pPr>
     </w:p>
@@ -1245,7 +1443,7 @@
                 <w:color w:val="000000"/>
                 <w:sz w:val="18"/>
               </w:rPr>
-              <w:t>Рутинска (жешка/студена точка од OQ)</w:t>
+              <w:t>Жешка точка од OQ</w:t>
             </w:r>
             <w:r>
               <w:rPr>
@@ -1265,7 +1463,7 @@
                 <w:color w:val="000000"/>
                 <w:sz w:val="14"/>
               </w:rPr>
-              <w:t>Routine (OQ hot/cold spot)</w:t>
+              <w:t>OQ hot spot</w:t>
             </w:r>
           </w:p>
         </w:tc>
@@ -1393,7 +1591,7 @@
                 <w:color w:val="000000"/>
                 <w:sz w:val="18"/>
               </w:rPr>
-              <w:t>Центар на товарот</w:t>
+              <w:t>Студена точка од OQ</w:t>
             </w:r>
             <w:r>
               <w:rPr>
@@ -1413,7 +1611,7 @@
                 <w:color w:val="000000"/>
                 <w:sz w:val="14"/>
               </w:rPr>
-              <w:t>Load centre</w:t>
+              <w:t>OQ cold spot</w:t>
             </w:r>
           </w:p>
         </w:tc>
@@ -1535,7 +1733,6 @@
           </w:tcPr>
           <w:p>
             <w:pPr>
-              <w:keepNext/>
               <w:spacing w:before="20" w:after="20"/>
               <w:jc w:val="center"/>
             </w:pPr>
@@ -1548,7 +1745,7 @@
                 <w:color w:val="000000"/>
                 <w:sz w:val="18"/>
               </w:rPr>
-              <w:t>Кај вратата</w:t>
+              <w:t>Амбиент (надвор)</w:t>
             </w:r>
             <w:r>
               <w:rPr>
@@ -1568,7 +1765,7 @@
                 <w:color w:val="000000"/>
                 <w:sz w:val="14"/>
               </w:rPr>
-              <w:t>At the door</w:t>
+              <w:t>Ambient (outside)</w:t>
             </w:r>
           </w:p>
         </w:tc>
@@ -1579,7 +1776,6 @@
           </w:tcPr>
           <w:p>
             <w:pPr>
-              <w:keepNext/>
               <w:spacing w:before="20" w:after="20"/>
               <w:jc w:val="center"/>
             </w:pPr>
@@ -1593,7 +1789,6 @@
           </w:tcPr>
           <w:p>
             <w:pPr>
-              <w:keepNext/>
               <w:spacing w:before="20" w:after="20"/>
               <w:jc w:val="center"/>
             </w:pPr>
@@ -1607,7 +1802,6 @@
           </w:tcPr>
           <w:p>
             <w:pPr>
-              <w:keepNext/>
               <w:spacing w:before="20" w:after="20"/>
               <w:jc w:val="center"/>
             </w:pPr>
@@ -1621,7 +1815,6 @@
           </w:tcPr>
           <w:p>
             <w:pPr>
-              <w:keepNext/>
               <w:spacing w:before="20" w:after="20"/>
               <w:jc w:val="center"/>
             </w:pPr>
@@ -1635,7 +1828,6 @@
           </w:tcPr>
           <w:p>
             <w:pPr>
-              <w:keepNext/>
               <w:spacing w:before="20" w:after="20"/>
               <w:jc w:val="center"/>
             </w:pPr>
@@ -1649,7 +1841,6 @@
           </w:tcPr>
           <w:p>
             <w:pPr>
-              <w:keepNext/>
               <w:spacing w:before="20" w:after="20"/>
               <w:jc w:val="center"/>
             </w:pPr>
@@ -1663,11 +1854,439 @@
           </w:tcPr>
           <w:p>
             <w:pPr>
-              <w:keepNext/>
-              <w:spacing w:before="20" w:after="20"/>
-              <w:jc w:val="center"/>
-            </w:pPr>
-            <w:r/>
+              <w:spacing w:before="20" w:after="20"/>
+              <w:jc w:val="center"/>
+            </w:pPr>
+            <w:r/>
+          </w:p>
+        </w:tc>
+      </w:tr>
+    </w:tbl>
+    <w:p>
+      <w:pPr>
+        <w:keepNext/>
+        <w:spacing w:before="0" w:after="0" w:lineRule="exact" w:line="160"/>
+      </w:pPr>
+    </w:p>
+    <w:p>
+      <w:pPr>
+        <w:spacing w:before="0" w:after="0"/>
+        <w:jc w:val="center"/>
+        <w:keepNext/>
+        <w:pBdr>
+          <w:top w:val="single" w:sz="4" w:space="2" w:color="2B547E"/>
+          <w:left w:val="single" w:sz="4" w:space="4" w:color="2B547E"/>
+          <w:bottom w:val="single" w:sz="4" w:space="2" w:color="2B547E"/>
+          <w:right w:val="single" w:sz="4" w:space="4" w:color="2B547E"/>
+        </w:pBdr>
+        <w:shd w:val="clear" w:color="auto" w:fill="F2F2F2"/>
+      </w:pPr>
+      <w:r>
+        <w:rPr>
+          <w:rFonts w:ascii="Calibri" w:hAnsi="Calibri"/>
+          <w:b/>
+          <w:i w:val="0"/>
+          <w:color w:val="2B547E"/>
+          <w:sz w:val="20"/>
+        </w:rPr>
+        <w:t>2.2 Логери за еднократна употреба во палетите</w:t>
+      </w:r>
+      <w:r>
+        <w:rPr>
+          <w:rFonts w:ascii="Calibri" w:hAnsi="Calibri"/>
+          <w:b w:val="0"/>
+          <w:i w:val="0"/>
+          <w:color w:val="2B547E"/>
+          <w:sz w:val="16"/>
+        </w:rPr>
+        <w:t xml:space="preserve"> | </w:t>
+      </w:r>
+      <w:r>
+        <w:rPr>
+          <w:rFonts w:ascii="Calibri" w:hAnsi="Calibri"/>
+          <w:b w:val="0"/>
+          <w:i w:val="0"/>
+          <w:color w:val="2B547E"/>
+          <w:sz w:val="16"/>
+        </w:rPr>
+        <w:t>Single-use loggers in the pallets</w:t>
+      </w:r>
+    </w:p>
+    <w:p>
+      <w:pPr>
+        <w:keepNext/>
+        <w:spacing w:before="0" w:after="0" w:lineRule="exact" w:line="40"/>
+      </w:pPr>
+    </w:p>
+    <w:tbl>
+      <w:tblPr>
+        <w:tblLook w:firstColumn="1" w:firstRow="1" w:lastColumn="0" w:lastRow="0" w:noHBand="0" w:noVBand="1" w:val="04A0"/>
+        <w:tblLayout w:type="fixed"/>
+        <w:tblW w:type="dxa" w:w="10466"/>
+        <w:tblInd w:type="dxa" w:w="0"/>
+        <w:jc w:val="center"/>
+        <w:tblBorders>
+          <w:top w:val="single" w:sz="4" w:space="0" w:color="2B547E"/>
+          <w:left w:val="single" w:sz="4" w:space="0" w:color="2B547E"/>
+          <w:bottom w:val="single" w:sz="4" w:space="0" w:color="2B547E"/>
+          <w:right w:val="single" w:sz="4" w:space="0" w:color="2B547E"/>
+          <w:insideH w:val="single" w:sz="4" w:space="0" w:color="2B547E"/>
+          <w:insideV w:val="single" w:sz="4" w:space="0" w:color="2B547E"/>
+        </w:tblBorders>
+      </w:tblPr>
+      <w:tblGrid>
+        <w:gridCol w:w="1290"/>
+        <w:gridCol w:w="984"/>
+        <w:gridCol w:w="1272"/>
+        <w:gridCol w:w="1907"/>
+        <w:gridCol w:w="1272"/>
+        <w:gridCol w:w="1907"/>
+        <w:gridCol w:w="1002"/>
+        <w:gridCol w:w="829"/>
+      </w:tblGrid>
+      <w:tr>
+        <w:trPr>
+          <w:tblHeader w:val="true"/>
+          <w:cantSplit/>
+        </w:trPr>
+        <w:tc>
+          <w:tcPr>
+            <w:shd w:val="clear" w:color="auto" w:fill="2B547E"/>
+            <w:vAlign w:val="center"/>
+            <w:tcW w:type="dxa" w:w="1290"/>
+          </w:tcPr>
+          <w:p>
+            <w:pPr>
+              <w:keepNext/>
+              <w:spacing w:before="20" w:after="20"/>
+              <w:jc w:val="center"/>
+            </w:pPr>
+            <w:r/>
+            <w:r>
+              <w:rPr>
+                <w:rFonts w:ascii="Calibri" w:hAnsi="Calibri"/>
+                <w:b/>
+                <w:i w:val="0"/>
+                <w:color w:val="FFFFFF"/>
+                <w:sz w:val="18"/>
+              </w:rPr>
+              <w:t>ID на палета</w:t>
+            </w:r>
+            <w:r>
+              <w:rPr>
+                <w:rFonts w:ascii="Calibri" w:hAnsi="Calibri"/>
+                <w:b w:val="0"/>
+                <w:i w:val="0"/>
+                <w:color w:val="FFFFFF"/>
+                <w:sz w:val="14"/>
+              </w:rPr>
+              <w:t xml:space="preserve"> | </w:t>
+            </w:r>
+            <w:r>
+              <w:rPr>
+                <w:rFonts w:ascii="Calibri" w:hAnsi="Calibri"/>
+                <w:b w:val="0"/>
+                <w:i w:val="0"/>
+                <w:color w:val="FFFFFF"/>
+                <w:sz w:val="14"/>
+              </w:rPr>
+              <w:t>Pallet ID</w:t>
+            </w:r>
+          </w:p>
+        </w:tc>
+        <w:tc>
+          <w:tcPr>
+            <w:shd w:val="clear" w:color="auto" w:fill="2B547E"/>
+            <w:vAlign w:val="center"/>
+            <w:tcW w:type="dxa" w:w="984"/>
+          </w:tcPr>
+          <w:p>
+            <w:pPr>
+              <w:keepNext/>
+              <w:spacing w:before="20" w:after="20"/>
+              <w:jc w:val="center"/>
+            </w:pPr>
+            <w:r/>
+            <w:r>
+              <w:rPr>
+                <w:rFonts w:ascii="Calibri" w:hAnsi="Calibri"/>
+                <w:b/>
+                <w:i w:val="0"/>
+                <w:color w:val="FFFFFF"/>
+                <w:sz w:val="18"/>
+              </w:rPr>
+              <w:t>Тип G/M</w:t>
+            </w:r>
+            <w:r>
+              <w:rPr>
+                <w:rFonts w:ascii="Calibri" w:hAnsi="Calibri"/>
+                <w:b w:val="0"/>
+                <w:i w:val="0"/>
+                <w:color w:val="FFFFFF"/>
+                <w:sz w:val="14"/>
+              </w:rPr>
+              <w:t xml:space="preserve"> | </w:t>
+            </w:r>
+            <w:r>
+              <w:rPr>
+                <w:rFonts w:ascii="Calibri" w:hAnsi="Calibri"/>
+                <w:b w:val="0"/>
+                <w:i w:val="0"/>
+                <w:color w:val="FFFFFF"/>
+                <w:sz w:val="14"/>
+              </w:rPr>
+              <w:t>Type L/S</w:t>
+            </w:r>
+          </w:p>
+        </w:tc>
+        <w:tc>
+          <w:tcPr>
+            <w:shd w:val="clear" w:color="auto" w:fill="2B547E"/>
+            <w:vAlign w:val="center"/>
+            <w:tcW w:type="dxa" w:w="1272"/>
+          </w:tcPr>
+          <w:p>
+            <w:pPr>
+              <w:keepNext/>
+              <w:spacing w:before="20" w:after="20"/>
+              <w:jc w:val="center"/>
+            </w:pPr>
+            <w:r/>
+            <w:r>
+              <w:rPr>
+                <w:rFonts w:ascii="Calibri" w:hAnsi="Calibri"/>
+                <w:b/>
+                <w:i w:val="0"/>
+                <w:color w:val="FFFFFF"/>
+                <w:sz w:val="18"/>
+              </w:rPr>
+              <w:t>Е1 сер. бр.</w:t>
+            </w:r>
+            <w:r>
+              <w:rPr>
+                <w:rFonts w:ascii="Calibri" w:hAnsi="Calibri"/>
+                <w:b w:val="0"/>
+                <w:i w:val="0"/>
+                <w:color w:val="FFFFFF"/>
+                <w:sz w:val="14"/>
+              </w:rPr>
+              <w:t xml:space="preserve"> | </w:t>
+            </w:r>
+            <w:r>
+              <w:rPr>
+                <w:rFonts w:ascii="Calibri" w:hAnsi="Calibri"/>
+                <w:b w:val="0"/>
+                <w:i w:val="0"/>
+                <w:color w:val="FFFFFF"/>
+                <w:sz w:val="14"/>
+              </w:rPr>
+              <w:t>E1 serial</w:t>
+            </w:r>
+          </w:p>
+        </w:tc>
+        <w:tc>
+          <w:tcPr>
+            <w:shd w:val="clear" w:color="auto" w:fill="2B547E"/>
+            <w:vAlign w:val="center"/>
+            <w:tcW w:type="dxa" w:w="1907"/>
+          </w:tcPr>
+          <w:p>
+            <w:pPr>
+              <w:keepNext/>
+              <w:spacing w:before="20" w:after="20"/>
+              <w:jc w:val="center"/>
+            </w:pPr>
+            <w:r/>
+            <w:r>
+              <w:rPr>
+                <w:rFonts w:ascii="Calibri" w:hAnsi="Calibri"/>
+                <w:b/>
+                <w:i w:val="0"/>
+                <w:color w:val="FFFFFF"/>
+                <w:sz w:val="18"/>
+              </w:rPr>
+              <w:t>Е1 мин./макс. (°C)</w:t>
+            </w:r>
+            <w:r>
+              <w:rPr>
+                <w:rFonts w:ascii="Calibri" w:hAnsi="Calibri"/>
+                <w:b w:val="0"/>
+                <w:i w:val="0"/>
+                <w:color w:val="FFFFFF"/>
+                <w:sz w:val="14"/>
+              </w:rPr>
+              <w:t xml:space="preserve"> | </w:t>
+            </w:r>
+            <w:r>
+              <w:rPr>
+                <w:rFonts w:ascii="Calibri" w:hAnsi="Calibri"/>
+                <w:b w:val="0"/>
+                <w:i w:val="0"/>
+                <w:color w:val="FFFFFF"/>
+                <w:sz w:val="14"/>
+              </w:rPr>
+              <w:t>E1 min./max. (°C)</w:t>
+            </w:r>
+          </w:p>
+        </w:tc>
+        <w:tc>
+          <w:tcPr>
+            <w:shd w:val="clear" w:color="auto" w:fill="2B547E"/>
+            <w:vAlign w:val="center"/>
+            <w:tcW w:type="dxa" w:w="1272"/>
+          </w:tcPr>
+          <w:p>
+            <w:pPr>
+              <w:keepNext/>
+              <w:spacing w:before="20" w:after="20"/>
+              <w:jc w:val="center"/>
+            </w:pPr>
+            <w:r/>
+            <w:r>
+              <w:rPr>
+                <w:rFonts w:ascii="Calibri" w:hAnsi="Calibri"/>
+                <w:b/>
+                <w:i w:val="0"/>
+                <w:color w:val="FFFFFF"/>
+                <w:sz w:val="18"/>
+              </w:rPr>
+              <w:t>Е2 сер. бр.</w:t>
+            </w:r>
+            <w:r>
+              <w:rPr>
+                <w:rFonts w:ascii="Calibri" w:hAnsi="Calibri"/>
+                <w:b w:val="0"/>
+                <w:i w:val="0"/>
+                <w:color w:val="FFFFFF"/>
+                <w:sz w:val="14"/>
+              </w:rPr>
+              <w:t xml:space="preserve"> | </w:t>
+            </w:r>
+            <w:r>
+              <w:rPr>
+                <w:rFonts w:ascii="Calibri" w:hAnsi="Calibri"/>
+                <w:b w:val="0"/>
+                <w:i w:val="0"/>
+                <w:color w:val="FFFFFF"/>
+                <w:sz w:val="14"/>
+              </w:rPr>
+              <w:t>E2 serial</w:t>
+            </w:r>
+          </w:p>
+        </w:tc>
+        <w:tc>
+          <w:tcPr>
+            <w:shd w:val="clear" w:color="auto" w:fill="2B547E"/>
+            <w:vAlign w:val="center"/>
+            <w:tcW w:type="dxa" w:w="1907"/>
+          </w:tcPr>
+          <w:p>
+            <w:pPr>
+              <w:keepNext/>
+              <w:spacing w:before="20" w:after="20"/>
+              <w:jc w:val="center"/>
+            </w:pPr>
+            <w:r/>
+            <w:r>
+              <w:rPr>
+                <w:rFonts w:ascii="Calibri" w:hAnsi="Calibri"/>
+                <w:b/>
+                <w:i w:val="0"/>
+                <w:color w:val="FFFFFF"/>
+                <w:sz w:val="18"/>
+              </w:rPr>
+              <w:t>Е2 мин./макс. (°C)</w:t>
+            </w:r>
+            <w:r>
+              <w:rPr>
+                <w:rFonts w:ascii="Calibri" w:hAnsi="Calibri"/>
+                <w:b w:val="0"/>
+                <w:i w:val="0"/>
+                <w:color w:val="FFFFFF"/>
+                <w:sz w:val="14"/>
+              </w:rPr>
+              <w:t xml:space="preserve"> | </w:t>
+            </w:r>
+            <w:r>
+              <w:rPr>
+                <w:rFonts w:ascii="Calibri" w:hAnsi="Calibri"/>
+                <w:b w:val="0"/>
+                <w:i w:val="0"/>
+                <w:color w:val="FFFFFF"/>
+                <w:sz w:val="14"/>
+              </w:rPr>
+              <w:t>E2 min./max. (°C)</w:t>
+            </w:r>
+          </w:p>
+        </w:tc>
+        <w:tc>
+          <w:tcPr>
+            <w:shd w:val="clear" w:color="auto" w:fill="2B547E"/>
+            <w:vAlign w:val="center"/>
+            <w:tcW w:type="dxa" w:w="1002"/>
+          </w:tcPr>
+          <w:p>
+            <w:pPr>
+              <w:keepNext/>
+              <w:spacing w:before="20" w:after="20"/>
+              <w:jc w:val="center"/>
+            </w:pPr>
+            <w:r/>
+            <w:r>
+              <w:rPr>
+                <w:rFonts w:ascii="Calibri" w:hAnsi="Calibri"/>
+                <w:b/>
+                <w:i w:val="0"/>
+                <w:color w:val="FFFFFF"/>
+                <w:sz w:val="18"/>
+              </w:rPr>
+              <w:t>Аларм</w:t>
+            </w:r>
+            <w:r>
+              <w:rPr>
+                <w:rFonts w:ascii="Calibri" w:hAnsi="Calibri"/>
+                <w:b w:val="0"/>
+                <w:i w:val="0"/>
+                <w:color w:val="FFFFFF"/>
+                <w:sz w:val="14"/>
+              </w:rPr>
+              <w:t xml:space="preserve"> | </w:t>
+            </w:r>
+            <w:r>
+              <w:rPr>
+                <w:rFonts w:ascii="Calibri" w:hAnsi="Calibri"/>
+                <w:b w:val="0"/>
+                <w:i w:val="0"/>
+                <w:color w:val="FFFFFF"/>
+                <w:sz w:val="14"/>
+              </w:rPr>
+              <w:t>Alarm</w:t>
+            </w:r>
+          </w:p>
+        </w:tc>
+        <w:tc>
+          <w:tcPr>
+            <w:shd w:val="clear" w:color="auto" w:fill="2B547E"/>
+            <w:vAlign w:val="center"/>
+            <w:tcW w:type="dxa" w:w="829"/>
+          </w:tcPr>
+          <w:p>
+            <w:pPr>
+              <w:keepNext/>
+              <w:spacing w:before="20" w:after="20"/>
+              <w:jc w:val="center"/>
+            </w:pPr>
+            <w:r/>
+            <w:r>
+              <w:rPr>
+                <w:rFonts w:ascii="Calibri" w:hAnsi="Calibri"/>
+                <w:b/>
+                <w:i w:val="0"/>
+                <w:color w:val="FFFFFF"/>
+                <w:sz w:val="18"/>
+              </w:rPr>
+              <w:t>MKT (°C)</w:t>
+            </w:r>
           </w:p>
         </w:tc>
       </w:tr>
@@ -1677,48 +2296,121 @@
         </w:trPr>
         <w:tc>
           <w:tcPr>
-            <w:shd w:val="clear" w:color="auto" w:fill="F2F2F2"/>
-            <w:vAlign w:val="center"/>
-            <w:tcW w:type="dxa" w:w="2841"/>
-          </w:tcPr>
-          <w:p>
-            <w:pPr>
-              <w:spacing w:before="20" w:after="20"/>
-              <w:jc w:val="center"/>
-            </w:pPr>
-            <w:r/>
-            <w:r>
-              <w:rPr>
-                <w:rFonts w:ascii="Calibri" w:hAnsi="Calibri"/>
-                <w:b w:val="0"/>
-                <w:i w:val="0"/>
-                <w:color w:val="000000"/>
-                <w:sz w:val="18"/>
-              </w:rPr>
-              <w:t>Амбиент</w:t>
-            </w:r>
-            <w:r>
-              <w:rPr>
-                <w:rFonts w:ascii="Calibri" w:hAnsi="Calibri"/>
-                <w:b w:val="0"/>
-                <w:i w:val="0"/>
-                <w:color w:val="000000"/>
-                <w:sz w:val="14"/>
-              </w:rPr>
-              <w:t xml:space="preserve"> | </w:t>
-            </w:r>
-            <w:r>
-              <w:rPr>
-                <w:rFonts w:ascii="Calibri" w:hAnsi="Calibri"/>
-                <w:b w:val="0"/>
-                <w:i/>
-                <w:color w:val="000000"/>
-                <w:sz w:val="14"/>
-              </w:rPr>
-              <w:t>Ambient</w:t>
-            </w:r>
-          </w:p>
-        </w:tc>
+            <w:vAlign w:val="center"/>
+            <w:tcW w:type="dxa" w:w="1290"/>
+          </w:tcPr>
+          <w:p>
+            <w:pPr>
+              <w:keepNext/>
+              <w:spacing w:before="20" w:after="20"/>
+              <w:jc w:val="center"/>
+            </w:pPr>
+            <w:r/>
+          </w:p>
+        </w:tc>
+        <w:tc>
+          <w:tcPr>
+            <w:vAlign w:val="center"/>
+            <w:tcW w:type="dxa" w:w="984"/>
+          </w:tcPr>
+          <w:p>
+            <w:pPr>
+              <w:keepNext/>
+              <w:spacing w:before="20" w:after="20"/>
+              <w:jc w:val="center"/>
+            </w:pPr>
+            <w:r/>
+          </w:p>
+        </w:tc>
+        <w:tc>
+          <w:tcPr>
+            <w:vAlign w:val="center"/>
+            <w:tcW w:type="dxa" w:w="1272"/>
+          </w:tcPr>
+          <w:p>
+            <w:pPr>
+              <w:keepNext/>
+              <w:spacing w:before="20" w:after="20"/>
+              <w:jc w:val="center"/>
+            </w:pPr>
+            <w:r/>
+          </w:p>
+        </w:tc>
+        <w:tc>
+          <w:tcPr>
+            <w:vAlign w:val="center"/>
+            <w:tcW w:type="dxa" w:w="1907"/>
+          </w:tcPr>
+          <w:p>
+            <w:pPr>
+              <w:keepNext/>
+              <w:spacing w:before="20" w:after="20"/>
+              <w:jc w:val="center"/>
+            </w:pPr>
+            <w:r/>
+          </w:p>
+        </w:tc>
+        <w:tc>
+          <w:tcPr>
+            <w:vAlign w:val="center"/>
+            <w:tcW w:type="dxa" w:w="1272"/>
+          </w:tcPr>
+          <w:p>
+            <w:pPr>
+              <w:keepNext/>
+              <w:spacing w:before="20" w:after="20"/>
+              <w:jc w:val="center"/>
+            </w:pPr>
+            <w:r/>
+          </w:p>
+        </w:tc>
+        <w:tc>
+          <w:tcPr>
+            <w:vAlign w:val="center"/>
+            <w:tcW w:type="dxa" w:w="1907"/>
+          </w:tcPr>
+          <w:p>
+            <w:pPr>
+              <w:keepNext/>
+              <w:spacing w:before="20" w:after="20"/>
+              <w:jc w:val="center"/>
+            </w:pPr>
+            <w:r/>
+          </w:p>
+        </w:tc>
+        <w:tc>
+          <w:tcPr>
+            <w:vAlign w:val="center"/>
+            <w:tcW w:type="dxa" w:w="1002"/>
+          </w:tcPr>
+          <w:p>
+            <w:pPr>
+              <w:keepNext/>
+              <w:spacing w:before="20" w:after="20"/>
+              <w:jc w:val="center"/>
+            </w:pPr>
+            <w:r/>
+          </w:p>
+        </w:tc>
+        <w:tc>
+          <w:tcPr>
+            <w:vAlign w:val="center"/>
+            <w:tcW w:type="dxa" w:w="829"/>
+          </w:tcPr>
+          <w:p>
+            <w:pPr>
+              <w:keepNext/>
+              <w:spacing w:before="20" w:after="20"/>
+              <w:jc w:val="center"/>
+            </w:pPr>
+            <w:r/>
+          </w:p>
+        </w:tc>
+      </w:tr>
+      <w:tr>
+        <w:trPr>
+          <w:cantSplit/>
+        </w:trPr>
         <w:tc>
           <w:tcPr>
             <w:shd w:val="clear" w:color="auto" w:fill="F7FAFC"/>
@@ -1727,6 +2419,7 @@
           </w:tcPr>
           <w:p>
             <w:pPr>
+              <w:keepNext/>
               <w:spacing w:before="20" w:after="20"/>
               <w:jc w:val="center"/>
             </w:pPr>
@@ -1737,10 +2430,11 @@
           <w:tcPr>
             <w:shd w:val="clear" w:color="auto" w:fill="F7FAFC"/>
             <w:vAlign w:val="center"/>
-            <w:tcW w:type="dxa" w:w="1849"/>
-          </w:tcPr>
-          <w:p>
-            <w:pPr>
+            <w:tcW w:type="dxa" w:w="984"/>
+          </w:tcPr>
+          <w:p>
+            <w:pPr>
+              <w:keepNext/>
               <w:spacing w:before="20" w:after="20"/>
               <w:jc w:val="center"/>
             </w:pPr>
@@ -1751,10 +2445,11 @@
           <w:tcPr>
             <w:shd w:val="clear" w:color="auto" w:fill="F7FAFC"/>
             <w:vAlign w:val="center"/>
-            <w:tcW w:type="dxa" w:w="637"/>
-          </w:tcPr>
-          <w:p>
-            <w:pPr>
+            <w:tcW w:type="dxa" w:w="1272"/>
+          </w:tcPr>
+          <w:p>
+            <w:pPr>
+              <w:keepNext/>
               <w:spacing w:before="20" w:after="20"/>
               <w:jc w:val="center"/>
             </w:pPr>
@@ -1765,10 +2460,11 @@
           <w:tcPr>
             <w:shd w:val="clear" w:color="auto" w:fill="F7FAFC"/>
             <w:vAlign w:val="center"/>
-            <w:tcW w:type="dxa" w:w="737"/>
-          </w:tcPr>
-          <w:p>
-            <w:pPr>
+            <w:tcW w:type="dxa" w:w="1907"/>
+          </w:tcPr>
+          <w:p>
+            <w:pPr>
+              <w:keepNext/>
               <w:spacing w:before="20" w:after="20"/>
               <w:jc w:val="center"/>
             </w:pPr>
@@ -1779,10 +2475,11 @@
           <w:tcPr>
             <w:shd w:val="clear" w:color="auto" w:fill="F7FAFC"/>
             <w:vAlign w:val="center"/>
-            <w:tcW w:type="dxa" w:w="637"/>
-          </w:tcPr>
-          <w:p>
-            <w:pPr>
+            <w:tcW w:type="dxa" w:w="1272"/>
+          </w:tcPr>
+          <w:p>
+            <w:pPr>
+              <w:keepNext/>
               <w:spacing w:before="20" w:after="20"/>
               <w:jc w:val="center"/>
             </w:pPr>
@@ -1793,10 +2490,11 @@
           <w:tcPr>
             <w:shd w:val="clear" w:color="auto" w:fill="F7FAFC"/>
             <w:vAlign w:val="center"/>
-            <w:tcW w:type="dxa" w:w="745"/>
-          </w:tcPr>
-          <w:p>
-            <w:pPr>
+            <w:tcW w:type="dxa" w:w="1907"/>
+          </w:tcPr>
+          <w:p>
+            <w:pPr>
+              <w:keepNext/>
               <w:spacing w:before="20" w:after="20"/>
               <w:jc w:val="center"/>
             </w:pPr>
@@ -1807,7 +2505,499 @@
           <w:tcPr>
             <w:shd w:val="clear" w:color="auto" w:fill="F7FAFC"/>
             <w:vAlign w:val="center"/>
-            <w:tcW w:type="dxa" w:w="1727"/>
+            <w:tcW w:type="dxa" w:w="1002"/>
+          </w:tcPr>
+          <w:p>
+            <w:pPr>
+              <w:keepNext/>
+              <w:spacing w:before="20" w:after="20"/>
+              <w:jc w:val="center"/>
+            </w:pPr>
+            <w:r/>
+          </w:p>
+        </w:tc>
+        <w:tc>
+          <w:tcPr>
+            <w:shd w:val="clear" w:color="auto" w:fill="F7FAFC"/>
+            <w:vAlign w:val="center"/>
+            <w:tcW w:type="dxa" w:w="829"/>
+          </w:tcPr>
+          <w:p>
+            <w:pPr>
+              <w:keepNext/>
+              <w:spacing w:before="20" w:after="20"/>
+              <w:jc w:val="center"/>
+            </w:pPr>
+            <w:r/>
+          </w:p>
+        </w:tc>
+      </w:tr>
+      <w:tr>
+        <w:trPr>
+          <w:cantSplit/>
+        </w:trPr>
+        <w:tc>
+          <w:tcPr>
+            <w:vAlign w:val="center"/>
+            <w:tcW w:type="dxa" w:w="1290"/>
+          </w:tcPr>
+          <w:p>
+            <w:pPr>
+              <w:keepNext/>
+              <w:spacing w:before="20" w:after="20"/>
+              <w:jc w:val="center"/>
+            </w:pPr>
+            <w:r/>
+          </w:p>
+        </w:tc>
+        <w:tc>
+          <w:tcPr>
+            <w:vAlign w:val="center"/>
+            <w:tcW w:type="dxa" w:w="984"/>
+          </w:tcPr>
+          <w:p>
+            <w:pPr>
+              <w:keepNext/>
+              <w:spacing w:before="20" w:after="20"/>
+              <w:jc w:val="center"/>
+            </w:pPr>
+            <w:r/>
+          </w:p>
+        </w:tc>
+        <w:tc>
+          <w:tcPr>
+            <w:vAlign w:val="center"/>
+            <w:tcW w:type="dxa" w:w="1272"/>
+          </w:tcPr>
+          <w:p>
+            <w:pPr>
+              <w:keepNext/>
+              <w:spacing w:before="20" w:after="20"/>
+              <w:jc w:val="center"/>
+            </w:pPr>
+            <w:r/>
+          </w:p>
+        </w:tc>
+        <w:tc>
+          <w:tcPr>
+            <w:vAlign w:val="center"/>
+            <w:tcW w:type="dxa" w:w="1907"/>
+          </w:tcPr>
+          <w:p>
+            <w:pPr>
+              <w:keepNext/>
+              <w:spacing w:before="20" w:after="20"/>
+              <w:jc w:val="center"/>
+            </w:pPr>
+            <w:r/>
+          </w:p>
+        </w:tc>
+        <w:tc>
+          <w:tcPr>
+            <w:vAlign w:val="center"/>
+            <w:tcW w:type="dxa" w:w="1272"/>
+          </w:tcPr>
+          <w:p>
+            <w:pPr>
+              <w:keepNext/>
+              <w:spacing w:before="20" w:after="20"/>
+              <w:jc w:val="center"/>
+            </w:pPr>
+            <w:r/>
+          </w:p>
+        </w:tc>
+        <w:tc>
+          <w:tcPr>
+            <w:vAlign w:val="center"/>
+            <w:tcW w:type="dxa" w:w="1907"/>
+          </w:tcPr>
+          <w:p>
+            <w:pPr>
+              <w:keepNext/>
+              <w:spacing w:before="20" w:after="20"/>
+              <w:jc w:val="center"/>
+            </w:pPr>
+            <w:r/>
+          </w:p>
+        </w:tc>
+        <w:tc>
+          <w:tcPr>
+            <w:vAlign w:val="center"/>
+            <w:tcW w:type="dxa" w:w="1002"/>
+          </w:tcPr>
+          <w:p>
+            <w:pPr>
+              <w:keepNext/>
+              <w:spacing w:before="20" w:after="20"/>
+              <w:jc w:val="center"/>
+            </w:pPr>
+            <w:r/>
+          </w:p>
+        </w:tc>
+        <w:tc>
+          <w:tcPr>
+            <w:vAlign w:val="center"/>
+            <w:tcW w:type="dxa" w:w="829"/>
+          </w:tcPr>
+          <w:p>
+            <w:pPr>
+              <w:keepNext/>
+              <w:spacing w:before="20" w:after="20"/>
+              <w:jc w:val="center"/>
+            </w:pPr>
+            <w:r/>
+          </w:p>
+        </w:tc>
+      </w:tr>
+      <w:tr>
+        <w:trPr>
+          <w:cantSplit/>
+        </w:trPr>
+        <w:tc>
+          <w:tcPr>
+            <w:shd w:val="clear" w:color="auto" w:fill="F7FAFC"/>
+            <w:vAlign w:val="center"/>
+            <w:tcW w:type="dxa" w:w="1290"/>
+          </w:tcPr>
+          <w:p>
+            <w:pPr>
+              <w:keepNext/>
+              <w:spacing w:before="20" w:after="20"/>
+              <w:jc w:val="center"/>
+            </w:pPr>
+            <w:r/>
+          </w:p>
+        </w:tc>
+        <w:tc>
+          <w:tcPr>
+            <w:shd w:val="clear" w:color="auto" w:fill="F7FAFC"/>
+            <w:vAlign w:val="center"/>
+            <w:tcW w:type="dxa" w:w="984"/>
+          </w:tcPr>
+          <w:p>
+            <w:pPr>
+              <w:keepNext/>
+              <w:spacing w:before="20" w:after="20"/>
+              <w:jc w:val="center"/>
+            </w:pPr>
+            <w:r/>
+          </w:p>
+        </w:tc>
+        <w:tc>
+          <w:tcPr>
+            <w:shd w:val="clear" w:color="auto" w:fill="F7FAFC"/>
+            <w:vAlign w:val="center"/>
+            <w:tcW w:type="dxa" w:w="1272"/>
+          </w:tcPr>
+          <w:p>
+            <w:pPr>
+              <w:keepNext/>
+              <w:spacing w:before="20" w:after="20"/>
+              <w:jc w:val="center"/>
+            </w:pPr>
+            <w:r/>
+          </w:p>
+        </w:tc>
+        <w:tc>
+          <w:tcPr>
+            <w:shd w:val="clear" w:color="auto" w:fill="F7FAFC"/>
+            <w:vAlign w:val="center"/>
+            <w:tcW w:type="dxa" w:w="1907"/>
+          </w:tcPr>
+          <w:p>
+            <w:pPr>
+              <w:keepNext/>
+              <w:spacing w:before="20" w:after="20"/>
+              <w:jc w:val="center"/>
+            </w:pPr>
+            <w:r/>
+          </w:p>
+        </w:tc>
+        <w:tc>
+          <w:tcPr>
+            <w:shd w:val="clear" w:color="auto" w:fill="F7FAFC"/>
+            <w:vAlign w:val="center"/>
+            <w:tcW w:type="dxa" w:w="1272"/>
+          </w:tcPr>
+          <w:p>
+            <w:pPr>
+              <w:keepNext/>
+              <w:spacing w:before="20" w:after="20"/>
+              <w:jc w:val="center"/>
+            </w:pPr>
+            <w:r/>
+          </w:p>
+        </w:tc>
+        <w:tc>
+          <w:tcPr>
+            <w:shd w:val="clear" w:color="auto" w:fill="F7FAFC"/>
+            <w:vAlign w:val="center"/>
+            <w:tcW w:type="dxa" w:w="1907"/>
+          </w:tcPr>
+          <w:p>
+            <w:pPr>
+              <w:keepNext/>
+              <w:spacing w:before="20" w:after="20"/>
+              <w:jc w:val="center"/>
+            </w:pPr>
+            <w:r/>
+          </w:p>
+        </w:tc>
+        <w:tc>
+          <w:tcPr>
+            <w:shd w:val="clear" w:color="auto" w:fill="F7FAFC"/>
+            <w:vAlign w:val="center"/>
+            <w:tcW w:type="dxa" w:w="1002"/>
+          </w:tcPr>
+          <w:p>
+            <w:pPr>
+              <w:keepNext/>
+              <w:spacing w:before="20" w:after="20"/>
+              <w:jc w:val="center"/>
+            </w:pPr>
+            <w:r/>
+          </w:p>
+        </w:tc>
+        <w:tc>
+          <w:tcPr>
+            <w:shd w:val="clear" w:color="auto" w:fill="F7FAFC"/>
+            <w:vAlign w:val="center"/>
+            <w:tcW w:type="dxa" w:w="829"/>
+          </w:tcPr>
+          <w:p>
+            <w:pPr>
+              <w:keepNext/>
+              <w:spacing w:before="20" w:after="20"/>
+              <w:jc w:val="center"/>
+            </w:pPr>
+            <w:r/>
+          </w:p>
+        </w:tc>
+      </w:tr>
+      <w:tr>
+        <w:trPr>
+          <w:cantSplit/>
+        </w:trPr>
+        <w:tc>
+          <w:tcPr>
+            <w:vAlign w:val="center"/>
+            <w:tcW w:type="dxa" w:w="1290"/>
+          </w:tcPr>
+          <w:p>
+            <w:pPr>
+              <w:keepNext/>
+              <w:spacing w:before="20" w:after="20"/>
+              <w:jc w:val="center"/>
+            </w:pPr>
+            <w:r/>
+          </w:p>
+        </w:tc>
+        <w:tc>
+          <w:tcPr>
+            <w:vAlign w:val="center"/>
+            <w:tcW w:type="dxa" w:w="984"/>
+          </w:tcPr>
+          <w:p>
+            <w:pPr>
+              <w:keepNext/>
+              <w:spacing w:before="20" w:after="20"/>
+              <w:jc w:val="center"/>
+            </w:pPr>
+            <w:r/>
+          </w:p>
+        </w:tc>
+        <w:tc>
+          <w:tcPr>
+            <w:vAlign w:val="center"/>
+            <w:tcW w:type="dxa" w:w="1272"/>
+          </w:tcPr>
+          <w:p>
+            <w:pPr>
+              <w:keepNext/>
+              <w:spacing w:before="20" w:after="20"/>
+              <w:jc w:val="center"/>
+            </w:pPr>
+            <w:r/>
+          </w:p>
+        </w:tc>
+        <w:tc>
+          <w:tcPr>
+            <w:vAlign w:val="center"/>
+            <w:tcW w:type="dxa" w:w="1907"/>
+          </w:tcPr>
+          <w:p>
+            <w:pPr>
+              <w:keepNext/>
+              <w:spacing w:before="20" w:after="20"/>
+              <w:jc w:val="center"/>
+            </w:pPr>
+            <w:r/>
+          </w:p>
+        </w:tc>
+        <w:tc>
+          <w:tcPr>
+            <w:vAlign w:val="center"/>
+            <w:tcW w:type="dxa" w:w="1272"/>
+          </w:tcPr>
+          <w:p>
+            <w:pPr>
+              <w:keepNext/>
+              <w:spacing w:before="20" w:after="20"/>
+              <w:jc w:val="center"/>
+            </w:pPr>
+            <w:r/>
+          </w:p>
+        </w:tc>
+        <w:tc>
+          <w:tcPr>
+            <w:vAlign w:val="center"/>
+            <w:tcW w:type="dxa" w:w="1907"/>
+          </w:tcPr>
+          <w:p>
+            <w:pPr>
+              <w:keepNext/>
+              <w:spacing w:before="20" w:after="20"/>
+              <w:jc w:val="center"/>
+            </w:pPr>
+            <w:r/>
+          </w:p>
+        </w:tc>
+        <w:tc>
+          <w:tcPr>
+            <w:vAlign w:val="center"/>
+            <w:tcW w:type="dxa" w:w="1002"/>
+          </w:tcPr>
+          <w:p>
+            <w:pPr>
+              <w:keepNext/>
+              <w:spacing w:before="20" w:after="20"/>
+              <w:jc w:val="center"/>
+            </w:pPr>
+            <w:r/>
+          </w:p>
+        </w:tc>
+        <w:tc>
+          <w:tcPr>
+            <w:vAlign w:val="center"/>
+            <w:tcW w:type="dxa" w:w="829"/>
+          </w:tcPr>
+          <w:p>
+            <w:pPr>
+              <w:keepNext/>
+              <w:spacing w:before="20" w:after="20"/>
+              <w:jc w:val="center"/>
+            </w:pPr>
+            <w:r/>
+          </w:p>
+        </w:tc>
+      </w:tr>
+      <w:tr>
+        <w:trPr>
+          <w:cantSplit/>
+        </w:trPr>
+        <w:tc>
+          <w:tcPr>
+            <w:shd w:val="clear" w:color="auto" w:fill="F7FAFC"/>
+            <w:vAlign w:val="center"/>
+            <w:tcW w:type="dxa" w:w="1290"/>
+          </w:tcPr>
+          <w:p>
+            <w:pPr>
+              <w:spacing w:before="20" w:after="20"/>
+              <w:jc w:val="center"/>
+            </w:pPr>
+            <w:r/>
+          </w:p>
+        </w:tc>
+        <w:tc>
+          <w:tcPr>
+            <w:shd w:val="clear" w:color="auto" w:fill="F7FAFC"/>
+            <w:vAlign w:val="center"/>
+            <w:tcW w:type="dxa" w:w="984"/>
+          </w:tcPr>
+          <w:p>
+            <w:pPr>
+              <w:spacing w:before="20" w:after="20"/>
+              <w:jc w:val="center"/>
+            </w:pPr>
+            <w:r/>
+          </w:p>
+        </w:tc>
+        <w:tc>
+          <w:tcPr>
+            <w:shd w:val="clear" w:color="auto" w:fill="F7FAFC"/>
+            <w:vAlign w:val="center"/>
+            <w:tcW w:type="dxa" w:w="1272"/>
+          </w:tcPr>
+          <w:p>
+            <w:pPr>
+              <w:spacing w:before="20" w:after="20"/>
+              <w:jc w:val="center"/>
+            </w:pPr>
+            <w:r/>
+          </w:p>
+        </w:tc>
+        <w:tc>
+          <w:tcPr>
+            <w:shd w:val="clear" w:color="auto" w:fill="F7FAFC"/>
+            <w:vAlign w:val="center"/>
+            <w:tcW w:type="dxa" w:w="1907"/>
+          </w:tcPr>
+          <w:p>
+            <w:pPr>
+              <w:spacing w:before="20" w:after="20"/>
+              <w:jc w:val="center"/>
+            </w:pPr>
+            <w:r/>
+          </w:p>
+        </w:tc>
+        <w:tc>
+          <w:tcPr>
+            <w:shd w:val="clear" w:color="auto" w:fill="F7FAFC"/>
+            <w:vAlign w:val="center"/>
+            <w:tcW w:type="dxa" w:w="1272"/>
+          </w:tcPr>
+          <w:p>
+            <w:pPr>
+              <w:spacing w:before="20" w:after="20"/>
+              <w:jc w:val="center"/>
+            </w:pPr>
+            <w:r/>
+          </w:p>
+        </w:tc>
+        <w:tc>
+          <w:tcPr>
+            <w:shd w:val="clear" w:color="auto" w:fill="F7FAFC"/>
+            <w:vAlign w:val="center"/>
+            <w:tcW w:type="dxa" w:w="1907"/>
+          </w:tcPr>
+          <w:p>
+            <w:pPr>
+              <w:spacing w:before="20" w:after="20"/>
+              <w:jc w:val="center"/>
+            </w:pPr>
+            <w:r/>
+          </w:p>
+        </w:tc>
+        <w:tc>
+          <w:tcPr>
+            <w:shd w:val="clear" w:color="auto" w:fill="F7FAFC"/>
+            <w:vAlign w:val="center"/>
+            <w:tcW w:type="dxa" w:w="1002"/>
+          </w:tcPr>
+          <w:p>
+            <w:pPr>
+              <w:spacing w:before="20" w:after="20"/>
+              <w:jc w:val="center"/>
+            </w:pPr>
+            <w:r/>
+          </w:p>
+        </w:tc>
+        <w:tc>
+          <w:tcPr>
+            <w:shd w:val="clear" w:color="auto" w:fill="F7FAFC"/>
+            <w:vAlign w:val="center"/>
+            <w:tcW w:type="dxa" w:w="829"/>
           </w:tcPr>
           <w:p>
             <w:pPr>
@@ -2062,7 +3252,7 @@
                 <w:color w:val="000000"/>
                 <w:sz w:val="18"/>
               </w:rPr>
-              <w:t>Предкондиционирање почнато</w:t>
+              <w:t>Предкондиционирање почнато (само активна)</w:t>
             </w:r>
             <w:r>
               <w:rPr>
@@ -2082,7 +3272,7 @@
                 <w:color w:val="000000"/>
                 <w:sz w:val="14"/>
               </w:rPr>
-              <w:t>Pre-conditioning started</w:t>
+              <w:t>Pre-conditioning started (active only)</w:t>
             </w:r>
           </w:p>
         </w:tc>
@@ -2140,7 +3330,7 @@
                 <w:color w:val="000000"/>
                 <w:sz w:val="18"/>
               </w:rPr>
-              <w:t>Товарање завршено, вратата затворена</w:t>
+              <w:t>Палетите завиткани, логерите активирани</w:t>
             </w:r>
             <w:r>
               <w:rPr>
@@ -2160,7 +3350,7 @@
                 <w:color w:val="000000"/>
                 <w:sz w:val="14"/>
               </w:rPr>
-              <w:t>Loading complete, door closed</w:t>
+              <w:t>Pallets wrapped, loggers started</w:t>
             </w:r>
           </w:p>
         </w:tc>
@@ -2207,7 +3397,6 @@
           </w:tcPr>
           <w:p>
             <w:pPr>
-              <w:keepNext/>
               <w:spacing w:before="20" w:after="20"/>
               <w:jc w:val="center"/>
             </w:pPr>
@@ -2220,7 +3409,7 @@
                 <w:color w:val="000000"/>
                 <w:sz w:val="18"/>
               </w:rPr>
-              <w:t>Поаѓање</w:t>
+              <w:t>Товарање завршено, вратата затворена</w:t>
             </w:r>
             <w:r>
               <w:rPr>
@@ -2240,7 +3429,7 @@
                 <w:color w:val="000000"/>
                 <w:sz w:val="14"/>
               </w:rPr>
-              <w:t>Departure</w:t>
+              <w:t>Loading complete, door closed</w:t>
             </w:r>
           </w:p>
         </w:tc>
@@ -2251,7 +3440,6 @@
           </w:tcPr>
           <w:p>
             <w:pPr>
-              <w:keepNext/>
               <w:spacing w:before="20" w:after="20"/>
               <w:jc w:val="center"/>
             </w:pPr>
@@ -2265,7 +3453,6 @@
           </w:tcPr>
           <w:p>
             <w:pPr>
-              <w:keepNext/>
               <w:spacing w:before="20" w:after="20"/>
               <w:jc w:val="center"/>
             </w:pPr>
@@ -2285,7 +3472,6 @@
           </w:tcPr>
           <w:p>
             <w:pPr>
-              <w:keepNext/>
               <w:spacing w:before="20" w:after="20"/>
               <w:jc w:val="center"/>
             </w:pPr>
@@ -2298,7 +3484,7 @@
                 <w:color w:val="000000"/>
                 <w:sz w:val="18"/>
               </w:rPr>
-              <w:t>Застанувања (место, траење)</w:t>
+              <w:t>Поаѓање</w:t>
             </w:r>
             <w:r>
               <w:rPr>
@@ -2318,7 +3504,7 @@
                 <w:color w:val="000000"/>
                 <w:sz w:val="14"/>
               </w:rPr>
-              <w:t>Stops (place, duration)</w:t>
+              <w:t>Departure</w:t>
             </w:r>
           </w:p>
         </w:tc>
@@ -2330,7 +3516,6 @@
           </w:tcPr>
           <w:p>
             <w:pPr>
-              <w:keepNext/>
               <w:spacing w:before="20" w:after="20"/>
               <w:jc w:val="center"/>
             </w:pPr>
@@ -2345,7 +3530,6 @@
           </w:tcPr>
           <w:p>
             <w:pPr>
-              <w:keepNext/>
               <w:spacing w:before="20" w:after="20"/>
               <w:jc w:val="center"/>
             </w:pPr>
@@ -2365,7 +3549,6 @@
           </w:tcPr>
           <w:p>
             <w:pPr>
-              <w:keepNext/>
               <w:spacing w:before="20" w:after="20"/>
               <w:jc w:val="center"/>
             </w:pPr>
@@ -2378,7 +3561,7 @@
                 <w:color w:val="000000"/>
                 <w:sz w:val="18"/>
               </w:rPr>
-              <w:t>Пристигнување</w:t>
+              <w:t>Застанувања (место, траење)</w:t>
             </w:r>
             <w:r>
               <w:rPr>
@@ -2398,7 +3581,7 @@
                 <w:color w:val="000000"/>
                 <w:sz w:val="14"/>
               </w:rPr>
-              <w:t>Arrival</w:t>
+              <w:t>Stops (place, duration)</w:t>
             </w:r>
           </w:p>
         </w:tc>
@@ -2409,7 +3592,6 @@
           </w:tcPr>
           <w:p>
             <w:pPr>
-              <w:keepNext/>
               <w:spacing w:before="20" w:after="20"/>
               <w:jc w:val="center"/>
             </w:pPr>
@@ -2423,7 +3605,6 @@
           </w:tcPr>
           <w:p>
             <w:pPr>
-              <w:keepNext/>
               <w:spacing w:before="20" w:after="20"/>
               <w:jc w:val="center"/>
             </w:pPr>
@@ -2443,7 +3624,6 @@
           </w:tcPr>
           <w:p>
             <w:pPr>
-              <w:keepNext/>
               <w:spacing w:before="20" w:after="20"/>
               <w:jc w:val="center"/>
             </w:pPr>
@@ -2456,7 +3636,7 @@
                 <w:color w:val="000000"/>
                 <w:sz w:val="18"/>
               </w:rPr>
-              <w:t>Отворање и истовар</w:t>
+              <w:t>Пристигнување</w:t>
             </w:r>
             <w:r>
               <w:rPr>
@@ -2476,7 +3656,7 @@
                 <w:color w:val="000000"/>
                 <w:sz w:val="14"/>
               </w:rPr>
-              <w:t>Opening and unloading</w:t>
+              <w:t>Arrival</w:t>
             </w:r>
           </w:p>
         </w:tc>
@@ -2488,7 +3668,6 @@
           </w:tcPr>
           <w:p>
             <w:pPr>
-              <w:keepNext/>
               <w:spacing w:before="20" w:after="20"/>
               <w:jc w:val="center"/>
             </w:pPr>
@@ -2503,7 +3682,6 @@
           </w:tcPr>
           <w:p>
             <w:pPr>
-              <w:keepNext/>
               <w:spacing w:before="20" w:after="20"/>
               <w:jc w:val="center"/>
             </w:pPr>
@@ -2535,6 +3713,81 @@
                 <w:color w:val="000000"/>
                 <w:sz w:val="18"/>
               </w:rPr>
+              <w:t>Отворање и истовар</w:t>
+            </w:r>
+            <w:r>
+              <w:rPr>
+                <w:rFonts w:ascii="Calibri" w:hAnsi="Calibri"/>
+                <w:b w:val="0"/>
+                <w:i w:val="0"/>
+                <w:color w:val="000000"/>
+                <w:sz w:val="14"/>
+              </w:rPr>
+              <w:t xml:space="preserve"> | </w:t>
+            </w:r>
+            <w:r>
+              <w:rPr>
+                <w:rFonts w:ascii="Calibri" w:hAnsi="Calibri"/>
+                <w:b w:val="0"/>
+                <w:i/>
+                <w:color w:val="000000"/>
+                <w:sz w:val="14"/>
+              </w:rPr>
+              <w:t>Opening and unloading</w:t>
+            </w:r>
+          </w:p>
+        </w:tc>
+        <w:tc>
+          <w:tcPr>
+            <w:vAlign w:val="center"/>
+            <w:tcW w:type="dxa" w:w="2056"/>
+          </w:tcPr>
+          <w:p>
+            <w:pPr>
+              <w:spacing w:before="20" w:after="20"/>
+              <w:jc w:val="center"/>
+            </w:pPr>
+            <w:r/>
+          </w:p>
+        </w:tc>
+        <w:tc>
+          <w:tcPr>
+            <w:vAlign w:val="center"/>
+            <w:tcW w:type="dxa" w:w="2903"/>
+          </w:tcPr>
+          <w:p>
+            <w:pPr>
+              <w:spacing w:before="20" w:after="20"/>
+              <w:jc w:val="center"/>
+            </w:pPr>
+            <w:r/>
+          </w:p>
+        </w:tc>
+      </w:tr>
+      <w:tr>
+        <w:trPr>
+          <w:cantSplit/>
+        </w:trPr>
+        <w:tc>
+          <w:tcPr>
+            <w:shd w:val="clear" w:color="auto" w:fill="F2F2F2"/>
+            <w:vAlign w:val="center"/>
+            <w:tcW w:type="dxa" w:w="5506"/>
+          </w:tcPr>
+          <w:p>
+            <w:pPr>
+              <w:spacing w:before="20" w:after="20"/>
+              <w:jc w:val="center"/>
+            </w:pPr>
+            <w:r/>
+            <w:r>
+              <w:rPr>
+                <w:rFonts w:ascii="Calibri" w:hAnsi="Calibri"/>
+                <w:b w:val="0"/>
+                <w:i w:val="0"/>
+                <w:color w:val="000000"/>
+                <w:sz w:val="18"/>
+              </w:rPr>
               <w:t>Вкупно времетраење (h:min)</w:t>
             </w:r>
             <w:r>
@@ -2561,6 +3814,7 @@
         </w:tc>
         <w:tc>
           <w:tcPr>
+            <w:shd w:val="clear" w:color="auto" w:fill="F7FAFC"/>
             <w:vAlign w:val="center"/>
             <w:tcW w:type="dxa" w:w="2056"/>
           </w:tcPr>
@@ -2574,6 +3828,7 @@
         </w:tc>
         <w:tc>
           <w:tcPr>
+            <w:shd w:val="clear" w:color="auto" w:fill="F7FAFC"/>
             <w:vAlign w:val="center"/>
             <w:tcW w:type="dxa" w:w="2903"/>
           </w:tcPr>
@@ -2926,7 +4181,7 @@
                 <w:color w:val="000000"/>
                 <w:sz w:val="18"/>
               </w:rPr>
-              <w:t>Сите логери во опсег во текот на целото патување</w:t>
+              <w:t>Сите логери во палетите во опсег во текот на целото патување</w:t>
             </w:r>
             <w:r>
               <w:rPr>
@@ -2946,7 +4201,7 @@
                 <w:color w:val="000000"/>
                 <w:sz w:val="14"/>
               </w:rPr>
-              <w:t>All loggers within range throughout the journey</w:t>
+              <w:t>All pallet loggers within range throughout the journey</w:t>
             </w:r>
           </w:p>
         </w:tc>
@@ -3386,7 +4641,7 @@
                 <w:color w:val="000000"/>
                 <w:sz w:val="18"/>
               </w:rPr>
-              <w:t>Пломбите цели, броевите одговараат</w:t>
+              <w:t>Пломбите, лентите и завиткувањето цели</w:t>
             </w:r>
             <w:r>
               <w:rPr>
@@ -3406,7 +4661,7 @@
                 <w:color w:val="000000"/>
                 <w:sz w:val="14"/>
               </w:rPr>
-              <w:t>Seals intact, numbers match</w:t>
+              <w:t>Seals, tapes and wrapping intact</w:t>
             </w:r>
           </w:p>
         </w:tc>
@@ -3724,7 +4979,7 @@
                 <w:color w:val="000000"/>
                 <w:sz w:val="18"/>
               </w:rPr>
-              <w:t>GPS ја потврдува одобрената рута</w:t>
+              <w:t>Контролните јавувања ја потврдуваат одобрената рута; придружувањето присутно</w:t>
             </w:r>
             <w:r>
               <w:rPr>
@@ -3744,7 +4999,7 @@
                 <w:color w:val="000000"/>
                 <w:sz w:val="14"/>
               </w:rPr>
-              <w:t>GPS confirms approved route</w:t>
+              <w:t>Check-in calls confirm the approved route; escort present</w:t>
             </w:r>
           </w:p>
         </w:tc>

--- a/deliverables/inland_transport_2026-10/docx/QASOP_0XX_A04.docx
+++ b/deliverables/inland_transport_2026-10/docx/QASOP_0XX_A04.docx
@@ -693,9 +693,9 @@
       </w:tblPr>
       <w:tblGrid>
         <w:gridCol w:w="2109"/>
-        <w:gridCol w:w="2534"/>
-        <w:gridCol w:w="3288"/>
-        <w:gridCol w:w="2534"/>
+        <w:gridCol w:w="2783"/>
+        <w:gridCol w:w="2789"/>
+        <w:gridCol w:w="2783"/>
       </w:tblGrid>
       <w:tr>
         <w:trPr>
@@ -709,6 +709,7 @@
           </w:tcPr>
           <w:p>
             <w:pPr>
+              <w:keepNext/>
               <w:spacing w:before="20" w:after="20"/>
               <w:jc w:val="left"/>
             </w:pPr>
@@ -748,10 +749,11 @@
         <w:tc>
           <w:tcPr>
             <w:vAlign w:val="center"/>
-            <w:tcW w:type="pct" w:w="1210"/>
-          </w:tcPr>
-          <w:p>
-            <w:pPr>
+            <w:tcW w:type="pct" w:w="1329"/>
+          </w:tcPr>
+          <w:p>
+            <w:pPr>
+              <w:keepNext/>
               <w:spacing w:before="20" w:after="20"/>
               <w:jc w:val="center"/>
             </w:pPr>
@@ -762,10 +764,96 @@
           <w:tcPr>
             <w:shd w:val="clear" w:color="auto" w:fill="F2F2F2"/>
             <w:vAlign w:val="center"/>
+            <w:tcW w:type="pct" w:w="1332"/>
+          </w:tcPr>
+          <w:p>
+            <w:pPr>
+              <w:keepNext/>
+              <w:spacing w:before="20" w:after="20"/>
+              <w:jc w:val="left"/>
+            </w:pPr>
+            <w:r/>
+            <w:r>
+              <w:rPr>
+                <w:rFonts w:ascii="Calibri" w:hAnsi="Calibri"/>
+                <w:b/>
+                <w:i w:val="0"/>
+                <w:color w:val="000000"/>
+                <w:sz w:val="20"/>
+              </w:rPr>
+              <w:t>Превозник / возило</w:t>
+            </w:r>
+            <w:r>
+              <w:rPr>
+                <w:rFonts w:ascii="Calibri" w:hAnsi="Calibri"/>
+                <w:b w:val="0"/>
+                <w:i w:val="0"/>
+                <w:color w:val="000000"/>
+                <w:sz w:val="16"/>
+              </w:rPr>
+              <w:t xml:space="preserve"> | </w:t>
+            </w:r>
+            <w:r>
+              <w:rPr>
+                <w:rFonts w:ascii="Calibri" w:hAnsi="Calibri"/>
+                <w:b w:val="0"/>
+                <w:i w:val="0"/>
+                <w:color w:val="000000"/>
+                <w:sz w:val="16"/>
+              </w:rPr>
+              <w:t>Carrier / vehicle</w:t>
+            </w:r>
+          </w:p>
+        </w:tc>
+        <w:tc>
+          <w:tcPr>
+            <w:vAlign w:val="center"/>
+            <w:tcW w:type="pct" w:w="1329"/>
+          </w:tcPr>
+          <w:p>
+            <w:pPr>
+              <w:keepNext/>
+              <w:spacing w:before="20" w:after="20"/>
+              <w:jc w:val="center"/>
+            </w:pPr>
+            <w:r/>
+          </w:p>
+        </w:tc>
+      </w:tr>
+    </w:tbl>
+    <w:tbl>
+      <w:tblPr>
+        <w:jc w:val="center"/>
+        <w:tblLook w:firstColumn="1" w:firstRow="1" w:lastColumn="0" w:lastRow="0" w:noHBand="0" w:noVBand="1" w:val="04A0"/>
+        <w:tblLayout w:type="fixed"/>
+        <w:tblW w:type="pct" w:w="5000"/>
+        <w:tblInd w:type="dxa" w:w="0"/>
+        <w:tblBorders>
+          <w:top w:val="single" w:sz="4" w:space="0" w:color="2B547E"/>
+          <w:left w:val="single" w:sz="4" w:space="0" w:color="2B547E"/>
+          <w:bottom w:val="single" w:sz="4" w:space="0" w:color="2B547E"/>
+          <w:right w:val="single" w:sz="4" w:space="0" w:color="2B547E"/>
+          <w:insideH w:val="single" w:sz="4" w:space="0" w:color="2B547E"/>
+          <w:insideV w:val="single" w:sz="4" w:space="0" w:color="2B547E"/>
+        </w:tblBorders>
+      </w:tblPr>
+      <w:tblGrid>
+        <w:gridCol w:w="3288"/>
+        <w:gridCol w:w="7178"/>
+      </w:tblGrid>
+      <w:tr>
+        <w:trPr>
+          <w:cantSplit/>
+        </w:trPr>
+        <w:tc>
+          <w:tcPr>
+            <w:shd w:val="clear" w:color="auto" w:fill="F2F2F2"/>
+            <w:vAlign w:val="center"/>
             <w:tcW w:type="pct" w:w="1570"/>
           </w:tcPr>
           <w:p>
             <w:pPr>
+              <w:keepNext/>
               <w:spacing w:before="20" w:after="20"/>
               <w:jc w:val="left"/>
             </w:pPr>
@@ -778,6 +866,120 @@
                 <w:color w:val="000000"/>
                 <w:sz w:val="20"/>
               </w:rPr>
+              <w:t>Контрола на температура</w:t>
+            </w:r>
+            <w:r>
+              <w:rPr>
+                <w:rFonts w:ascii="Calibri" w:hAnsi="Calibri"/>
+                <w:b w:val="0"/>
+                <w:i w:val="0"/>
+                <w:color w:val="000000"/>
+                <w:sz w:val="16"/>
+              </w:rPr>
+              <w:t xml:space="preserve"> | </w:t>
+            </w:r>
+            <w:r>
+              <w:rPr>
+                <w:rFonts w:ascii="Calibri" w:hAnsi="Calibri"/>
+                <w:b w:val="0"/>
+                <w:i w:val="0"/>
+                <w:color w:val="000000"/>
+                <w:sz w:val="16"/>
+              </w:rPr>
+              <w:t>Temperature control</w:t>
+            </w:r>
+          </w:p>
+        </w:tc>
+        <w:tc>
+          <w:tcPr>
+            <w:vAlign w:val="center"/>
+            <w:tcW w:type="pct" w:w="3429"/>
+          </w:tcPr>
+          <w:p>
+            <w:pPr>
+              <w:keepNext/>
+              <w:spacing w:before="20" w:after="20"/>
+              <w:jc w:val="center"/>
+            </w:pPr>
+            <w:r/>
+            <w:r>
+              <w:rPr>
+                <w:rFonts w:ascii="Calibri" w:hAnsi="Calibri"/>
+                <w:b w:val="0"/>
+                <w:i w:val="0"/>
+                <w:color w:val="000000"/>
+                <w:sz w:val="20"/>
+              </w:rPr>
+              <w:t>☐ Активна</w:t>
+            </w:r>
+            <w:r>
+              <w:rPr>
+                <w:rFonts w:ascii="Calibri" w:hAnsi="Calibri"/>
+                <w:b w:val="0"/>
+                <w:i w:val="0"/>
+                <w:color w:val="000000"/>
+                <w:sz w:val="16"/>
+              </w:rPr>
+              <w:t xml:space="preserve"> | </w:t>
+            </w:r>
+            <w:r>
+              <w:rPr>
+                <w:rFonts w:ascii="Calibri" w:hAnsi="Calibri"/>
+                <w:b w:val="0"/>
+                <w:i/>
+                <w:color w:val="000000"/>
+                <w:sz w:val="16"/>
+              </w:rPr>
+              <w:t>Active   ☐ Пасивна | Passive</w:t>
+            </w:r>
+          </w:p>
+        </w:tc>
+      </w:tr>
+    </w:tbl>
+    <w:tbl>
+      <w:tblPr>
+        <w:jc w:val="center"/>
+        <w:tblLook w:firstColumn="1" w:firstRow="1" w:lastColumn="0" w:lastRow="0" w:noHBand="0" w:noVBand="1" w:val="04A0"/>
+        <w:tblLayout w:type="fixed"/>
+        <w:tblW w:type="pct" w:w="5000"/>
+        <w:tblInd w:type="dxa" w:w="0"/>
+        <w:tblBorders>
+          <w:top w:val="single" w:sz="4" w:space="0" w:color="2B547E"/>
+          <w:left w:val="single" w:sz="4" w:space="0" w:color="2B547E"/>
+          <w:bottom w:val="single" w:sz="4" w:space="0" w:color="2B547E"/>
+          <w:right w:val="single" w:sz="4" w:space="0" w:color="2B547E"/>
+          <w:insideH w:val="single" w:sz="4" w:space="0" w:color="2B547E"/>
+          <w:insideV w:val="single" w:sz="4" w:space="0" w:color="2B547E"/>
+        </w:tblBorders>
+      </w:tblPr>
+      <w:tblGrid>
+        <w:gridCol w:w="3288"/>
+        <w:gridCol w:w="7178"/>
+      </w:tblGrid>
+      <w:tr>
+        <w:trPr>
+          <w:cantSplit/>
+        </w:trPr>
+        <w:tc>
+          <w:tcPr>
+            <w:shd w:val="clear" w:color="auto" w:fill="F2F2F2"/>
+            <w:vAlign w:val="center"/>
+            <w:tcW w:type="pct" w:w="1570"/>
+          </w:tcPr>
+          <w:p>
+            <w:pPr>
+              <w:spacing w:before="20" w:after="20"/>
+              <w:jc w:val="left"/>
+            </w:pPr>
+            <w:r/>
+            <w:r>
+              <w:rPr>
+                <w:rFonts w:ascii="Calibri" w:hAnsi="Calibri"/>
+                <w:b/>
+                <w:i w:val="0"/>
+                <w:color w:val="000000"/>
+                <w:sz w:val="20"/>
+              </w:rPr>
               <w:t>Полициско придружување потврдено (МВР бр.)</w:t>
             </w:r>
             <w:r>
@@ -805,7 +1007,7 @@
         <w:tc>
           <w:tcPr>
             <w:vAlign w:val="center"/>
-            <w:tcW w:type="pct" w:w="1210"/>
+            <w:tcW w:type="pct" w:w="3429"/>
           </w:tcPr>
           <w:p>
             <w:pPr>

--- a/deliverables/inland_transport_2026-10/docx/QASOP_0XX_A04.docx
+++ b/deliverables/inland_transport_2026-10/docx/QASOP_0XX_A04.docx
@@ -1021,7 +1021,7 @@
     </w:tbl>
     <w:p>
       <w:pPr>
-        <w:keepNext/>
+        <w:keepNext w:val="0"/>
         <w:spacing w:before="0" w:after="0" w:lineRule="exact" w:line="120"/>
       </w:pPr>
     </w:p>
@@ -1204,7 +1204,7 @@
     </w:tbl>
     <w:p>
       <w:pPr>
-        <w:keepNext/>
+        <w:keepNext w:val="0"/>
         <w:spacing w:before="0" w:after="0" w:lineRule="exact" w:line="240"/>
       </w:pPr>
     </w:p>
@@ -1254,7 +1254,7 @@
     </w:p>
     <w:p>
       <w:pPr>
-        <w:keepNext/>
+        <w:keepNext w:val="0"/>
         <w:spacing w:before="0" w:after="0" w:lineRule="exact" w:line="160"/>
       </w:pPr>
     </w:p>
@@ -2066,7 +2066,7 @@
     </w:tbl>
     <w:p>
       <w:pPr>
-        <w:keepNext/>
+        <w:keepNext w:val="0"/>
         <w:spacing w:before="0" w:after="0" w:lineRule="exact" w:line="160"/>
       </w:pPr>
     </w:p>
@@ -3213,7 +3213,7 @@
     </w:tbl>
     <w:p>
       <w:pPr>
-        <w:keepNext/>
+        <w:keepNext w:val="0"/>
         <w:spacing w:before="0" w:after="0" w:lineRule="exact" w:line="240"/>
       </w:pPr>
     </w:p>
@@ -4046,7 +4046,7 @@
     </w:tbl>
     <w:p>
       <w:pPr>
-        <w:keepNext/>
+        <w:keepNext w:val="0"/>
         <w:spacing w:before="0" w:after="0" w:lineRule="exact" w:line="240"/>
       </w:pPr>
     </w:p>
@@ -5251,7 +5251,7 @@
     </w:tbl>
     <w:p>
       <w:pPr>
-        <w:keepNext/>
+        <w:keepNext w:val="0"/>
         <w:spacing w:before="0" w:after="0" w:lineRule="exact" w:line="120"/>
       </w:pPr>
     </w:p>
@@ -5340,7 +5340,7 @@
     </w:tbl>
     <w:p>
       <w:pPr>
-        <w:keepNext/>
+        <w:keepNext w:val="0"/>
         <w:spacing w:before="0" w:after="0" w:lineRule="exact" w:line="120"/>
       </w:pPr>
     </w:p>
@@ -5523,7 +5523,7 @@
     </w:tbl>
     <w:p>
       <w:pPr>
-        <w:keepNext/>
+        <w:keepNext w:val="0"/>
         <w:spacing w:before="0" w:after="0" w:lineRule="exact" w:line="240"/>
       </w:pPr>
     </w:p>

--- a/deliverables/inland_transport_2026-10/docx/QASOP_0XX_A04.docx
+++ b/deliverables/inland_transport_2026-10/docx/QASOP_0XX_A04.docx
@@ -180,7 +180,6 @@
           </w:tcPr>
           <w:p>
             <w:pPr>
-              <w:keepNext/>
               <w:spacing w:before="20" w:after="20"/>
               <w:jc w:val="left"/>
             </w:pPr>
@@ -224,7 +223,6 @@
           </w:tcPr>
           <w:p>
             <w:pPr>
-              <w:keepNext/>
               <w:spacing w:before="20" w:after="20"/>
               <w:jc w:val="center"/>
             </w:pPr>
@@ -249,7 +247,6 @@
           </w:tcPr>
           <w:p>
             <w:pPr>
-              <w:keepNext/>
               <w:spacing w:before="20" w:after="20"/>
               <w:jc w:val="left"/>
             </w:pPr>
@@ -293,7 +290,6 @@
           </w:tcPr>
           <w:p>
             <w:pPr>
-              <w:keepNext/>
               <w:spacing w:before="20" w:after="20"/>
               <w:jc w:val="center"/>
             </w:pPr>
@@ -336,7 +332,6 @@
           </w:tcPr>
           <w:p>
             <w:pPr>
-              <w:keepNext/>
               <w:spacing w:before="20" w:after="20"/>
               <w:jc w:val="left"/>
             </w:pPr>
@@ -380,7 +375,6 @@
           </w:tcPr>
           <w:p>
             <w:pPr>
-              <w:keepNext/>
               <w:spacing w:before="20" w:after="20"/>
               <w:jc w:val="center"/>
             </w:pPr>
@@ -405,7 +399,6 @@
           </w:tcPr>
           <w:p>
             <w:pPr>
-              <w:keepNext/>
               <w:spacing w:before="20" w:after="20"/>
               <w:jc w:val="left"/>
             </w:pPr>
@@ -449,7 +442,6 @@
           </w:tcPr>
           <w:p>
             <w:pPr>
-              <w:keepNext/>
               <w:spacing w:before="20" w:after="20"/>
               <w:jc w:val="center"/>
             </w:pPr>
@@ -504,7 +496,6 @@
           </w:tcPr>
           <w:p>
             <w:pPr>
-              <w:keepNext/>
               <w:spacing w:before="20" w:after="20"/>
               <w:jc w:val="left"/>
             </w:pPr>
@@ -548,7 +539,6 @@
           </w:tcPr>
           <w:p>
             <w:pPr>
-              <w:keepNext/>
               <w:spacing w:before="20" w:after="20"/>
               <w:jc w:val="center"/>
             </w:pPr>
@@ -563,7 +553,6 @@
           </w:tcPr>
           <w:p>
             <w:pPr>
-              <w:keepNext/>
               <w:spacing w:before="20" w:after="20"/>
               <w:jc w:val="left"/>
             </w:pPr>
@@ -607,7 +596,6 @@
           </w:tcPr>
           <w:p>
             <w:pPr>
-              <w:keepNext/>
               <w:spacing w:before="20" w:after="20"/>
               <w:jc w:val="center"/>
             </w:pPr>
@@ -622,7 +610,6 @@
           </w:tcPr>
           <w:p>
             <w:pPr>
-              <w:keepNext/>
               <w:spacing w:before="20" w:after="20"/>
               <w:jc w:val="left"/>
             </w:pPr>
@@ -666,7 +653,6 @@
           </w:tcPr>
           <w:p>
             <w:pPr>
-              <w:keepNext/>
               <w:spacing w:before="20" w:after="20"/>
               <w:jc w:val="center"/>
             </w:pPr>
@@ -709,7 +695,6 @@
           </w:tcPr>
           <w:p>
             <w:pPr>
-              <w:keepNext/>
               <w:spacing w:before="20" w:after="20"/>
               <w:jc w:val="left"/>
             </w:pPr>
@@ -753,7 +738,6 @@
           </w:tcPr>
           <w:p>
             <w:pPr>
-              <w:keepNext/>
               <w:spacing w:before="20" w:after="20"/>
               <w:jc w:val="center"/>
             </w:pPr>
@@ -768,7 +752,6 @@
           </w:tcPr>
           <w:p>
             <w:pPr>
-              <w:keepNext/>
               <w:spacing w:before="20" w:after="20"/>
               <w:jc w:val="left"/>
             </w:pPr>
@@ -812,7 +795,6 @@
           </w:tcPr>
           <w:p>
             <w:pPr>
-              <w:keepNext/>
               <w:spacing w:before="20" w:after="20"/>
               <w:jc w:val="center"/>
             </w:pPr>
@@ -853,7 +835,6 @@
           </w:tcPr>
           <w:p>
             <w:pPr>
-              <w:keepNext/>
               <w:spacing w:before="20" w:after="20"/>
               <w:jc w:val="left"/>
             </w:pPr>
@@ -897,7 +878,6 @@
           </w:tcPr>
           <w:p>
             <w:pPr>
-              <w:keepNext/>
               <w:spacing w:before="20" w:after="20"/>
               <w:jc w:val="center"/>
             </w:pPr>
